--- a/2022年/2022年12月中国电子学会软件编程图形化等级考试2级.docx
+++ b/2022年/2022年12月中国电子学会软件编程图形化等级考试2级.docx
@@ -1,523 +1,5 @@
 
-<file path=docProps\app.xml><?xml version="1.0" encoding="utf-8"?>
-<Properties xmlns="http://schemas.openxmlformats.org/officeDocument/2006/extended-properties" xmlns:vt="http://schemas.openxmlformats.org/officeDocument/2006/docPropsVTypes">
-  <Template>Normal.dotm</Template>
-  <Pages>1</Pages>
-  <Words>22</Words>
-  <Characters>22</Characters>
-  <Lines>0</Lines>
-  <Paragraphs>0</Paragraphs>
-  <TotalTime>0</TotalTime>
-  <ScaleCrop>false</ScaleCrop>
-  <LinksUpToDate>false</LinksUpToDate>
-  <CharactersWithSpaces>22</CharactersWithSpaces>
-  <Application>WPS Office_11.1.0.13703_F1E327BC-269C-435d-A152-05C5408002CA</Application>
-  <DocSecurity>0</DocSecurity>
-</Properties>
-</file>
-
-<file path=docProps\core.xml><?xml version="1.0" encoding="utf-8"?>
-<cp:coreProperties xmlns:cp="http://schemas.openxmlformats.org/package/2006/metadata/core-properties" xmlns:dc="http://purl.org/dc/elements/1.1/" xmlns:dcterms="http://purl.org/dc/terms/" xmlns:dcmitype="http://purl.org/dc/dcmitype/" xmlns:xsi="http://www.w3.org/2001/XMLSchema-instance">
-  <dcterms:created xsi:type="dcterms:W3CDTF">2023-01-05T02:38:00Z</dcterms:created>
-  <dc:creator>黎～</dc:creator>
-  <cp:lastModifiedBy>黎～</cp:lastModifiedBy>
-  <dcterms:modified xsi:type="dcterms:W3CDTF">2023-01-05T02:40:02Z</dcterms:modified>
-  <cp:revision>1</cp:revision>
-</cp:coreProperties>
-</file>
-
-<file path=docProps\custom.xml><?xml version="1.0" encoding="utf-8"?>
-<Properties xmlns="http://schemas.openxmlformats.org/officeDocument/2006/custom-properties" xmlns:vt="http://schemas.openxmlformats.org/officeDocument/2006/docPropsVTypes">
-  <property fmtid="{D5CDD505-2E9C-101B-9397-08002B2CF9AE}" pid="2" name="KSOProductBuildVer">
-    <vt:lpwstr>2052-11.1.0.13703</vt:lpwstr>
-  </property>
-  <property fmtid="{D5CDD505-2E9C-101B-9397-08002B2CF9AE}" pid="3" name="ICV">
-    <vt:lpwstr>4FC3B31072EF41F5A4B98406410DA311</vt:lpwstr>
-  </property>
-</Properties>
-</file>
-
-<file path=word\activeX\activeX1.xml><?xml version="1.0" encoding="utf-8"?>
-<ax:ocx xmlns:ax="http://schemas.microsoft.com/office/2006/activeX" xmlns:r="http://schemas.openxmlformats.org/officeDocument/2006/relationships" ax:classid="{5512D118-5CC6-11CF-8D67-00AA00BDCE1D}" r:id="rId1" ax:persistence="persistStorage"/>
-</file>
-
-<file path=word\activeX\activeX10.xml><?xml version="1.0" encoding="utf-8"?>
-<ax:ocx xmlns:ax="http://schemas.microsoft.com/office/2006/activeX" xmlns:r="http://schemas.openxmlformats.org/officeDocument/2006/relationships" ax:classid="{5512D118-5CC6-11CF-8D67-00AA00BDCE1D}" r:id="rId1" ax:persistence="persistStorage"/>
-</file>
-
-<file path=word\activeX\activeX100.xml><?xml version="1.0" encoding="utf-8"?>
-<ax:ocx xmlns:ax="http://schemas.microsoft.com/office/2006/activeX" xmlns:r="http://schemas.openxmlformats.org/officeDocument/2006/relationships" ax:classid="{5512D118-5CC6-11CF-8D67-00AA00BDCE1D}" r:id="rId1" ax:persistence="persistStorage"/>
-</file>
-
-<file path=word\activeX\activeX101.xml><?xml version="1.0" encoding="utf-8"?>
-<ax:ocx xmlns:ax="http://schemas.microsoft.com/office/2006/activeX" xmlns:r="http://schemas.openxmlformats.org/officeDocument/2006/relationships" ax:classid="{5512D118-5CC6-11CF-8D67-00AA00BDCE1D}" r:id="rId1" ax:persistence="persistStorage"/>
-</file>
-
-<file path=word\activeX\activeX102.xml><?xml version="1.0" encoding="utf-8"?>
-<ax:ocx xmlns:ax="http://schemas.microsoft.com/office/2006/activeX" xmlns:r="http://schemas.openxmlformats.org/officeDocument/2006/relationships" ax:classid="{5512D118-5CC6-11CF-8D67-00AA00BDCE1D}" r:id="rId1" ax:persistence="persistStorage"/>
-</file>
-
-<file path=word\activeX\activeX103.xml><?xml version="1.0" encoding="utf-8"?>
-<ax:ocx xmlns:ax="http://schemas.microsoft.com/office/2006/activeX" xmlns:r="http://schemas.openxmlformats.org/officeDocument/2006/relationships" ax:classid="{5512D118-5CC6-11CF-8D67-00AA00BDCE1D}" r:id="rId1" ax:persistence="persistStorage"/>
-</file>
-
-<file path=word\activeX\activeX104.xml><?xml version="1.0" encoding="utf-8"?>
-<ax:ocx xmlns:ax="http://schemas.microsoft.com/office/2006/activeX" xmlns:r="http://schemas.openxmlformats.org/officeDocument/2006/relationships" ax:classid="{5512D118-5CC6-11CF-8D67-00AA00BDCE1D}" r:id="rId1" ax:persistence="persistStorage"/>
-</file>
-
-<file path=word\activeX\activeX105.xml><?xml version="1.0" encoding="utf-8"?>
-<ax:ocx xmlns:ax="http://schemas.microsoft.com/office/2006/activeX" xmlns:r="http://schemas.openxmlformats.org/officeDocument/2006/relationships" ax:classid="{5512D118-5CC6-11CF-8D67-00AA00BDCE1D}" r:id="rId1" ax:persistence="persistStorage"/>
-</file>
-
-<file path=word\activeX\activeX106.xml><?xml version="1.0" encoding="utf-8"?>
-<ax:ocx xmlns:ax="http://schemas.microsoft.com/office/2006/activeX" xmlns:r="http://schemas.openxmlformats.org/officeDocument/2006/relationships" ax:classid="{5512D118-5CC6-11CF-8D67-00AA00BDCE1D}" r:id="rId1" ax:persistence="persistStorage"/>
-</file>
-
-<file path=word\activeX\activeX107.xml><?xml version="1.0" encoding="utf-8"?>
-<ax:ocx xmlns:ax="http://schemas.microsoft.com/office/2006/activeX" xmlns:r="http://schemas.openxmlformats.org/officeDocument/2006/relationships" ax:classid="{5512D118-5CC6-11CF-8D67-00AA00BDCE1D}" r:id="rId1" ax:persistence="persistStorage"/>
-</file>
-
-<file path=word\activeX\activeX108.xml><?xml version="1.0" encoding="utf-8"?>
-<ax:ocx xmlns:ax="http://schemas.microsoft.com/office/2006/activeX" xmlns:r="http://schemas.openxmlformats.org/officeDocument/2006/relationships" ax:classid="{5512D118-5CC6-11CF-8D67-00AA00BDCE1D}" r:id="rId1" ax:persistence="persistStorage"/>
-</file>
-
-<file path=word\activeX\activeX109.xml><?xml version="1.0" encoding="utf-8"?>
-<ax:ocx xmlns:ax="http://schemas.microsoft.com/office/2006/activeX" xmlns:r="http://schemas.openxmlformats.org/officeDocument/2006/relationships" ax:classid="{5512D118-5CC6-11CF-8D67-00AA00BDCE1D}" r:id="rId1" ax:persistence="persistStorage"/>
-</file>
-
-<file path=word\activeX\activeX11.xml><?xml version="1.0" encoding="utf-8"?>
-<ax:ocx xmlns:ax="http://schemas.microsoft.com/office/2006/activeX" xmlns:r="http://schemas.openxmlformats.org/officeDocument/2006/relationships" ax:classid="{5512D118-5CC6-11CF-8D67-00AA00BDCE1D}" r:id="rId1" ax:persistence="persistStorage"/>
-</file>
-
-<file path=word\activeX\activeX110.xml><?xml version="1.0" encoding="utf-8"?>
-<ax:ocx xmlns:ax="http://schemas.microsoft.com/office/2006/activeX" xmlns:r="http://schemas.openxmlformats.org/officeDocument/2006/relationships" ax:classid="{5512D118-5CC6-11CF-8D67-00AA00BDCE1D}" r:id="rId1" ax:persistence="persistStorage"/>
-</file>
-
-<file path=word\activeX\activeX111.xml><?xml version="1.0" encoding="utf-8"?>
-<ax:ocx xmlns:ax="http://schemas.microsoft.com/office/2006/activeX" xmlns:r="http://schemas.openxmlformats.org/officeDocument/2006/relationships" ax:classid="{5512D118-5CC6-11CF-8D67-00AA00BDCE1D}" r:id="rId1" ax:persistence="persistStorage"/>
-</file>
-
-<file path=word\activeX\activeX112.xml><?xml version="1.0" encoding="utf-8"?>
-<ax:ocx xmlns:ax="http://schemas.microsoft.com/office/2006/activeX" xmlns:r="http://schemas.openxmlformats.org/officeDocument/2006/relationships" ax:classid="{5512D118-5CC6-11CF-8D67-00AA00BDCE1D}" r:id="rId1" ax:persistence="persistStorage"/>
-</file>
-
-<file path=word\activeX\activeX113.xml><?xml version="1.0" encoding="utf-8"?>
-<ax:ocx xmlns:ax="http://schemas.microsoft.com/office/2006/activeX" xmlns:r="http://schemas.openxmlformats.org/officeDocument/2006/relationships" ax:classid="{5512D118-5CC6-11CF-8D67-00AA00BDCE1D}" r:id="rId1" ax:persistence="persistStorage"/>
-</file>
-
-<file path=word\activeX\activeX114.xml><?xml version="1.0" encoding="utf-8"?>
-<ax:ocx xmlns:ax="http://schemas.microsoft.com/office/2006/activeX" xmlns:r="http://schemas.openxmlformats.org/officeDocument/2006/relationships" ax:classid="{5512D118-5CC6-11CF-8D67-00AA00BDCE1D}" r:id="rId1" ax:persistence="persistStorage"/>
-</file>
-
-<file path=word\activeX\activeX115.xml><?xml version="1.0" encoding="utf-8"?>
-<ax:ocx xmlns:ax="http://schemas.microsoft.com/office/2006/activeX" xmlns:r="http://schemas.openxmlformats.org/officeDocument/2006/relationships" ax:classid="{5512D118-5CC6-11CF-8D67-00AA00BDCE1D}" r:id="rId1" ax:persistence="persistStorage"/>
-</file>
-
-<file path=word\activeX\activeX116.xml><?xml version="1.0" encoding="utf-8"?>
-<ax:ocx xmlns:ax="http://schemas.microsoft.com/office/2006/activeX" xmlns:r="http://schemas.openxmlformats.org/officeDocument/2006/relationships" ax:classid="{5512D118-5CC6-11CF-8D67-00AA00BDCE1D}" r:id="rId1" ax:persistence="persistStorage"/>
-</file>
-
-<file path=word\activeX\activeX117.xml><?xml version="1.0" encoding="utf-8"?>
-<ax:ocx xmlns:ax="http://schemas.microsoft.com/office/2006/activeX" xmlns:r="http://schemas.openxmlformats.org/officeDocument/2006/relationships" ax:classid="{5512D118-5CC6-11CF-8D67-00AA00BDCE1D}" r:id="rId1" ax:persistence="persistStorage"/>
-</file>
-
-<file path=word\activeX\activeX118.xml><?xml version="1.0" encoding="utf-8"?>
-<ax:ocx xmlns:ax="http://schemas.microsoft.com/office/2006/activeX" xmlns:r="http://schemas.openxmlformats.org/officeDocument/2006/relationships" ax:classid="{5512D118-5CC6-11CF-8D67-00AA00BDCE1D}" r:id="rId1" ax:persistence="persistStorage"/>
-</file>
-
-<file path=word\activeX\activeX119.xml><?xml version="1.0" encoding="utf-8"?>
-<ax:ocx xmlns:ax="http://schemas.microsoft.com/office/2006/activeX" xmlns:r="http://schemas.openxmlformats.org/officeDocument/2006/relationships" ax:classid="{5512D118-5CC6-11CF-8D67-00AA00BDCE1D}" r:id="rId1" ax:persistence="persistStorage"/>
-</file>
-
-<file path=word\activeX\activeX12.xml><?xml version="1.0" encoding="utf-8"?>
-<ax:ocx xmlns:ax="http://schemas.microsoft.com/office/2006/activeX" xmlns:r="http://schemas.openxmlformats.org/officeDocument/2006/relationships" ax:classid="{5512D118-5CC6-11CF-8D67-00AA00BDCE1D}" r:id="rId1" ax:persistence="persistStorage"/>
-</file>
-
-<file path=word\activeX\activeX120.xml><?xml version="1.0" encoding="utf-8"?>
-<ax:ocx xmlns:ax="http://schemas.microsoft.com/office/2006/activeX" xmlns:r="http://schemas.openxmlformats.org/officeDocument/2006/relationships" ax:classid="{5512D118-5CC6-11CF-8D67-00AA00BDCE1D}" r:id="rId1" ax:persistence="persistStorage"/>
-</file>
-
-<file path=word\activeX\activeX13.xml><?xml version="1.0" encoding="utf-8"?>
-<ax:ocx xmlns:ax="http://schemas.microsoft.com/office/2006/activeX" xmlns:r="http://schemas.openxmlformats.org/officeDocument/2006/relationships" ax:classid="{5512D118-5CC6-11CF-8D67-00AA00BDCE1D}" r:id="rId1" ax:persistence="persistStorage"/>
-</file>
-
-<file path=word\activeX\activeX14.xml><?xml version="1.0" encoding="utf-8"?>
-<ax:ocx xmlns:ax="http://schemas.microsoft.com/office/2006/activeX" xmlns:r="http://schemas.openxmlformats.org/officeDocument/2006/relationships" ax:classid="{5512D118-5CC6-11CF-8D67-00AA00BDCE1D}" r:id="rId1" ax:persistence="persistStorage"/>
-</file>
-
-<file path=word\activeX\activeX15.xml><?xml version="1.0" encoding="utf-8"?>
-<ax:ocx xmlns:ax="http://schemas.microsoft.com/office/2006/activeX" xmlns:r="http://schemas.openxmlformats.org/officeDocument/2006/relationships" ax:classid="{5512D118-5CC6-11CF-8D67-00AA00BDCE1D}" r:id="rId1" ax:persistence="persistStorage"/>
-</file>
-
-<file path=word\activeX\activeX16.xml><?xml version="1.0" encoding="utf-8"?>
-<ax:ocx xmlns:ax="http://schemas.microsoft.com/office/2006/activeX" xmlns:r="http://schemas.openxmlformats.org/officeDocument/2006/relationships" ax:classid="{5512D118-5CC6-11CF-8D67-00AA00BDCE1D}" r:id="rId1" ax:persistence="persistStorage"/>
-</file>
-
-<file path=word\activeX\activeX17.xml><?xml version="1.0" encoding="utf-8"?>
-<ax:ocx xmlns:ax="http://schemas.microsoft.com/office/2006/activeX" xmlns:r="http://schemas.openxmlformats.org/officeDocument/2006/relationships" ax:classid="{5512D118-5CC6-11CF-8D67-00AA00BDCE1D}" r:id="rId1" ax:persistence="persistStorage"/>
-</file>
-
-<file path=word\activeX\activeX18.xml><?xml version="1.0" encoding="utf-8"?>
-<ax:ocx xmlns:ax="http://schemas.microsoft.com/office/2006/activeX" xmlns:r="http://schemas.openxmlformats.org/officeDocument/2006/relationships" ax:classid="{5512D118-5CC6-11CF-8D67-00AA00BDCE1D}" r:id="rId1" ax:persistence="persistStorage"/>
-</file>
-
-<file path=word\activeX\activeX19.xml><?xml version="1.0" encoding="utf-8"?>
-<ax:ocx xmlns:ax="http://schemas.microsoft.com/office/2006/activeX" xmlns:r="http://schemas.openxmlformats.org/officeDocument/2006/relationships" ax:classid="{5512D118-5CC6-11CF-8D67-00AA00BDCE1D}" r:id="rId1" ax:persistence="persistStorage"/>
-</file>
-
-<file path=word\activeX\activeX2.xml><?xml version="1.0" encoding="utf-8"?>
-<ax:ocx xmlns:ax="http://schemas.microsoft.com/office/2006/activeX" xmlns:r="http://schemas.openxmlformats.org/officeDocument/2006/relationships" ax:classid="{5512D118-5CC6-11CF-8D67-00AA00BDCE1D}" r:id="rId1" ax:persistence="persistStorage"/>
-</file>
-
-<file path=word\activeX\activeX20.xml><?xml version="1.0" encoding="utf-8"?>
-<ax:ocx xmlns:ax="http://schemas.microsoft.com/office/2006/activeX" xmlns:r="http://schemas.openxmlformats.org/officeDocument/2006/relationships" ax:classid="{5512D118-5CC6-11CF-8D67-00AA00BDCE1D}" r:id="rId1" ax:persistence="persistStorage"/>
-</file>
-
-<file path=word\activeX\activeX21.xml><?xml version="1.0" encoding="utf-8"?>
-<ax:ocx xmlns:ax="http://schemas.microsoft.com/office/2006/activeX" xmlns:r="http://schemas.openxmlformats.org/officeDocument/2006/relationships" ax:classid="{5512D118-5CC6-11CF-8D67-00AA00BDCE1D}" r:id="rId1" ax:persistence="persistStorage"/>
-</file>
-
-<file path=word\activeX\activeX22.xml><?xml version="1.0" encoding="utf-8"?>
-<ax:ocx xmlns:ax="http://schemas.microsoft.com/office/2006/activeX" xmlns:r="http://schemas.openxmlformats.org/officeDocument/2006/relationships" ax:classid="{5512D118-5CC6-11CF-8D67-00AA00BDCE1D}" r:id="rId1" ax:persistence="persistStorage"/>
-</file>
-
-<file path=word\activeX\activeX23.xml><?xml version="1.0" encoding="utf-8"?>
-<ax:ocx xmlns:ax="http://schemas.microsoft.com/office/2006/activeX" xmlns:r="http://schemas.openxmlformats.org/officeDocument/2006/relationships" ax:classid="{5512D118-5CC6-11CF-8D67-00AA00BDCE1D}" r:id="rId1" ax:persistence="persistStorage"/>
-</file>
-
-<file path=word\activeX\activeX24.xml><?xml version="1.0" encoding="utf-8"?>
-<ax:ocx xmlns:ax="http://schemas.microsoft.com/office/2006/activeX" xmlns:r="http://schemas.openxmlformats.org/officeDocument/2006/relationships" ax:classid="{5512D118-5CC6-11CF-8D67-00AA00BDCE1D}" r:id="rId1" ax:persistence="persistStorage"/>
-</file>
-
-<file path=word\activeX\activeX25.xml><?xml version="1.0" encoding="utf-8"?>
-<ax:ocx xmlns:ax="http://schemas.microsoft.com/office/2006/activeX" xmlns:r="http://schemas.openxmlformats.org/officeDocument/2006/relationships" ax:classid="{5512D118-5CC6-11CF-8D67-00AA00BDCE1D}" r:id="rId1" ax:persistence="persistStorage"/>
-</file>
-
-<file path=word\activeX\activeX26.xml><?xml version="1.0" encoding="utf-8"?>
-<ax:ocx xmlns:ax="http://schemas.microsoft.com/office/2006/activeX" xmlns:r="http://schemas.openxmlformats.org/officeDocument/2006/relationships" ax:classid="{5512D118-5CC6-11CF-8D67-00AA00BDCE1D}" r:id="rId1" ax:persistence="persistStorage"/>
-</file>
-
-<file path=word\activeX\activeX27.xml><?xml version="1.0" encoding="utf-8"?>
-<ax:ocx xmlns:ax="http://schemas.microsoft.com/office/2006/activeX" xmlns:r="http://schemas.openxmlformats.org/officeDocument/2006/relationships" ax:classid="{5512D118-5CC6-11CF-8D67-00AA00BDCE1D}" r:id="rId1" ax:persistence="persistStorage"/>
-</file>
-
-<file path=word\activeX\activeX28.xml><?xml version="1.0" encoding="utf-8"?>
-<ax:ocx xmlns:ax="http://schemas.microsoft.com/office/2006/activeX" xmlns:r="http://schemas.openxmlformats.org/officeDocument/2006/relationships" ax:classid="{5512D118-5CC6-11CF-8D67-00AA00BDCE1D}" r:id="rId1" ax:persistence="persistStorage"/>
-</file>
-
-<file path=word\activeX\activeX29.xml><?xml version="1.0" encoding="utf-8"?>
-<ax:ocx xmlns:ax="http://schemas.microsoft.com/office/2006/activeX" xmlns:r="http://schemas.openxmlformats.org/officeDocument/2006/relationships" ax:classid="{5512D118-5CC6-11CF-8D67-00AA00BDCE1D}" r:id="rId1" ax:persistence="persistStorage"/>
-</file>
-
-<file path=word\activeX\activeX3.xml><?xml version="1.0" encoding="utf-8"?>
-<ax:ocx xmlns:ax="http://schemas.microsoft.com/office/2006/activeX" xmlns:r="http://schemas.openxmlformats.org/officeDocument/2006/relationships" ax:classid="{5512D118-5CC6-11CF-8D67-00AA00BDCE1D}" r:id="rId1" ax:persistence="persistStorage"/>
-</file>
-
-<file path=word\activeX\activeX30.xml><?xml version="1.0" encoding="utf-8"?>
-<ax:ocx xmlns:ax="http://schemas.microsoft.com/office/2006/activeX" xmlns:r="http://schemas.openxmlformats.org/officeDocument/2006/relationships" ax:classid="{5512D118-5CC6-11CF-8D67-00AA00BDCE1D}" r:id="rId1" ax:persistence="persistStorage"/>
-</file>
-
-<file path=word\activeX\activeX31.xml><?xml version="1.0" encoding="utf-8"?>
-<ax:ocx xmlns:ax="http://schemas.microsoft.com/office/2006/activeX" xmlns:r="http://schemas.openxmlformats.org/officeDocument/2006/relationships" ax:classid="{5512D118-5CC6-11CF-8D67-00AA00BDCE1D}" r:id="rId1" ax:persistence="persistStorage"/>
-</file>
-
-<file path=word\activeX\activeX32.xml><?xml version="1.0" encoding="utf-8"?>
-<ax:ocx xmlns:ax="http://schemas.microsoft.com/office/2006/activeX" xmlns:r="http://schemas.openxmlformats.org/officeDocument/2006/relationships" ax:classid="{5512D118-5CC6-11CF-8D67-00AA00BDCE1D}" r:id="rId1" ax:persistence="persistStorage"/>
-</file>
-
-<file path=word\activeX\activeX33.xml><?xml version="1.0" encoding="utf-8"?>
-<ax:ocx xmlns:ax="http://schemas.microsoft.com/office/2006/activeX" xmlns:r="http://schemas.openxmlformats.org/officeDocument/2006/relationships" ax:classid="{5512D118-5CC6-11CF-8D67-00AA00BDCE1D}" r:id="rId1" ax:persistence="persistStorage"/>
-</file>
-
-<file path=word\activeX\activeX34.xml><?xml version="1.0" encoding="utf-8"?>
-<ax:ocx xmlns:ax="http://schemas.microsoft.com/office/2006/activeX" xmlns:r="http://schemas.openxmlformats.org/officeDocument/2006/relationships" ax:classid="{5512D118-5CC6-11CF-8D67-00AA00BDCE1D}" r:id="rId1" ax:persistence="persistStorage"/>
-</file>
-
-<file path=word\activeX\activeX35.xml><?xml version="1.0" encoding="utf-8"?>
-<ax:ocx xmlns:ax="http://schemas.microsoft.com/office/2006/activeX" xmlns:r="http://schemas.openxmlformats.org/officeDocument/2006/relationships" ax:classid="{5512D118-5CC6-11CF-8D67-00AA00BDCE1D}" r:id="rId1" ax:persistence="persistStorage"/>
-</file>
-
-<file path=word\activeX\activeX36.xml><?xml version="1.0" encoding="utf-8"?>
-<ax:ocx xmlns:ax="http://schemas.microsoft.com/office/2006/activeX" xmlns:r="http://schemas.openxmlformats.org/officeDocument/2006/relationships" ax:classid="{5512D118-5CC6-11CF-8D67-00AA00BDCE1D}" r:id="rId1" ax:persistence="persistStorage"/>
-</file>
-
-<file path=word\activeX\activeX37.xml><?xml version="1.0" encoding="utf-8"?>
-<ax:ocx xmlns:ax="http://schemas.microsoft.com/office/2006/activeX" xmlns:r="http://schemas.openxmlformats.org/officeDocument/2006/relationships" ax:classid="{5512D118-5CC6-11CF-8D67-00AA00BDCE1D}" r:id="rId1" ax:persistence="persistStorage"/>
-</file>
-
-<file path=word\activeX\activeX38.xml><?xml version="1.0" encoding="utf-8"?>
-<ax:ocx xmlns:ax="http://schemas.microsoft.com/office/2006/activeX" xmlns:r="http://schemas.openxmlformats.org/officeDocument/2006/relationships" ax:classid="{5512D118-5CC6-11CF-8D67-00AA00BDCE1D}" r:id="rId1" ax:persistence="persistStorage"/>
-</file>
-
-<file path=word\activeX\activeX39.xml><?xml version="1.0" encoding="utf-8"?>
-<ax:ocx xmlns:ax="http://schemas.microsoft.com/office/2006/activeX" xmlns:r="http://schemas.openxmlformats.org/officeDocument/2006/relationships" ax:classid="{5512D118-5CC6-11CF-8D67-00AA00BDCE1D}" r:id="rId1" ax:persistence="persistStorage"/>
-</file>
-
-<file path=word\activeX\activeX4.xml><?xml version="1.0" encoding="utf-8"?>
-<ax:ocx xmlns:ax="http://schemas.microsoft.com/office/2006/activeX" xmlns:r="http://schemas.openxmlformats.org/officeDocument/2006/relationships" ax:classid="{5512D118-5CC6-11CF-8D67-00AA00BDCE1D}" r:id="rId1" ax:persistence="persistStorage"/>
-</file>
-
-<file path=word\activeX\activeX40.xml><?xml version="1.0" encoding="utf-8"?>
-<ax:ocx xmlns:ax="http://schemas.microsoft.com/office/2006/activeX" xmlns:r="http://schemas.openxmlformats.org/officeDocument/2006/relationships" ax:classid="{5512D118-5CC6-11CF-8D67-00AA00BDCE1D}" r:id="rId1" ax:persistence="persistStorage"/>
-</file>
-
-<file path=word\activeX\activeX41.xml><?xml version="1.0" encoding="utf-8"?>
-<ax:ocx xmlns:ax="http://schemas.microsoft.com/office/2006/activeX" xmlns:r="http://schemas.openxmlformats.org/officeDocument/2006/relationships" ax:classid="{5512D118-5CC6-11CF-8D67-00AA00BDCE1D}" r:id="rId1" ax:persistence="persistStorage"/>
-</file>
-
-<file path=word\activeX\activeX42.xml><?xml version="1.0" encoding="utf-8"?>
-<ax:ocx xmlns:ax="http://schemas.microsoft.com/office/2006/activeX" xmlns:r="http://schemas.openxmlformats.org/officeDocument/2006/relationships" ax:classid="{5512D118-5CC6-11CF-8D67-00AA00BDCE1D}" r:id="rId1" ax:persistence="persistStorage"/>
-</file>
-
-<file path=word\activeX\activeX43.xml><?xml version="1.0" encoding="utf-8"?>
-<ax:ocx xmlns:ax="http://schemas.microsoft.com/office/2006/activeX" xmlns:r="http://schemas.openxmlformats.org/officeDocument/2006/relationships" ax:classid="{5512D118-5CC6-11CF-8D67-00AA00BDCE1D}" r:id="rId1" ax:persistence="persistStorage"/>
-</file>
-
-<file path=word\activeX\activeX44.xml><?xml version="1.0" encoding="utf-8"?>
-<ax:ocx xmlns:ax="http://schemas.microsoft.com/office/2006/activeX" xmlns:r="http://schemas.openxmlformats.org/officeDocument/2006/relationships" ax:classid="{5512D118-5CC6-11CF-8D67-00AA00BDCE1D}" r:id="rId1" ax:persistence="persistStorage"/>
-</file>
-
-<file path=word\activeX\activeX45.xml><?xml version="1.0" encoding="utf-8"?>
-<ax:ocx xmlns:ax="http://schemas.microsoft.com/office/2006/activeX" xmlns:r="http://schemas.openxmlformats.org/officeDocument/2006/relationships" ax:classid="{5512D118-5CC6-11CF-8D67-00AA00BDCE1D}" r:id="rId1" ax:persistence="persistStorage"/>
-</file>
-
-<file path=word\activeX\activeX46.xml><?xml version="1.0" encoding="utf-8"?>
-<ax:ocx xmlns:ax="http://schemas.microsoft.com/office/2006/activeX" xmlns:r="http://schemas.openxmlformats.org/officeDocument/2006/relationships" ax:classid="{5512D118-5CC6-11CF-8D67-00AA00BDCE1D}" r:id="rId1" ax:persistence="persistStorage"/>
-</file>
-
-<file path=word\activeX\activeX47.xml><?xml version="1.0" encoding="utf-8"?>
-<ax:ocx xmlns:ax="http://schemas.microsoft.com/office/2006/activeX" xmlns:r="http://schemas.openxmlformats.org/officeDocument/2006/relationships" ax:classid="{5512D118-5CC6-11CF-8D67-00AA00BDCE1D}" r:id="rId1" ax:persistence="persistStorage"/>
-</file>
-
-<file path=word\activeX\activeX48.xml><?xml version="1.0" encoding="utf-8"?>
-<ax:ocx xmlns:ax="http://schemas.microsoft.com/office/2006/activeX" xmlns:r="http://schemas.openxmlformats.org/officeDocument/2006/relationships" ax:classid="{5512D118-5CC6-11CF-8D67-00AA00BDCE1D}" r:id="rId1" ax:persistence="persistStorage"/>
-</file>
-
-<file path=word\activeX\activeX49.xml><?xml version="1.0" encoding="utf-8"?>
-<ax:ocx xmlns:ax="http://schemas.microsoft.com/office/2006/activeX" xmlns:r="http://schemas.openxmlformats.org/officeDocument/2006/relationships" ax:classid="{5512D118-5CC6-11CF-8D67-00AA00BDCE1D}" r:id="rId1" ax:persistence="persistStorage"/>
-</file>
-
-<file path=word\activeX\activeX5.xml><?xml version="1.0" encoding="utf-8"?>
-<ax:ocx xmlns:ax="http://schemas.microsoft.com/office/2006/activeX" xmlns:r="http://schemas.openxmlformats.org/officeDocument/2006/relationships" ax:classid="{5512D118-5CC6-11CF-8D67-00AA00BDCE1D}" r:id="rId1" ax:persistence="persistStorage"/>
-</file>
-
-<file path=word\activeX\activeX50.xml><?xml version="1.0" encoding="utf-8"?>
-<ax:ocx xmlns:ax="http://schemas.microsoft.com/office/2006/activeX" xmlns:r="http://schemas.openxmlformats.org/officeDocument/2006/relationships" ax:classid="{5512D118-5CC6-11CF-8D67-00AA00BDCE1D}" r:id="rId1" ax:persistence="persistStorage"/>
-</file>
-
-<file path=word\activeX\activeX51.xml><?xml version="1.0" encoding="utf-8"?>
-<ax:ocx xmlns:ax="http://schemas.microsoft.com/office/2006/activeX" xmlns:r="http://schemas.openxmlformats.org/officeDocument/2006/relationships" ax:classid="{5512D118-5CC6-11CF-8D67-00AA00BDCE1D}" r:id="rId1" ax:persistence="persistStorage"/>
-</file>
-
-<file path=word\activeX\activeX52.xml><?xml version="1.0" encoding="utf-8"?>
-<ax:ocx xmlns:ax="http://schemas.microsoft.com/office/2006/activeX" xmlns:r="http://schemas.openxmlformats.org/officeDocument/2006/relationships" ax:classid="{5512D118-5CC6-11CF-8D67-00AA00BDCE1D}" r:id="rId1" ax:persistence="persistStorage"/>
-</file>
-
-<file path=word\activeX\activeX53.xml><?xml version="1.0" encoding="utf-8"?>
-<ax:ocx xmlns:ax="http://schemas.microsoft.com/office/2006/activeX" xmlns:r="http://schemas.openxmlformats.org/officeDocument/2006/relationships" ax:classid="{5512D118-5CC6-11CF-8D67-00AA00BDCE1D}" r:id="rId1" ax:persistence="persistStorage"/>
-</file>
-
-<file path=word\activeX\activeX54.xml><?xml version="1.0" encoding="utf-8"?>
-<ax:ocx xmlns:ax="http://schemas.microsoft.com/office/2006/activeX" xmlns:r="http://schemas.openxmlformats.org/officeDocument/2006/relationships" ax:classid="{5512D118-5CC6-11CF-8D67-00AA00BDCE1D}" r:id="rId1" ax:persistence="persistStorage"/>
-</file>
-
-<file path=word\activeX\activeX55.xml><?xml version="1.0" encoding="utf-8"?>
-<ax:ocx xmlns:ax="http://schemas.microsoft.com/office/2006/activeX" xmlns:r="http://schemas.openxmlformats.org/officeDocument/2006/relationships" ax:classid="{5512D118-5CC6-11CF-8D67-00AA00BDCE1D}" r:id="rId1" ax:persistence="persistStorage"/>
-</file>
-
-<file path=word\activeX\activeX56.xml><?xml version="1.0" encoding="utf-8"?>
-<ax:ocx xmlns:ax="http://schemas.microsoft.com/office/2006/activeX" xmlns:r="http://schemas.openxmlformats.org/officeDocument/2006/relationships" ax:classid="{5512D118-5CC6-11CF-8D67-00AA00BDCE1D}" r:id="rId1" ax:persistence="persistStorage"/>
-</file>
-
-<file path=word\activeX\activeX57.xml><?xml version="1.0" encoding="utf-8"?>
-<ax:ocx xmlns:ax="http://schemas.microsoft.com/office/2006/activeX" xmlns:r="http://schemas.openxmlformats.org/officeDocument/2006/relationships" ax:classid="{5512D118-5CC6-11CF-8D67-00AA00BDCE1D}" r:id="rId1" ax:persistence="persistStorage"/>
-</file>
-
-<file path=word\activeX\activeX58.xml><?xml version="1.0" encoding="utf-8"?>
-<ax:ocx xmlns:ax="http://schemas.microsoft.com/office/2006/activeX" xmlns:r="http://schemas.openxmlformats.org/officeDocument/2006/relationships" ax:classid="{5512D118-5CC6-11CF-8D67-00AA00BDCE1D}" r:id="rId1" ax:persistence="persistStorage"/>
-</file>
-
-<file path=word\activeX\activeX59.xml><?xml version="1.0" encoding="utf-8"?>
-<ax:ocx xmlns:ax="http://schemas.microsoft.com/office/2006/activeX" xmlns:r="http://schemas.openxmlformats.org/officeDocument/2006/relationships" ax:classid="{5512D118-5CC6-11CF-8D67-00AA00BDCE1D}" r:id="rId1" ax:persistence="persistStorage"/>
-</file>
-
-<file path=word\activeX\activeX6.xml><?xml version="1.0" encoding="utf-8"?>
-<ax:ocx xmlns:ax="http://schemas.microsoft.com/office/2006/activeX" xmlns:r="http://schemas.openxmlformats.org/officeDocument/2006/relationships" ax:classid="{5512D118-5CC6-11CF-8D67-00AA00BDCE1D}" r:id="rId1" ax:persistence="persistStorage"/>
-</file>
-
-<file path=word\activeX\activeX60.xml><?xml version="1.0" encoding="utf-8"?>
-<ax:ocx xmlns:ax="http://schemas.microsoft.com/office/2006/activeX" xmlns:r="http://schemas.openxmlformats.org/officeDocument/2006/relationships" ax:classid="{5512D118-5CC6-11CF-8D67-00AA00BDCE1D}" r:id="rId1" ax:persistence="persistStorage"/>
-</file>
-
-<file path=word\activeX\activeX61.xml><?xml version="1.0" encoding="utf-8"?>
-<ax:ocx xmlns:ax="http://schemas.microsoft.com/office/2006/activeX" xmlns:r="http://schemas.openxmlformats.org/officeDocument/2006/relationships" ax:classid="{5512D118-5CC6-11CF-8D67-00AA00BDCE1D}" r:id="rId1" ax:persistence="persistStorage"/>
-</file>
-
-<file path=word\activeX\activeX62.xml><?xml version="1.0" encoding="utf-8"?>
-<ax:ocx xmlns:ax="http://schemas.microsoft.com/office/2006/activeX" xmlns:r="http://schemas.openxmlformats.org/officeDocument/2006/relationships" ax:classid="{5512D118-5CC6-11CF-8D67-00AA00BDCE1D}" r:id="rId1" ax:persistence="persistStorage"/>
-</file>
-
-<file path=word\activeX\activeX63.xml><?xml version="1.0" encoding="utf-8"?>
-<ax:ocx xmlns:ax="http://schemas.microsoft.com/office/2006/activeX" xmlns:r="http://schemas.openxmlformats.org/officeDocument/2006/relationships" ax:classid="{5512D118-5CC6-11CF-8D67-00AA00BDCE1D}" r:id="rId1" ax:persistence="persistStorage"/>
-</file>
-
-<file path=word\activeX\activeX64.xml><?xml version="1.0" encoding="utf-8"?>
-<ax:ocx xmlns:ax="http://schemas.microsoft.com/office/2006/activeX" xmlns:r="http://schemas.openxmlformats.org/officeDocument/2006/relationships" ax:classid="{5512D118-5CC6-11CF-8D67-00AA00BDCE1D}" r:id="rId1" ax:persistence="persistStorage"/>
-</file>
-
-<file path=word\activeX\activeX65.xml><?xml version="1.0" encoding="utf-8"?>
-<ax:ocx xmlns:ax="http://schemas.microsoft.com/office/2006/activeX" xmlns:r="http://schemas.openxmlformats.org/officeDocument/2006/relationships" ax:classid="{5512D118-5CC6-11CF-8D67-00AA00BDCE1D}" r:id="rId1" ax:persistence="persistStorage"/>
-</file>
-
-<file path=word\activeX\activeX66.xml><?xml version="1.0" encoding="utf-8"?>
-<ax:ocx xmlns:ax="http://schemas.microsoft.com/office/2006/activeX" xmlns:r="http://schemas.openxmlformats.org/officeDocument/2006/relationships" ax:classid="{5512D118-5CC6-11CF-8D67-00AA00BDCE1D}" r:id="rId1" ax:persistence="persistStorage"/>
-</file>
-
-<file path=word\activeX\activeX67.xml><?xml version="1.0" encoding="utf-8"?>
-<ax:ocx xmlns:ax="http://schemas.microsoft.com/office/2006/activeX" xmlns:r="http://schemas.openxmlformats.org/officeDocument/2006/relationships" ax:classid="{5512D118-5CC6-11CF-8D67-00AA00BDCE1D}" r:id="rId1" ax:persistence="persistStorage"/>
-</file>
-
-<file path=word\activeX\activeX68.xml><?xml version="1.0" encoding="utf-8"?>
-<ax:ocx xmlns:ax="http://schemas.microsoft.com/office/2006/activeX" xmlns:r="http://schemas.openxmlformats.org/officeDocument/2006/relationships" ax:classid="{5512D118-5CC6-11CF-8D67-00AA00BDCE1D}" r:id="rId1" ax:persistence="persistStorage"/>
-</file>
-
-<file path=word\activeX\activeX69.xml><?xml version="1.0" encoding="utf-8"?>
-<ax:ocx xmlns:ax="http://schemas.microsoft.com/office/2006/activeX" xmlns:r="http://schemas.openxmlformats.org/officeDocument/2006/relationships" ax:classid="{5512D118-5CC6-11CF-8D67-00AA00BDCE1D}" r:id="rId1" ax:persistence="persistStorage"/>
-</file>
-
-<file path=word\activeX\activeX7.xml><?xml version="1.0" encoding="utf-8"?>
-<ax:ocx xmlns:ax="http://schemas.microsoft.com/office/2006/activeX" xmlns:r="http://schemas.openxmlformats.org/officeDocument/2006/relationships" ax:classid="{5512D118-5CC6-11CF-8D67-00AA00BDCE1D}" r:id="rId1" ax:persistence="persistStorage"/>
-</file>
-
-<file path=word\activeX\activeX70.xml><?xml version="1.0" encoding="utf-8"?>
-<ax:ocx xmlns:ax="http://schemas.microsoft.com/office/2006/activeX" xmlns:r="http://schemas.openxmlformats.org/officeDocument/2006/relationships" ax:classid="{5512D118-5CC6-11CF-8D67-00AA00BDCE1D}" r:id="rId1" ax:persistence="persistStorage"/>
-</file>
-
-<file path=word\activeX\activeX71.xml><?xml version="1.0" encoding="utf-8"?>
-<ax:ocx xmlns:ax="http://schemas.microsoft.com/office/2006/activeX" xmlns:r="http://schemas.openxmlformats.org/officeDocument/2006/relationships" ax:classid="{5512D118-5CC6-11CF-8D67-00AA00BDCE1D}" r:id="rId1" ax:persistence="persistStorage"/>
-</file>
-
-<file path=word\activeX\activeX72.xml><?xml version="1.0" encoding="utf-8"?>
-<ax:ocx xmlns:ax="http://schemas.microsoft.com/office/2006/activeX" xmlns:r="http://schemas.openxmlformats.org/officeDocument/2006/relationships" ax:classid="{5512D118-5CC6-11CF-8D67-00AA00BDCE1D}" r:id="rId1" ax:persistence="persistStorage"/>
-</file>
-
-<file path=word\activeX\activeX73.xml><?xml version="1.0" encoding="utf-8"?>
-<ax:ocx xmlns:ax="http://schemas.microsoft.com/office/2006/activeX" xmlns:r="http://schemas.openxmlformats.org/officeDocument/2006/relationships" ax:classid="{5512D118-5CC6-11CF-8D67-00AA00BDCE1D}" r:id="rId1" ax:persistence="persistStorage"/>
-</file>
-
-<file path=word\activeX\activeX74.xml><?xml version="1.0" encoding="utf-8"?>
-<ax:ocx xmlns:ax="http://schemas.microsoft.com/office/2006/activeX" xmlns:r="http://schemas.openxmlformats.org/officeDocument/2006/relationships" ax:classid="{5512D118-5CC6-11CF-8D67-00AA00BDCE1D}" r:id="rId1" ax:persistence="persistStorage"/>
-</file>
-
-<file path=word\activeX\activeX75.xml><?xml version="1.0" encoding="utf-8"?>
-<ax:ocx xmlns:ax="http://schemas.microsoft.com/office/2006/activeX" xmlns:r="http://schemas.openxmlformats.org/officeDocument/2006/relationships" ax:classid="{5512D118-5CC6-11CF-8D67-00AA00BDCE1D}" r:id="rId1" ax:persistence="persistStorage"/>
-</file>
-
-<file path=word\activeX\activeX76.xml><?xml version="1.0" encoding="utf-8"?>
-<ax:ocx xmlns:ax="http://schemas.microsoft.com/office/2006/activeX" xmlns:r="http://schemas.openxmlformats.org/officeDocument/2006/relationships" ax:classid="{5512D118-5CC6-11CF-8D67-00AA00BDCE1D}" r:id="rId1" ax:persistence="persistStorage"/>
-</file>
-
-<file path=word\activeX\activeX77.xml><?xml version="1.0" encoding="utf-8"?>
-<ax:ocx xmlns:ax="http://schemas.microsoft.com/office/2006/activeX" xmlns:r="http://schemas.openxmlformats.org/officeDocument/2006/relationships" ax:classid="{5512D118-5CC6-11CF-8D67-00AA00BDCE1D}" r:id="rId1" ax:persistence="persistStorage"/>
-</file>
-
-<file path=word\activeX\activeX78.xml><?xml version="1.0" encoding="utf-8"?>
-<ax:ocx xmlns:ax="http://schemas.microsoft.com/office/2006/activeX" xmlns:r="http://schemas.openxmlformats.org/officeDocument/2006/relationships" ax:classid="{5512D118-5CC6-11CF-8D67-00AA00BDCE1D}" r:id="rId1" ax:persistence="persistStorage"/>
-</file>
-
-<file path=word\activeX\activeX79.xml><?xml version="1.0" encoding="utf-8"?>
-<ax:ocx xmlns:ax="http://schemas.microsoft.com/office/2006/activeX" xmlns:r="http://schemas.openxmlformats.org/officeDocument/2006/relationships" ax:classid="{5512D118-5CC6-11CF-8D67-00AA00BDCE1D}" r:id="rId1" ax:persistence="persistStorage"/>
-</file>
-
-<file path=word\activeX\activeX8.xml><?xml version="1.0" encoding="utf-8"?>
-<ax:ocx xmlns:ax="http://schemas.microsoft.com/office/2006/activeX" xmlns:r="http://schemas.openxmlformats.org/officeDocument/2006/relationships" ax:classid="{5512D118-5CC6-11CF-8D67-00AA00BDCE1D}" r:id="rId1" ax:persistence="persistStorage"/>
-</file>
-
-<file path=word\activeX\activeX80.xml><?xml version="1.0" encoding="utf-8"?>
-<ax:ocx xmlns:ax="http://schemas.microsoft.com/office/2006/activeX" xmlns:r="http://schemas.openxmlformats.org/officeDocument/2006/relationships" ax:classid="{5512D118-5CC6-11CF-8D67-00AA00BDCE1D}" r:id="rId1" ax:persistence="persistStorage"/>
-</file>
-
-<file path=word\activeX\activeX81.xml><?xml version="1.0" encoding="utf-8"?>
-<ax:ocx xmlns:ax="http://schemas.microsoft.com/office/2006/activeX" xmlns:r="http://schemas.openxmlformats.org/officeDocument/2006/relationships" ax:classid="{5512D118-5CC6-11CF-8D67-00AA00BDCE1D}" r:id="rId1" ax:persistence="persistStorage"/>
-</file>
-
-<file path=word\activeX\activeX82.xml><?xml version="1.0" encoding="utf-8"?>
-<ax:ocx xmlns:ax="http://schemas.microsoft.com/office/2006/activeX" xmlns:r="http://schemas.openxmlformats.org/officeDocument/2006/relationships" ax:classid="{5512D118-5CC6-11CF-8D67-00AA00BDCE1D}" r:id="rId1" ax:persistence="persistStorage"/>
-</file>
-
-<file path=word\activeX\activeX83.xml><?xml version="1.0" encoding="utf-8"?>
-<ax:ocx xmlns:ax="http://schemas.microsoft.com/office/2006/activeX" xmlns:r="http://schemas.openxmlformats.org/officeDocument/2006/relationships" ax:classid="{5512D118-5CC6-11CF-8D67-00AA00BDCE1D}" r:id="rId1" ax:persistence="persistStorage"/>
-</file>
-
-<file path=word\activeX\activeX84.xml><?xml version="1.0" encoding="utf-8"?>
-<ax:ocx xmlns:ax="http://schemas.microsoft.com/office/2006/activeX" xmlns:r="http://schemas.openxmlformats.org/officeDocument/2006/relationships" ax:classid="{5512D118-5CC6-11CF-8D67-00AA00BDCE1D}" r:id="rId1" ax:persistence="persistStorage"/>
-</file>
-
-<file path=word\activeX\activeX85.xml><?xml version="1.0" encoding="utf-8"?>
-<ax:ocx xmlns:ax="http://schemas.microsoft.com/office/2006/activeX" xmlns:r="http://schemas.openxmlformats.org/officeDocument/2006/relationships" ax:classid="{5512D118-5CC6-11CF-8D67-00AA00BDCE1D}" r:id="rId1" ax:persistence="persistStorage"/>
-</file>
-
-<file path=word\activeX\activeX86.xml><?xml version="1.0" encoding="utf-8"?>
-<ax:ocx xmlns:ax="http://schemas.microsoft.com/office/2006/activeX" xmlns:r="http://schemas.openxmlformats.org/officeDocument/2006/relationships" ax:classid="{5512D118-5CC6-11CF-8D67-00AA00BDCE1D}" r:id="rId1" ax:persistence="persistStorage"/>
-</file>
-
-<file path=word\activeX\activeX87.xml><?xml version="1.0" encoding="utf-8"?>
-<ax:ocx xmlns:ax="http://schemas.microsoft.com/office/2006/activeX" xmlns:r="http://schemas.openxmlformats.org/officeDocument/2006/relationships" ax:classid="{5512D118-5CC6-11CF-8D67-00AA00BDCE1D}" r:id="rId1" ax:persistence="persistStorage"/>
-</file>
-
-<file path=word\activeX\activeX88.xml><?xml version="1.0" encoding="utf-8"?>
-<ax:ocx xmlns:ax="http://schemas.microsoft.com/office/2006/activeX" xmlns:r="http://schemas.openxmlformats.org/officeDocument/2006/relationships" ax:classid="{5512D118-5CC6-11CF-8D67-00AA00BDCE1D}" r:id="rId1" ax:persistence="persistStorage"/>
-</file>
-
-<file path=word\activeX\activeX89.xml><?xml version="1.0" encoding="utf-8"?>
-<ax:ocx xmlns:ax="http://schemas.microsoft.com/office/2006/activeX" xmlns:r="http://schemas.openxmlformats.org/officeDocument/2006/relationships" ax:classid="{5512D118-5CC6-11CF-8D67-00AA00BDCE1D}" r:id="rId1" ax:persistence="persistStorage"/>
-</file>
-
-<file path=word\activeX\activeX9.xml><?xml version="1.0" encoding="utf-8"?>
-<ax:ocx xmlns:ax="http://schemas.microsoft.com/office/2006/activeX" xmlns:r="http://schemas.openxmlformats.org/officeDocument/2006/relationships" ax:classid="{5512D118-5CC6-11CF-8D67-00AA00BDCE1D}" r:id="rId1" ax:persistence="persistStorage"/>
-</file>
-
-<file path=word\activeX\activeX90.xml><?xml version="1.0" encoding="utf-8"?>
-<ax:ocx xmlns:ax="http://schemas.microsoft.com/office/2006/activeX" xmlns:r="http://schemas.openxmlformats.org/officeDocument/2006/relationships" ax:classid="{5512D118-5CC6-11CF-8D67-00AA00BDCE1D}" r:id="rId1" ax:persistence="persistStorage"/>
-</file>
-
-<file path=word\activeX\activeX91.xml><?xml version="1.0" encoding="utf-8"?>
-<ax:ocx xmlns:ax="http://schemas.microsoft.com/office/2006/activeX" xmlns:r="http://schemas.openxmlformats.org/officeDocument/2006/relationships" ax:classid="{5512D118-5CC6-11CF-8D67-00AA00BDCE1D}" r:id="rId1" ax:persistence="persistStorage"/>
-</file>
-
-<file path=word\activeX\activeX92.xml><?xml version="1.0" encoding="utf-8"?>
-<ax:ocx xmlns:ax="http://schemas.microsoft.com/office/2006/activeX" xmlns:r="http://schemas.openxmlformats.org/officeDocument/2006/relationships" ax:classid="{5512D118-5CC6-11CF-8D67-00AA00BDCE1D}" r:id="rId1" ax:persistence="persistStorage"/>
-</file>
-
-<file path=word\activeX\activeX93.xml><?xml version="1.0" encoding="utf-8"?>
-<ax:ocx xmlns:ax="http://schemas.microsoft.com/office/2006/activeX" xmlns:r="http://schemas.openxmlformats.org/officeDocument/2006/relationships" ax:classid="{5512D118-5CC6-11CF-8D67-00AA00BDCE1D}" r:id="rId1" ax:persistence="persistStorage"/>
-</file>
-
-<file path=word\activeX\activeX94.xml><?xml version="1.0" encoding="utf-8"?>
-<ax:ocx xmlns:ax="http://schemas.microsoft.com/office/2006/activeX" xmlns:r="http://schemas.openxmlformats.org/officeDocument/2006/relationships" ax:classid="{5512D118-5CC6-11CF-8D67-00AA00BDCE1D}" r:id="rId1" ax:persistence="persistStorage"/>
-</file>
-
-<file path=word\activeX\activeX95.xml><?xml version="1.0" encoding="utf-8"?>
-<ax:ocx xmlns:ax="http://schemas.microsoft.com/office/2006/activeX" xmlns:r="http://schemas.openxmlformats.org/officeDocument/2006/relationships" ax:classid="{5512D118-5CC6-11CF-8D67-00AA00BDCE1D}" r:id="rId1" ax:persistence="persistStorage"/>
-</file>
-
-<file path=word\activeX\activeX96.xml><?xml version="1.0" encoding="utf-8"?>
-<ax:ocx xmlns:ax="http://schemas.microsoft.com/office/2006/activeX" xmlns:r="http://schemas.openxmlformats.org/officeDocument/2006/relationships" ax:classid="{5512D118-5CC6-11CF-8D67-00AA00BDCE1D}" r:id="rId1" ax:persistence="persistStorage"/>
-</file>
-
-<file path=word\activeX\activeX97.xml><?xml version="1.0" encoding="utf-8"?>
-<ax:ocx xmlns:ax="http://schemas.microsoft.com/office/2006/activeX" xmlns:r="http://schemas.openxmlformats.org/officeDocument/2006/relationships" ax:classid="{5512D118-5CC6-11CF-8D67-00AA00BDCE1D}" r:id="rId1" ax:persistence="persistStorage"/>
-</file>
-
-<file path=word\activeX\activeX98.xml><?xml version="1.0" encoding="utf-8"?>
-<ax:ocx xmlns:ax="http://schemas.microsoft.com/office/2006/activeX" xmlns:r="http://schemas.openxmlformats.org/officeDocument/2006/relationships" ax:classid="{5512D118-5CC6-11CF-8D67-00AA00BDCE1D}" r:id="rId1" ax:persistence="persistStorage"/>
-</file>
-
-<file path=word\activeX\activeX99.xml><?xml version="1.0" encoding="utf-8"?>
-<ax:ocx xmlns:ax="http://schemas.microsoft.com/office/2006/activeX" xmlns:r="http://schemas.openxmlformats.org/officeDocument/2006/relationships" ax:classid="{5512D118-5CC6-11CF-8D67-00AA00BDCE1D}" r:id="rId1" ax:persistence="persistStorage"/>
-</file>
-
-<file path=word\document.xml><?xml version="1.0" encoding="utf-8"?>
+<file path=word/document.xml><?xml version="1.0" encoding="utf-8"?>
 <w:document xmlns:w="http://schemas.openxmlformats.org/wordprocessingml/2006/main" xmlns:r="http://schemas.openxmlformats.org/officeDocument/2006/relationships" xmlns:wp="http://schemas.openxmlformats.org/drawingml/2006/wordprocessingDrawing" xmlns:a="http://schemas.openxmlformats.org/drawingml/2006/main" xmlns:pic="http://schemas.openxmlformats.org/drawingml/2006/picture">
   <w:body>
     <w:p>
@@ -1231,23 +713,23 @@
               </w:rPr>
               <w:drawing>
                 <wp:inline distT="0" distB="0" distL="0" distR="0">
-                  <wp:extent cx="2571750" cy="2857500"/>
+                  <wp:extent cx="257175" cy="200025"/>
                   <wp:effectExtent l="0" t="0" r="0" b="0"/>
-                  <wp:docPr id="107" name="Picture 107" descr="image"/>
+                  <wp:docPr id="236" name="Picture 236" descr="image"/>
                   <wp:cNvGraphicFramePr>
-                    <a:graphicFrameLocks xmlns:a="http://schemas.openxmlformats.org/drawingml/2006/main" noChangeAspect="1"/>
+                    <a:graphicFrameLocks noChangeAspect="1"/>
                   </wp:cNvGraphicFramePr>
-                  <a:graphic xmlns:a="http://schemas.openxmlformats.org/drawingml/2006/main">
+                  <a:graphic>
                     <a:graphicData uri="http://schemas.openxmlformats.org/drawingml/2006/picture">
-                      <pic:pic xmlns:pic="http://schemas.openxmlformats.org/drawingml/2006/picture">
+                      <pic:pic>
                         <pic:nvPicPr>
-                          <pic:cNvPr id="107" name="Picture 107" descr="image"/>
+                          <pic:cNvPr id="236" name="Picture 236" descr="image"/>
                           <pic:cNvPicPr>
                             <a:picLocks noChangeAspect="1"/>
                           </pic:cNvPicPr>
                         </pic:nvPicPr>
                         <pic:blipFill>
-                          <a:blip r:embed="rId6|rId13"/>
+                          <a:blip r:embed="rId6"/>
                           <a:stretch>
                             <a:fillRect/>
                           </a:stretch>
@@ -1255,7 +737,44 @@
                         <pic:spPr>
                           <a:xfrm>
                             <a:off x="0" y="0"/>
-                            <a:ext cx="2571750" cy="2857500"/>
+                            <a:ext cx="257175" cy="200025"/>
+                          </a:xfrm>
+                          <a:prstGeom prst="rect">
+                            <a:avLst/>
+                          </a:prstGeom>
+                        </pic:spPr>
+                      </pic:pic>
+                    </a:graphicData>
+                  </a:graphic>
+                </wp:inline>
+              </w:drawing>
+              <w:drawing>
+                <wp:inline distT="0" distB="0" distL="0" distR="0">
+                  <wp:extent cx="2476500" cy="4057650"/>
+                  <wp:effectExtent l="0" t="0" r="0" b="0"/>
+                  <wp:docPr id="237" name="Picture 237" descr="image"/>
+                  <wp:cNvGraphicFramePr>
+                    <a:graphicFrameLocks noChangeAspect="1"/>
+                  </wp:cNvGraphicFramePr>
+                  <a:graphic>
+                    <a:graphicData uri="http://schemas.openxmlformats.org/drawingml/2006/picture">
+                      <pic:pic>
+                        <pic:nvPicPr>
+                          <pic:cNvPr id="237" name="Picture 237" descr="image"/>
+                          <pic:cNvPicPr>
+                            <a:picLocks noChangeAspect="1"/>
+                          </pic:cNvPicPr>
+                        </pic:nvPicPr>
+                        <pic:blipFill>
+                          <a:blip r:embed="rId13"/>
+                          <a:stretch>
+                            <a:fillRect/>
+                          </a:stretch>
+                        </pic:blipFill>
+                        <pic:spPr>
+                          <a:xfrm>
+                            <a:off x="0" y="0"/>
+                            <a:ext cx="2476500" cy="4057650"/>
                           </a:xfrm>
                           <a:prstGeom prst="rect">
                             <a:avLst/>
@@ -1319,23 +838,23 @@
               </w:rPr>
               <w:drawing>
                 <wp:inline distT="0" distB="0" distL="0" distR="0">
-                  <wp:extent cx="2571750" cy="2857500"/>
+                  <wp:extent cx="257175" cy="200025"/>
                   <wp:effectExtent l="0" t="0" r="0" b="0"/>
-                  <wp:docPr id="108" name="Picture 108" descr="image"/>
+                  <wp:docPr id="238" name="Picture 238" descr="image"/>
                   <wp:cNvGraphicFramePr>
-                    <a:graphicFrameLocks xmlns:a="http://schemas.openxmlformats.org/drawingml/2006/main" noChangeAspect="1"/>
+                    <a:graphicFrameLocks noChangeAspect="1"/>
                   </wp:cNvGraphicFramePr>
-                  <a:graphic xmlns:a="http://schemas.openxmlformats.org/drawingml/2006/main">
+                  <a:graphic>
                     <a:graphicData uri="http://schemas.openxmlformats.org/drawingml/2006/picture">
-                      <pic:pic xmlns:pic="http://schemas.openxmlformats.org/drawingml/2006/picture">
+                      <pic:pic>
                         <pic:nvPicPr>
-                          <pic:cNvPr id="108" name="Picture 108" descr="image"/>
+                          <pic:cNvPr id="238" name="Picture 238" descr="image"/>
                           <pic:cNvPicPr>
                             <a:picLocks noChangeAspect="1"/>
                           </pic:cNvPicPr>
                         </pic:nvPicPr>
                         <pic:blipFill>
-                          <a:blip r:embed="rId10|rId15"/>
+                          <a:blip r:embed="rId10"/>
                           <a:stretch>
                             <a:fillRect/>
                           </a:stretch>
@@ -1343,7 +862,44 @@
                         <pic:spPr>
                           <a:xfrm>
                             <a:off x="0" y="0"/>
-                            <a:ext cx="2571750" cy="2857500"/>
+                            <a:ext cx="257175" cy="200025"/>
+                          </a:xfrm>
+                          <a:prstGeom prst="rect">
+                            <a:avLst/>
+                          </a:prstGeom>
+                        </pic:spPr>
+                      </pic:pic>
+                    </a:graphicData>
+                  </a:graphic>
+                </wp:inline>
+              </w:drawing>
+              <w:drawing>
+                <wp:inline distT="0" distB="0" distL="0" distR="0">
+                  <wp:extent cx="2476500" cy="4600575"/>
+                  <wp:effectExtent l="0" t="0" r="0" b="0"/>
+                  <wp:docPr id="239" name="Picture 239" descr="image"/>
+                  <wp:cNvGraphicFramePr>
+                    <a:graphicFrameLocks noChangeAspect="1"/>
+                  </wp:cNvGraphicFramePr>
+                  <a:graphic>
+                    <a:graphicData uri="http://schemas.openxmlformats.org/drawingml/2006/picture">
+                      <pic:pic>
+                        <pic:nvPicPr>
+                          <pic:cNvPr id="239" name="Picture 239" descr="image"/>
+                          <pic:cNvPicPr>
+                            <a:picLocks noChangeAspect="1"/>
+                          </pic:cNvPicPr>
+                        </pic:nvPicPr>
+                        <pic:blipFill>
+                          <a:blip r:embed="rId15"/>
+                          <a:stretch>
+                            <a:fillRect/>
+                          </a:stretch>
+                        </pic:blipFill>
+                        <pic:spPr>
+                          <a:xfrm>
+                            <a:off x="0" y="0"/>
+                            <a:ext cx="2476500" cy="4600575"/>
                           </a:xfrm>
                           <a:prstGeom prst="rect">
                             <a:avLst/>
@@ -1412,23 +968,23 @@
               </w:rPr>
               <w:drawing>
                 <wp:inline distT="0" distB="0" distL="0" distR="0">
-                  <wp:extent cx="2571750" cy="2857500"/>
+                  <wp:extent cx="257175" cy="200025"/>
                   <wp:effectExtent l="0" t="0" r="0" b="0"/>
-                  <wp:docPr id="109" name="Picture 109" descr="image"/>
+                  <wp:docPr id="240" name="Picture 240" descr="image"/>
                   <wp:cNvGraphicFramePr>
-                    <a:graphicFrameLocks xmlns:a="http://schemas.openxmlformats.org/drawingml/2006/main" noChangeAspect="1"/>
+                    <a:graphicFrameLocks noChangeAspect="1"/>
                   </wp:cNvGraphicFramePr>
-                  <a:graphic xmlns:a="http://schemas.openxmlformats.org/drawingml/2006/main">
+                  <a:graphic>
                     <a:graphicData uri="http://schemas.openxmlformats.org/drawingml/2006/picture">
-                      <pic:pic xmlns:pic="http://schemas.openxmlformats.org/drawingml/2006/picture">
+                      <pic:pic>
                         <pic:nvPicPr>
-                          <pic:cNvPr id="109" name="Picture 109" descr="image"/>
+                          <pic:cNvPr id="240" name="Picture 240" descr="image"/>
                           <pic:cNvPicPr>
                             <a:picLocks noChangeAspect="1"/>
                           </pic:cNvPicPr>
                         </pic:nvPicPr>
                         <pic:blipFill>
-                          <a:blip r:embed="rId6|rId17"/>
+                          <a:blip r:embed="rId6"/>
                           <a:stretch>
                             <a:fillRect/>
                           </a:stretch>
@@ -1436,7 +992,44 @@
                         <pic:spPr>
                           <a:xfrm>
                             <a:off x="0" y="0"/>
-                            <a:ext cx="2571750" cy="2857500"/>
+                            <a:ext cx="257175" cy="200025"/>
+                          </a:xfrm>
+                          <a:prstGeom prst="rect">
+                            <a:avLst/>
+                          </a:prstGeom>
+                        </pic:spPr>
+                      </pic:pic>
+                    </a:graphicData>
+                  </a:graphic>
+                </wp:inline>
+              </w:drawing>
+              <w:drawing>
+                <wp:inline distT="0" distB="0" distL="0" distR="0">
+                  <wp:extent cx="2476500" cy="4581525"/>
+                  <wp:effectExtent l="0" t="0" r="0" b="0"/>
+                  <wp:docPr id="241" name="Picture 241" descr="image"/>
+                  <wp:cNvGraphicFramePr>
+                    <a:graphicFrameLocks noChangeAspect="1"/>
+                  </wp:cNvGraphicFramePr>
+                  <a:graphic>
+                    <a:graphicData uri="http://schemas.openxmlformats.org/drawingml/2006/picture">
+                      <pic:pic>
+                        <pic:nvPicPr>
+                          <pic:cNvPr id="241" name="Picture 241" descr="image"/>
+                          <pic:cNvPicPr>
+                            <a:picLocks noChangeAspect="1"/>
+                          </pic:cNvPicPr>
+                        </pic:nvPicPr>
+                        <pic:blipFill>
+                          <a:blip r:embed="rId17"/>
+                          <a:stretch>
+                            <a:fillRect/>
+                          </a:stretch>
+                        </pic:blipFill>
+                        <pic:spPr>
+                          <a:xfrm>
+                            <a:off x="0" y="0"/>
+                            <a:ext cx="2476500" cy="4581525"/>
                           </a:xfrm>
                           <a:prstGeom prst="rect">
                             <a:avLst/>
@@ -1500,23 +1093,23 @@
               </w:rPr>
               <w:drawing>
                 <wp:inline distT="0" distB="0" distL="0" distR="0">
-                  <wp:extent cx="2571750" cy="2857500"/>
+                  <wp:extent cx="257175" cy="200025"/>
                   <wp:effectExtent l="0" t="0" r="0" b="0"/>
-                  <wp:docPr id="110" name="Picture 110" descr="image"/>
+                  <wp:docPr id="242" name="Picture 242" descr="image"/>
                   <wp:cNvGraphicFramePr>
-                    <a:graphicFrameLocks xmlns:a="http://schemas.openxmlformats.org/drawingml/2006/main" noChangeAspect="1"/>
+                    <a:graphicFrameLocks noChangeAspect="1"/>
                   </wp:cNvGraphicFramePr>
-                  <a:graphic xmlns:a="http://schemas.openxmlformats.org/drawingml/2006/main">
+                  <a:graphic>
                     <a:graphicData uri="http://schemas.openxmlformats.org/drawingml/2006/picture">
-                      <pic:pic xmlns:pic="http://schemas.openxmlformats.org/drawingml/2006/picture">
+                      <pic:pic>
                         <pic:nvPicPr>
-                          <pic:cNvPr id="110" name="Picture 110" descr="image"/>
+                          <pic:cNvPr id="242" name="Picture 242" descr="image"/>
                           <pic:cNvPicPr>
                             <a:picLocks noChangeAspect="1"/>
                           </pic:cNvPicPr>
                         </pic:nvPicPr>
                         <pic:blipFill>
-                          <a:blip r:embed="rId6|rId19"/>
+                          <a:blip r:embed="rId6"/>
                           <a:stretch>
                             <a:fillRect/>
                           </a:stretch>
@@ -1524,7 +1117,44 @@
                         <pic:spPr>
                           <a:xfrm>
                             <a:off x="0" y="0"/>
-                            <a:ext cx="2571750" cy="2857500"/>
+                            <a:ext cx="257175" cy="200025"/>
+                          </a:xfrm>
+                          <a:prstGeom prst="rect">
+                            <a:avLst/>
+                          </a:prstGeom>
+                        </pic:spPr>
+                      </pic:pic>
+                    </a:graphicData>
+                  </a:graphic>
+                </wp:inline>
+              </w:drawing>
+              <w:drawing>
+                <wp:inline distT="0" distB="0" distL="0" distR="0">
+                  <wp:extent cx="2476500" cy="4171950"/>
+                  <wp:effectExtent l="0" t="0" r="0" b="0"/>
+                  <wp:docPr id="243" name="Picture 243" descr="image"/>
+                  <wp:cNvGraphicFramePr>
+                    <a:graphicFrameLocks noChangeAspect="1"/>
+                  </wp:cNvGraphicFramePr>
+                  <a:graphic>
+                    <a:graphicData uri="http://schemas.openxmlformats.org/drawingml/2006/picture">
+                      <pic:pic>
+                        <pic:nvPicPr>
+                          <pic:cNvPr id="243" name="Picture 243" descr="image"/>
+                          <pic:cNvPicPr>
+                            <a:picLocks noChangeAspect="1"/>
+                          </pic:cNvPicPr>
+                        </pic:nvPicPr>
+                        <pic:blipFill>
+                          <a:blip r:embed="rId19"/>
+                          <a:stretch>
+                            <a:fillRect/>
+                          </a:stretch>
+                        </pic:blipFill>
+                        <pic:spPr>
+                          <a:xfrm>
+                            <a:off x="0" y="0"/>
+                            <a:ext cx="2476500" cy="4171950"/>
                           </a:xfrm>
                           <a:prstGeom prst="rect">
                             <a:avLst/>
@@ -1594,23 +1224,23 @@
         </w:rPr>
         <w:drawing>
           <wp:inline distT="0" distB="0" distL="0" distR="0">
-            <wp:extent cx="3132000" cy="1905000"/>
+            <wp:extent cx="1200150" cy="2486025"/>
             <wp:effectExtent l="0" t="0" r="0" b="0"/>
-            <wp:docPr id="111" name="Picture 111" descr="image"/>
+            <wp:docPr id="244" name="Picture 244" descr="image"/>
             <wp:cNvGraphicFramePr>
-              <a:graphicFrameLocks xmlns:a="http://schemas.openxmlformats.org/drawingml/2006/main" noChangeAspect="1"/>
+              <a:graphicFrameLocks noChangeAspect="1"/>
             </wp:cNvGraphicFramePr>
-            <a:graphic xmlns:a="http://schemas.openxmlformats.org/drawingml/2006/main">
+            <a:graphic>
               <a:graphicData uri="http://schemas.openxmlformats.org/drawingml/2006/picture">
-                <pic:pic xmlns:pic="http://schemas.openxmlformats.org/drawingml/2006/picture">
+                <pic:pic>
                   <pic:nvPicPr>
-                    <pic:cNvPr id="111" name="Picture 111" descr="image"/>
+                    <pic:cNvPr id="244" name="Picture 244" descr="image"/>
                     <pic:cNvPicPr>
                       <a:picLocks noChangeAspect="1"/>
                     </pic:cNvPicPr>
                   </pic:nvPicPr>
                   <pic:blipFill>
-                    <a:blip r:embed="rId20|rId21"/>
+                    <a:blip r:embed="rId20"/>
                     <a:stretch>
                       <a:fillRect/>
                     </a:stretch>
@@ -1618,7 +1248,44 @@
                   <pic:spPr>
                     <a:xfrm>
                       <a:off x="0" y="0"/>
-                      <a:ext cx="3132000" cy="1905000"/>
+                      <a:ext cx="1200150" cy="2486025"/>
+                    </a:xfrm>
+                    <a:prstGeom prst="rect">
+                      <a:avLst/>
+                    </a:prstGeom>
+                  </pic:spPr>
+                </pic:pic>
+              </a:graphicData>
+            </a:graphic>
+          </wp:inline>
+        </w:drawing>
+        <w:drawing>
+          <wp:inline distT="0" distB="0" distL="0" distR="0">
+            <wp:extent cx="3333750" cy="2486025"/>
+            <wp:effectExtent l="0" t="0" r="0" b="0"/>
+            <wp:docPr id="245" name="Picture 245" descr="image"/>
+            <wp:cNvGraphicFramePr>
+              <a:graphicFrameLocks noChangeAspect="1"/>
+            </wp:cNvGraphicFramePr>
+            <a:graphic>
+              <a:graphicData uri="http://schemas.openxmlformats.org/drawingml/2006/picture">
+                <pic:pic>
+                  <pic:nvPicPr>
+                    <pic:cNvPr id="245" name="Picture 245" descr="image"/>
+                    <pic:cNvPicPr>
+                      <a:picLocks noChangeAspect="1"/>
+                    </pic:cNvPicPr>
+                  </pic:nvPicPr>
+                  <pic:blipFill>
+                    <a:blip r:embed="rId21"/>
+                    <a:stretch>
+                      <a:fillRect/>
+                    </a:stretch>
+                  </pic:blipFill>
+                  <pic:spPr>
+                    <a:xfrm>
+                      <a:off x="0" y="0"/>
+                      <a:ext cx="3333750" cy="2486025"/>
                     </a:xfrm>
                     <a:prstGeom prst="rect">
                       <a:avLst/>
@@ -1709,23 +1376,23 @@
               </w:rPr>
               <w:drawing>
                 <wp:inline distT="0" distB="0" distL="0" distR="0">
-                  <wp:extent cx="2571750" cy="2857500"/>
+                  <wp:extent cx="257175" cy="200025"/>
                   <wp:effectExtent l="0" t="0" r="0" b="0"/>
-                  <wp:docPr id="112" name="Picture 112" descr="image"/>
+                  <wp:docPr id="246" name="Picture 246" descr="image"/>
                   <wp:cNvGraphicFramePr>
-                    <a:graphicFrameLocks xmlns:a="http://schemas.openxmlformats.org/drawingml/2006/main" noChangeAspect="1"/>
+                    <a:graphicFrameLocks noChangeAspect="1"/>
                   </wp:cNvGraphicFramePr>
-                  <a:graphic xmlns:a="http://schemas.openxmlformats.org/drawingml/2006/main">
+                  <a:graphic>
                     <a:graphicData uri="http://schemas.openxmlformats.org/drawingml/2006/picture">
-                      <pic:pic xmlns:pic="http://schemas.openxmlformats.org/drawingml/2006/picture">
+                      <pic:pic>
                         <pic:nvPicPr>
-                          <pic:cNvPr id="112" name="Picture 112" descr="image"/>
+                          <pic:cNvPr id="246" name="Picture 246" descr="image"/>
                           <pic:cNvPicPr>
                             <a:picLocks noChangeAspect="1"/>
                           </pic:cNvPicPr>
                         </pic:nvPicPr>
                         <pic:blipFill>
-                          <a:blip r:embed="rId6|rId23"/>
+                          <a:blip r:embed="rId6"/>
                           <a:stretch>
                             <a:fillRect/>
                           </a:stretch>
@@ -1733,7 +1400,44 @@
                         <pic:spPr>
                           <a:xfrm>
                             <a:off x="0" y="0"/>
-                            <a:ext cx="2571750" cy="2857500"/>
+                            <a:ext cx="257175" cy="200025"/>
+                          </a:xfrm>
+                          <a:prstGeom prst="rect">
+                            <a:avLst/>
+                          </a:prstGeom>
+                        </pic:spPr>
+                      </pic:pic>
+                    </a:graphicData>
+                  </a:graphic>
+                </wp:inline>
+              </w:drawing>
+              <w:drawing>
+                <wp:inline distT="0" distB="0" distL="0" distR="0">
+                  <wp:extent cx="2352675" cy="1619250"/>
+                  <wp:effectExtent l="0" t="0" r="0" b="0"/>
+                  <wp:docPr id="247" name="Picture 247" descr="image"/>
+                  <wp:cNvGraphicFramePr>
+                    <a:graphicFrameLocks noChangeAspect="1"/>
+                  </wp:cNvGraphicFramePr>
+                  <a:graphic>
+                    <a:graphicData uri="http://schemas.openxmlformats.org/drawingml/2006/picture">
+                      <pic:pic>
+                        <pic:nvPicPr>
+                          <pic:cNvPr id="247" name="Picture 247" descr="image"/>
+                          <pic:cNvPicPr>
+                            <a:picLocks noChangeAspect="1"/>
+                          </pic:cNvPicPr>
+                        </pic:nvPicPr>
+                        <pic:blipFill>
+                          <a:blip r:embed="rId23"/>
+                          <a:stretch>
+                            <a:fillRect/>
+                          </a:stretch>
+                        </pic:blipFill>
+                        <pic:spPr>
+                          <a:xfrm>
+                            <a:off x="0" y="0"/>
+                            <a:ext cx="2352675" cy="1619250"/>
                           </a:xfrm>
                           <a:prstGeom prst="rect">
                             <a:avLst/>
@@ -1797,23 +1501,23 @@
               </w:rPr>
               <w:drawing>
                 <wp:inline distT="0" distB="0" distL="0" distR="0">
-                  <wp:extent cx="2571750" cy="2857500"/>
+                  <wp:extent cx="257175" cy="200025"/>
                   <wp:effectExtent l="0" t="0" r="0" b="0"/>
-                  <wp:docPr id="113" name="Picture 113" descr="image"/>
+                  <wp:docPr id="248" name="Picture 248" descr="image"/>
                   <wp:cNvGraphicFramePr>
-                    <a:graphicFrameLocks xmlns:a="http://schemas.openxmlformats.org/drawingml/2006/main" noChangeAspect="1"/>
+                    <a:graphicFrameLocks noChangeAspect="1"/>
                   </wp:cNvGraphicFramePr>
-                  <a:graphic xmlns:a="http://schemas.openxmlformats.org/drawingml/2006/main">
+                  <a:graphic>
                     <a:graphicData uri="http://schemas.openxmlformats.org/drawingml/2006/picture">
-                      <pic:pic xmlns:pic="http://schemas.openxmlformats.org/drawingml/2006/picture">
+                      <pic:pic>
                         <pic:nvPicPr>
-                          <pic:cNvPr id="113" name="Picture 113" descr="image"/>
+                          <pic:cNvPr id="248" name="Picture 248" descr="image"/>
                           <pic:cNvPicPr>
                             <a:picLocks noChangeAspect="1"/>
                           </pic:cNvPicPr>
                         </pic:nvPicPr>
                         <pic:blipFill>
-                          <a:blip r:embed="rId6|rId25"/>
+                          <a:blip r:embed="rId6"/>
                           <a:stretch>
                             <a:fillRect/>
                           </a:stretch>
@@ -1821,7 +1525,44 @@
                         <pic:spPr>
                           <a:xfrm>
                             <a:off x="0" y="0"/>
-                            <a:ext cx="2571750" cy="2857500"/>
+                            <a:ext cx="257175" cy="200025"/>
+                          </a:xfrm>
+                          <a:prstGeom prst="rect">
+                            <a:avLst/>
+                          </a:prstGeom>
+                        </pic:spPr>
+                      </pic:pic>
+                    </a:graphicData>
+                  </a:graphic>
+                </wp:inline>
+              </w:drawing>
+              <w:drawing>
+                <wp:inline distT="0" distB="0" distL="0" distR="0">
+                  <wp:extent cx="2352675" cy="1581150"/>
+                  <wp:effectExtent l="0" t="0" r="0" b="0"/>
+                  <wp:docPr id="249" name="Picture 249" descr="image"/>
+                  <wp:cNvGraphicFramePr>
+                    <a:graphicFrameLocks noChangeAspect="1"/>
+                  </wp:cNvGraphicFramePr>
+                  <a:graphic>
+                    <a:graphicData uri="http://schemas.openxmlformats.org/drawingml/2006/picture">
+                      <pic:pic>
+                        <pic:nvPicPr>
+                          <pic:cNvPr id="249" name="Picture 249" descr="image"/>
+                          <pic:cNvPicPr>
+                            <a:picLocks noChangeAspect="1"/>
+                          </pic:cNvPicPr>
+                        </pic:nvPicPr>
+                        <pic:blipFill>
+                          <a:blip r:embed="rId25"/>
+                          <a:stretch>
+                            <a:fillRect/>
+                          </a:stretch>
+                        </pic:blipFill>
+                        <pic:spPr>
+                          <a:xfrm>
+                            <a:off x="0" y="0"/>
+                            <a:ext cx="2352675" cy="1581150"/>
                           </a:xfrm>
                           <a:prstGeom prst="rect">
                             <a:avLst/>
@@ -1890,23 +1631,23 @@
               </w:rPr>
               <w:drawing>
                 <wp:inline distT="0" distB="0" distL="0" distR="0">
-                  <wp:extent cx="2571750" cy="2857500"/>
+                  <wp:extent cx="254093" cy="197628"/>
                   <wp:effectExtent l="0" t="0" r="0" b="0"/>
-                  <wp:docPr id="114" name="Picture 114" descr="image"/>
+                  <wp:docPr id="250" name="Picture 250" descr="image"/>
                   <wp:cNvGraphicFramePr>
-                    <a:graphicFrameLocks xmlns:a="http://schemas.openxmlformats.org/drawingml/2006/main" noChangeAspect="1"/>
+                    <a:graphicFrameLocks noChangeAspect="1"/>
                   </wp:cNvGraphicFramePr>
-                  <a:graphic xmlns:a="http://schemas.openxmlformats.org/drawingml/2006/main">
+                  <a:graphic>
                     <a:graphicData uri="http://schemas.openxmlformats.org/drawingml/2006/picture">
-                      <pic:pic xmlns:pic="http://schemas.openxmlformats.org/drawingml/2006/picture">
+                      <pic:pic>
                         <pic:nvPicPr>
-                          <pic:cNvPr id="114" name="Picture 114" descr="image"/>
+                          <pic:cNvPr id="250" name="Picture 250" descr="image"/>
                           <pic:cNvPicPr>
                             <a:picLocks noChangeAspect="1"/>
                           </pic:cNvPicPr>
                         </pic:nvPicPr>
                         <pic:blipFill>
-                          <a:blip r:embed="rId10|rId27"/>
+                          <a:blip r:embed="rId10"/>
                           <a:stretch>
                             <a:fillRect/>
                           </a:stretch>
@@ -1914,7 +1655,44 @@
                         <pic:spPr>
                           <a:xfrm>
                             <a:off x="0" y="0"/>
-                            <a:ext cx="2571750" cy="2857500"/>
+                            <a:ext cx="254093" cy="197628"/>
+                          </a:xfrm>
+                          <a:prstGeom prst="rect">
+                            <a:avLst/>
+                          </a:prstGeom>
+                        </pic:spPr>
+                      </pic:pic>
+                    </a:graphicData>
+                  </a:graphic>
+                </wp:inline>
+              </w:drawing>
+              <w:drawing>
+                <wp:inline distT="0" distB="0" distL="0" distR="0">
+                  <wp:extent cx="2625632" cy="1581025"/>
+                  <wp:effectExtent l="0" t="0" r="0" b="0"/>
+                  <wp:docPr id="251" name="Picture 251" descr="image"/>
+                  <wp:cNvGraphicFramePr>
+                    <a:graphicFrameLocks noChangeAspect="1"/>
+                  </wp:cNvGraphicFramePr>
+                  <a:graphic>
+                    <a:graphicData uri="http://schemas.openxmlformats.org/drawingml/2006/picture">
+                      <pic:pic>
+                        <pic:nvPicPr>
+                          <pic:cNvPr id="251" name="Picture 251" descr="image"/>
+                          <pic:cNvPicPr>
+                            <a:picLocks noChangeAspect="1"/>
+                          </pic:cNvPicPr>
+                        </pic:nvPicPr>
+                        <pic:blipFill>
+                          <a:blip r:embed="rId27"/>
+                          <a:stretch>
+                            <a:fillRect/>
+                          </a:stretch>
+                        </pic:blipFill>
+                        <pic:spPr>
+                          <a:xfrm>
+                            <a:off x="0" y="0"/>
+                            <a:ext cx="2625632" cy="1581025"/>
                           </a:xfrm>
                           <a:prstGeom prst="rect">
                             <a:avLst/>
@@ -1978,23 +1756,23 @@
               </w:rPr>
               <w:drawing>
                 <wp:inline distT="0" distB="0" distL="0" distR="0">
-                  <wp:extent cx="2571750" cy="2857500"/>
+                  <wp:extent cx="257175" cy="200025"/>
                   <wp:effectExtent l="0" t="0" r="0" b="0"/>
-                  <wp:docPr id="115" name="Picture 115" descr="image"/>
+                  <wp:docPr id="252" name="Picture 252" descr="image"/>
                   <wp:cNvGraphicFramePr>
-                    <a:graphicFrameLocks xmlns:a="http://schemas.openxmlformats.org/drawingml/2006/main" noChangeAspect="1"/>
+                    <a:graphicFrameLocks noChangeAspect="1"/>
                   </wp:cNvGraphicFramePr>
-                  <a:graphic xmlns:a="http://schemas.openxmlformats.org/drawingml/2006/main">
+                  <a:graphic>
                     <a:graphicData uri="http://schemas.openxmlformats.org/drawingml/2006/picture">
-                      <pic:pic xmlns:pic="http://schemas.openxmlformats.org/drawingml/2006/picture">
+                      <pic:pic>
                         <pic:nvPicPr>
-                          <pic:cNvPr id="115" name="Picture 115" descr="image"/>
+                          <pic:cNvPr id="252" name="Picture 252" descr="image"/>
                           <pic:cNvPicPr>
                             <a:picLocks noChangeAspect="1"/>
                           </pic:cNvPicPr>
                         </pic:nvPicPr>
                         <pic:blipFill>
-                          <a:blip r:embed="rId6|rId29"/>
+                          <a:blip r:embed="rId6"/>
                           <a:stretch>
                             <a:fillRect/>
                           </a:stretch>
@@ -2002,7 +1780,44 @@
                         <pic:spPr>
                           <a:xfrm>
                             <a:off x="0" y="0"/>
-                            <a:ext cx="2571750" cy="2857500"/>
+                            <a:ext cx="257175" cy="200025"/>
+                          </a:xfrm>
+                          <a:prstGeom prst="rect">
+                            <a:avLst/>
+                          </a:prstGeom>
+                        </pic:spPr>
+                      </pic:pic>
+                    </a:graphicData>
+                  </a:graphic>
+                </wp:inline>
+              </w:drawing>
+              <w:drawing>
+                <wp:inline distT="0" distB="0" distL="0" distR="0">
+                  <wp:extent cx="2343150" cy="2047875"/>
+                  <wp:effectExtent l="0" t="0" r="0" b="0"/>
+                  <wp:docPr id="253" name="Picture 253" descr="image"/>
+                  <wp:cNvGraphicFramePr>
+                    <a:graphicFrameLocks noChangeAspect="1"/>
+                  </wp:cNvGraphicFramePr>
+                  <a:graphic>
+                    <a:graphicData uri="http://schemas.openxmlformats.org/drawingml/2006/picture">
+                      <pic:pic>
+                        <pic:nvPicPr>
+                          <pic:cNvPr id="253" name="Picture 253" descr="image"/>
+                          <pic:cNvPicPr>
+                            <a:picLocks noChangeAspect="1"/>
+                          </pic:cNvPicPr>
+                        </pic:nvPicPr>
+                        <pic:blipFill>
+                          <a:blip r:embed="rId29"/>
+                          <a:stretch>
+                            <a:fillRect/>
+                          </a:stretch>
+                        </pic:blipFill>
+                        <pic:spPr>
+                          <a:xfrm>
+                            <a:off x="0" y="0"/>
+                            <a:ext cx="2343150" cy="2047875"/>
                           </a:xfrm>
                           <a:prstGeom prst="rect">
                             <a:avLst/>
@@ -4482,23 +4297,23 @@
               </w:rPr>
               <w:drawing>
                 <wp:inline distT="0" distB="0" distL="0" distR="0">
-                  <wp:extent cx="2571750" cy="2857500"/>
+                  <wp:extent cx="236330" cy="183812"/>
                   <wp:effectExtent l="0" t="0" r="0" b="0"/>
-                  <wp:docPr id="144" name="Picture 144" descr="image"/>
+                  <wp:docPr id="254" name="Picture 254" descr="image"/>
                   <wp:cNvGraphicFramePr>
-                    <a:graphicFrameLocks xmlns:a="http://schemas.openxmlformats.org/drawingml/2006/main" noChangeAspect="1"/>
+                    <a:graphicFrameLocks noChangeAspect="1"/>
                   </wp:cNvGraphicFramePr>
-                  <a:graphic xmlns:a="http://schemas.openxmlformats.org/drawingml/2006/main">
+                  <a:graphic>
                     <a:graphicData uri="http://schemas.openxmlformats.org/drawingml/2006/picture">
-                      <pic:pic xmlns:pic="http://schemas.openxmlformats.org/drawingml/2006/picture">
+                      <pic:pic>
                         <pic:nvPicPr>
-                          <pic:cNvPr id="144" name="Picture 144" descr="image"/>
+                          <pic:cNvPr id="254" name="Picture 254" descr="image"/>
                           <pic:cNvPicPr>
                             <a:picLocks noChangeAspect="1"/>
                           </pic:cNvPicPr>
                         </pic:nvPicPr>
                         <pic:blipFill>
-                          <a:blip r:embed="rId6|rId59"/>
+                          <a:blip r:embed="rId6"/>
                           <a:stretch>
                             <a:fillRect/>
                           </a:stretch>
@@ -4506,7 +4321,44 @@
                         <pic:spPr>
                           <a:xfrm>
                             <a:off x="0" y="0"/>
-                            <a:ext cx="2571750" cy="2857500"/>
+                            <a:ext cx="236330" cy="183812"/>
+                          </a:xfrm>
+                          <a:prstGeom prst="rect">
+                            <a:avLst/>
+                          </a:prstGeom>
+                        </pic:spPr>
+                      </pic:pic>
+                    </a:graphicData>
+                  </a:graphic>
+                </wp:inline>
+              </w:drawing>
+              <w:drawing>
+                <wp:inline distT="0" distB="0" distL="0" distR="0">
+                  <wp:extent cx="2643395" cy="2424571"/>
+                  <wp:effectExtent l="0" t="0" r="0" b="0"/>
+                  <wp:docPr id="255" name="Picture 255" descr="image"/>
+                  <wp:cNvGraphicFramePr>
+                    <a:graphicFrameLocks noChangeAspect="1"/>
+                  </wp:cNvGraphicFramePr>
+                  <a:graphic>
+                    <a:graphicData uri="http://schemas.openxmlformats.org/drawingml/2006/picture">
+                      <pic:pic>
+                        <pic:nvPicPr>
+                          <pic:cNvPr id="255" name="Picture 255" descr="image"/>
+                          <pic:cNvPicPr>
+                            <a:picLocks noChangeAspect="1"/>
+                          </pic:cNvPicPr>
+                        </pic:nvPicPr>
+                        <pic:blipFill>
+                          <a:blip r:embed="rId59"/>
+                          <a:stretch>
+                            <a:fillRect/>
+                          </a:stretch>
+                        </pic:blipFill>
+                        <pic:spPr>
+                          <a:xfrm>
+                            <a:off x="0" y="0"/>
+                            <a:ext cx="2643395" cy="2424571"/>
                           </a:xfrm>
                           <a:prstGeom prst="rect">
                             <a:avLst/>
@@ -4570,23 +4422,23 @@
               </w:rPr>
               <w:drawing>
                 <wp:inline distT="0" distB="0" distL="0" distR="0">
-                  <wp:extent cx="2571750" cy="2857500"/>
+                  <wp:extent cx="234902" cy="182702"/>
                   <wp:effectExtent l="0" t="0" r="0" b="0"/>
-                  <wp:docPr id="145" name="Picture 145" descr="image"/>
+                  <wp:docPr id="256" name="Picture 256" descr="image"/>
                   <wp:cNvGraphicFramePr>
-                    <a:graphicFrameLocks xmlns:a="http://schemas.openxmlformats.org/drawingml/2006/main" noChangeAspect="1"/>
+                    <a:graphicFrameLocks noChangeAspect="1"/>
                   </wp:cNvGraphicFramePr>
-                  <a:graphic xmlns:a="http://schemas.openxmlformats.org/drawingml/2006/main">
+                  <a:graphic>
                     <a:graphicData uri="http://schemas.openxmlformats.org/drawingml/2006/picture">
-                      <pic:pic xmlns:pic="http://schemas.openxmlformats.org/drawingml/2006/picture">
+                      <pic:pic>
                         <pic:nvPicPr>
-                          <pic:cNvPr id="145" name="Picture 145" descr="image"/>
+                          <pic:cNvPr id="256" name="Picture 256" descr="image"/>
                           <pic:cNvPicPr>
                             <a:picLocks noChangeAspect="1"/>
                           </pic:cNvPicPr>
                         </pic:nvPicPr>
                         <pic:blipFill>
-                          <a:blip r:embed="rId6|rId61"/>
+                          <a:blip r:embed="rId6"/>
                           <a:stretch>
                             <a:fillRect/>
                           </a:stretch>
@@ -4594,7 +4446,44 @@
                         <pic:spPr>
                           <a:xfrm>
                             <a:off x="0" y="0"/>
-                            <a:ext cx="2571750" cy="2857500"/>
+                            <a:ext cx="234902" cy="182702"/>
+                          </a:xfrm>
+                          <a:prstGeom prst="rect">
+                            <a:avLst/>
+                          </a:prstGeom>
+                        </pic:spPr>
+                      </pic:pic>
+                    </a:graphicData>
+                  </a:graphic>
+                </wp:inline>
+              </w:drawing>
+              <w:drawing>
+                <wp:inline distT="0" distB="0" distL="0" distR="0">
+                  <wp:extent cx="2644823" cy="2418621"/>
+                  <wp:effectExtent l="0" t="0" r="0" b="0"/>
+                  <wp:docPr id="257" name="Picture 257" descr="image"/>
+                  <wp:cNvGraphicFramePr>
+                    <a:graphicFrameLocks noChangeAspect="1"/>
+                  </wp:cNvGraphicFramePr>
+                  <a:graphic>
+                    <a:graphicData uri="http://schemas.openxmlformats.org/drawingml/2006/picture">
+                      <pic:pic>
+                        <pic:nvPicPr>
+                          <pic:cNvPr id="257" name="Picture 257" descr="image"/>
+                          <pic:cNvPicPr>
+                            <a:picLocks noChangeAspect="1"/>
+                          </pic:cNvPicPr>
+                        </pic:nvPicPr>
+                        <pic:blipFill>
+                          <a:blip r:embed="rId61"/>
+                          <a:stretch>
+                            <a:fillRect/>
+                          </a:stretch>
+                        </pic:blipFill>
+                        <pic:spPr>
+                          <a:xfrm>
+                            <a:off x="0" y="0"/>
+                            <a:ext cx="2644823" cy="2418621"/>
                           </a:xfrm>
                           <a:prstGeom prst="rect">
                             <a:avLst/>
@@ -4663,23 +4552,23 @@
               </w:rPr>
               <w:drawing>
                 <wp:inline distT="0" distB="0" distL="0" distR="0">
-                  <wp:extent cx="2571750" cy="2857500"/>
+                  <wp:extent cx="247620" cy="192593"/>
                   <wp:effectExtent l="0" t="0" r="0" b="0"/>
-                  <wp:docPr id="146" name="Picture 146" descr="image"/>
+                  <wp:docPr id="258" name="Picture 258" descr="image"/>
                   <wp:cNvGraphicFramePr>
-                    <a:graphicFrameLocks xmlns:a="http://schemas.openxmlformats.org/drawingml/2006/main" noChangeAspect="1"/>
+                    <a:graphicFrameLocks noChangeAspect="1"/>
                   </wp:cNvGraphicFramePr>
-                  <a:graphic xmlns:a="http://schemas.openxmlformats.org/drawingml/2006/main">
+                  <a:graphic>
                     <a:graphicData uri="http://schemas.openxmlformats.org/drawingml/2006/picture">
-                      <pic:pic xmlns:pic="http://schemas.openxmlformats.org/drawingml/2006/picture">
+                      <pic:pic>
                         <pic:nvPicPr>
-                          <pic:cNvPr id="146" name="Picture 146" descr="image"/>
+                          <pic:cNvPr id="258" name="Picture 258" descr="image"/>
                           <pic:cNvPicPr>
                             <a:picLocks noChangeAspect="1"/>
                           </pic:cNvPicPr>
                         </pic:nvPicPr>
                         <pic:blipFill>
-                          <a:blip r:embed="rId10|rId63"/>
+                          <a:blip r:embed="rId10"/>
                           <a:stretch>
                             <a:fillRect/>
                           </a:stretch>
@@ -4687,7 +4576,44 @@
                         <pic:spPr>
                           <a:xfrm>
                             <a:off x="0" y="0"/>
-                            <a:ext cx="2571750" cy="2857500"/>
+                            <a:ext cx="247620" cy="192593"/>
+                          </a:xfrm>
+                          <a:prstGeom prst="rect">
+                            <a:avLst/>
+                          </a:prstGeom>
+                        </pic:spPr>
+                      </pic:pic>
+                    </a:graphicData>
+                  </a:graphic>
+                </wp:inline>
+              </w:drawing>
+              <w:drawing>
+                <wp:inline distT="0" distB="0" distL="0" distR="0">
+                  <wp:extent cx="2632105" cy="2531223"/>
+                  <wp:effectExtent l="0" t="0" r="0" b="0"/>
+                  <wp:docPr id="259" name="Picture 259" descr="image"/>
+                  <wp:cNvGraphicFramePr>
+                    <a:graphicFrameLocks noChangeAspect="1"/>
+                  </wp:cNvGraphicFramePr>
+                  <a:graphic>
+                    <a:graphicData uri="http://schemas.openxmlformats.org/drawingml/2006/picture">
+                      <pic:pic>
+                        <pic:nvPicPr>
+                          <pic:cNvPr id="259" name="Picture 259" descr="image"/>
+                          <pic:cNvPicPr>
+                            <a:picLocks noChangeAspect="1"/>
+                          </pic:cNvPicPr>
+                        </pic:nvPicPr>
+                        <pic:blipFill>
+                          <a:blip r:embed="rId63"/>
+                          <a:stretch>
+                            <a:fillRect/>
+                          </a:stretch>
+                        </pic:blipFill>
+                        <pic:spPr>
+                          <a:xfrm>
+                            <a:off x="0" y="0"/>
+                            <a:ext cx="2632105" cy="2531223"/>
                           </a:xfrm>
                           <a:prstGeom prst="rect">
                             <a:avLst/>
@@ -4751,23 +4677,23 @@
               </w:rPr>
               <w:drawing>
                 <wp:inline distT="0" distB="0" distL="0" distR="0">
-                  <wp:extent cx="2571750" cy="2857500"/>
+                  <wp:extent cx="230720" cy="179449"/>
                   <wp:effectExtent l="0" t="0" r="0" b="0"/>
-                  <wp:docPr id="147" name="Picture 147" descr="image"/>
+                  <wp:docPr id="260" name="Picture 260" descr="image"/>
                   <wp:cNvGraphicFramePr>
-                    <a:graphicFrameLocks xmlns:a="http://schemas.openxmlformats.org/drawingml/2006/main" noChangeAspect="1"/>
+                    <a:graphicFrameLocks noChangeAspect="1"/>
                   </wp:cNvGraphicFramePr>
-                  <a:graphic xmlns:a="http://schemas.openxmlformats.org/drawingml/2006/main">
+                  <a:graphic>
                     <a:graphicData uri="http://schemas.openxmlformats.org/drawingml/2006/picture">
-                      <pic:pic xmlns:pic="http://schemas.openxmlformats.org/drawingml/2006/picture">
+                      <pic:pic>
                         <pic:nvPicPr>
-                          <pic:cNvPr id="147" name="Picture 147" descr="image"/>
+                          <pic:cNvPr id="260" name="Picture 260" descr="image"/>
                           <pic:cNvPicPr>
                             <a:picLocks noChangeAspect="1"/>
                           </pic:cNvPicPr>
                         </pic:nvPicPr>
                         <pic:blipFill>
-                          <a:blip r:embed="rId6|rId65"/>
+                          <a:blip r:embed="rId6"/>
                           <a:stretch>
                             <a:fillRect/>
                           </a:stretch>
@@ -4775,7 +4701,44 @@
                         <pic:spPr>
                           <a:xfrm>
                             <a:off x="0" y="0"/>
-                            <a:ext cx="2571750" cy="2857500"/>
+                            <a:ext cx="230720" cy="179449"/>
+                          </a:xfrm>
+                          <a:prstGeom prst="rect">
+                            <a:avLst/>
+                          </a:prstGeom>
+                        </pic:spPr>
+                      </pic:pic>
+                    </a:graphicData>
+                  </a:graphic>
+                </wp:inline>
+              </w:drawing>
+              <w:drawing>
+                <wp:inline distT="0" distB="0" distL="0" distR="0">
+                  <wp:extent cx="2649005" cy="1717581"/>
+                  <wp:effectExtent l="0" t="0" r="0" b="0"/>
+                  <wp:docPr id="261" name="Picture 261" descr="image"/>
+                  <wp:cNvGraphicFramePr>
+                    <a:graphicFrameLocks noChangeAspect="1"/>
+                  </wp:cNvGraphicFramePr>
+                  <a:graphic>
+                    <a:graphicData uri="http://schemas.openxmlformats.org/drawingml/2006/picture">
+                      <pic:pic>
+                        <pic:nvPicPr>
+                          <pic:cNvPr id="261" name="Picture 261" descr="image"/>
+                          <pic:cNvPicPr>
+                            <a:picLocks noChangeAspect="1"/>
+                          </pic:cNvPicPr>
+                        </pic:nvPicPr>
+                        <pic:blipFill>
+                          <a:blip r:embed="rId65"/>
+                          <a:stretch>
+                            <a:fillRect/>
+                          </a:stretch>
+                        </pic:blipFill>
+                        <pic:spPr>
+                          <a:xfrm>
+                            <a:off x="0" y="0"/>
+                            <a:ext cx="2649005" cy="1717581"/>
                           </a:xfrm>
                           <a:prstGeom prst="rect">
                             <a:avLst/>
@@ -4960,23 +4923,23 @@
               </w:rPr>
               <w:drawing>
                 <wp:inline distT="0" distB="0" distL="0" distR="0">
-                  <wp:extent cx="2571750" cy="2857500"/>
+                  <wp:extent cx="257175" cy="200025"/>
                   <wp:effectExtent l="0" t="0" r="0" b="0"/>
-                  <wp:docPr id="149" name="Picture 149" descr="image"/>
+                  <wp:docPr id="262" name="Picture 262" descr="image"/>
                   <wp:cNvGraphicFramePr>
-                    <a:graphicFrameLocks xmlns:a="http://schemas.openxmlformats.org/drawingml/2006/main" noChangeAspect="1"/>
+                    <a:graphicFrameLocks noChangeAspect="1"/>
                   </wp:cNvGraphicFramePr>
-                  <a:graphic xmlns:a="http://schemas.openxmlformats.org/drawingml/2006/main">
+                  <a:graphic>
                     <a:graphicData uri="http://schemas.openxmlformats.org/drawingml/2006/picture">
-                      <pic:pic xmlns:pic="http://schemas.openxmlformats.org/drawingml/2006/picture">
+                      <pic:pic>
                         <pic:nvPicPr>
-                          <pic:cNvPr id="149" name="Picture 149" descr="image"/>
+                          <pic:cNvPr id="262" name="Picture 262" descr="image"/>
                           <pic:cNvPicPr>
                             <a:picLocks noChangeAspect="1"/>
                           </pic:cNvPicPr>
                         </pic:nvPicPr>
                         <pic:blipFill>
-                          <a:blip r:embed="rId6|rId68"/>
+                          <a:blip r:embed="rId6"/>
                           <a:stretch>
                             <a:fillRect/>
                           </a:stretch>
@@ -4984,7 +4947,44 @@
                         <pic:spPr>
                           <a:xfrm>
                             <a:off x="0" y="0"/>
-                            <a:ext cx="2571750" cy="2857500"/>
+                            <a:ext cx="257175" cy="200025"/>
+                          </a:xfrm>
+                          <a:prstGeom prst="rect">
+                            <a:avLst/>
+                          </a:prstGeom>
+                        </pic:spPr>
+                      </pic:pic>
+                    </a:graphicData>
+                  </a:graphic>
+                </wp:inline>
+              </w:drawing>
+              <w:drawing>
+                <wp:inline distT="0" distB="0" distL="0" distR="0">
+                  <wp:extent cx="2381250" cy="1323975"/>
+                  <wp:effectExtent l="0" t="0" r="0" b="0"/>
+                  <wp:docPr id="263" name="Picture 263" descr="image"/>
+                  <wp:cNvGraphicFramePr>
+                    <a:graphicFrameLocks noChangeAspect="1"/>
+                  </wp:cNvGraphicFramePr>
+                  <a:graphic>
+                    <a:graphicData uri="http://schemas.openxmlformats.org/drawingml/2006/picture">
+                      <pic:pic>
+                        <pic:nvPicPr>
+                          <pic:cNvPr id="263" name="Picture 263" descr="image"/>
+                          <pic:cNvPicPr>
+                            <a:picLocks noChangeAspect="1"/>
+                          </pic:cNvPicPr>
+                        </pic:nvPicPr>
+                        <pic:blipFill>
+                          <a:blip r:embed="rId68"/>
+                          <a:stretch>
+                            <a:fillRect/>
+                          </a:stretch>
+                        </pic:blipFill>
+                        <pic:spPr>
+                          <a:xfrm>
+                            <a:off x="0" y="0"/>
+                            <a:ext cx="2381250" cy="1323975"/>
                           </a:xfrm>
                           <a:prstGeom prst="rect">
                             <a:avLst/>
@@ -5048,23 +5048,23 @@
               </w:rPr>
               <w:drawing>
                 <wp:inline distT="0" distB="0" distL="0" distR="0">
-                  <wp:extent cx="2571750" cy="2857500"/>
+                  <wp:extent cx="257175" cy="200025"/>
                   <wp:effectExtent l="0" t="0" r="0" b="0"/>
-                  <wp:docPr id="150" name="Picture 150" descr="image"/>
+                  <wp:docPr id="264" name="Picture 264" descr="image"/>
                   <wp:cNvGraphicFramePr>
-                    <a:graphicFrameLocks xmlns:a="http://schemas.openxmlformats.org/drawingml/2006/main" noChangeAspect="1"/>
+                    <a:graphicFrameLocks noChangeAspect="1"/>
                   </wp:cNvGraphicFramePr>
-                  <a:graphic xmlns:a="http://schemas.openxmlformats.org/drawingml/2006/main">
+                  <a:graphic>
                     <a:graphicData uri="http://schemas.openxmlformats.org/drawingml/2006/picture">
-                      <pic:pic xmlns:pic="http://schemas.openxmlformats.org/drawingml/2006/picture">
+                      <pic:pic>
                         <pic:nvPicPr>
-                          <pic:cNvPr id="150" name="Picture 150" descr="image"/>
+                          <pic:cNvPr id="264" name="Picture 264" descr="image"/>
                           <pic:cNvPicPr>
                             <a:picLocks noChangeAspect="1"/>
                           </pic:cNvPicPr>
                         </pic:nvPicPr>
                         <pic:blipFill>
-                          <a:blip r:embed="rId10|rId70"/>
+                          <a:blip r:embed="rId10"/>
                           <a:stretch>
                             <a:fillRect/>
                           </a:stretch>
@@ -5072,7 +5072,44 @@
                         <pic:spPr>
                           <a:xfrm>
                             <a:off x="0" y="0"/>
-                            <a:ext cx="2571750" cy="2857500"/>
+                            <a:ext cx="257175" cy="200025"/>
+                          </a:xfrm>
+                          <a:prstGeom prst="rect">
+                            <a:avLst/>
+                          </a:prstGeom>
+                        </pic:spPr>
+                      </pic:pic>
+                    </a:graphicData>
+                  </a:graphic>
+                </wp:inline>
+              </w:drawing>
+              <w:drawing>
+                <wp:inline distT="0" distB="0" distL="0" distR="0">
+                  <wp:extent cx="2381250" cy="1428750"/>
+                  <wp:effectExtent l="0" t="0" r="0" b="0"/>
+                  <wp:docPr id="265" name="Picture 265" descr="image"/>
+                  <wp:cNvGraphicFramePr>
+                    <a:graphicFrameLocks noChangeAspect="1"/>
+                  </wp:cNvGraphicFramePr>
+                  <a:graphic>
+                    <a:graphicData uri="http://schemas.openxmlformats.org/drawingml/2006/picture">
+                      <pic:pic>
+                        <pic:nvPicPr>
+                          <pic:cNvPr id="265" name="Picture 265" descr="image"/>
+                          <pic:cNvPicPr>
+                            <a:picLocks noChangeAspect="1"/>
+                          </pic:cNvPicPr>
+                        </pic:nvPicPr>
+                        <pic:blipFill>
+                          <a:blip r:embed="rId70"/>
+                          <a:stretch>
+                            <a:fillRect/>
+                          </a:stretch>
+                        </pic:blipFill>
+                        <pic:spPr>
+                          <a:xfrm>
+                            <a:off x="0" y="0"/>
+                            <a:ext cx="2381250" cy="1428750"/>
                           </a:xfrm>
                           <a:prstGeom prst="rect">
                             <a:avLst/>
@@ -5141,23 +5178,23 @@
               </w:rPr>
               <w:drawing>
                 <wp:inline distT="0" distB="0" distL="0" distR="0">
-                  <wp:extent cx="2571750" cy="2857500"/>
+                  <wp:extent cx="257175" cy="200025"/>
                   <wp:effectExtent l="0" t="0" r="0" b="0"/>
-                  <wp:docPr id="151" name="Picture 151" descr="image"/>
+                  <wp:docPr id="266" name="Picture 266" descr="image"/>
                   <wp:cNvGraphicFramePr>
-                    <a:graphicFrameLocks xmlns:a="http://schemas.openxmlformats.org/drawingml/2006/main" noChangeAspect="1"/>
+                    <a:graphicFrameLocks noChangeAspect="1"/>
                   </wp:cNvGraphicFramePr>
-                  <a:graphic xmlns:a="http://schemas.openxmlformats.org/drawingml/2006/main">
+                  <a:graphic>
                     <a:graphicData uri="http://schemas.openxmlformats.org/drawingml/2006/picture">
-                      <pic:pic xmlns:pic="http://schemas.openxmlformats.org/drawingml/2006/picture">
+                      <pic:pic>
                         <pic:nvPicPr>
-                          <pic:cNvPr id="151" name="Picture 151" descr="image"/>
+                          <pic:cNvPr id="266" name="Picture 266" descr="image"/>
                           <pic:cNvPicPr>
                             <a:picLocks noChangeAspect="1"/>
                           </pic:cNvPicPr>
                         </pic:nvPicPr>
                         <pic:blipFill>
-                          <a:blip r:embed="rId6|rId72"/>
+                          <a:blip r:embed="rId6"/>
                           <a:stretch>
                             <a:fillRect/>
                           </a:stretch>
@@ -5165,7 +5202,44 @@
                         <pic:spPr>
                           <a:xfrm>
                             <a:off x="0" y="0"/>
-                            <a:ext cx="2571750" cy="2857500"/>
+                            <a:ext cx="257175" cy="200025"/>
+                          </a:xfrm>
+                          <a:prstGeom prst="rect">
+                            <a:avLst/>
+                          </a:prstGeom>
+                        </pic:spPr>
+                      </pic:pic>
+                    </a:graphicData>
+                  </a:graphic>
+                </wp:inline>
+              </w:drawing>
+              <w:drawing>
+                <wp:inline distT="0" distB="0" distL="0" distR="0">
+                  <wp:extent cx="2381250" cy="1304925"/>
+                  <wp:effectExtent l="0" t="0" r="0" b="0"/>
+                  <wp:docPr id="267" name="Picture 267" descr="image"/>
+                  <wp:cNvGraphicFramePr>
+                    <a:graphicFrameLocks noChangeAspect="1"/>
+                  </wp:cNvGraphicFramePr>
+                  <a:graphic>
+                    <a:graphicData uri="http://schemas.openxmlformats.org/drawingml/2006/picture">
+                      <pic:pic>
+                        <pic:nvPicPr>
+                          <pic:cNvPr id="267" name="Picture 267" descr="image"/>
+                          <pic:cNvPicPr>
+                            <a:picLocks noChangeAspect="1"/>
+                          </pic:cNvPicPr>
+                        </pic:nvPicPr>
+                        <pic:blipFill>
+                          <a:blip r:embed="rId72"/>
+                          <a:stretch>
+                            <a:fillRect/>
+                          </a:stretch>
+                        </pic:blipFill>
+                        <pic:spPr>
+                          <a:xfrm>
+                            <a:off x="0" y="0"/>
+                            <a:ext cx="2381250" cy="1304925"/>
                           </a:xfrm>
                           <a:prstGeom prst="rect">
                             <a:avLst/>
@@ -5229,23 +5303,23 @@
               </w:rPr>
               <w:drawing>
                 <wp:inline distT="0" distB="0" distL="0" distR="0">
-                  <wp:extent cx="2571750" cy="2857500"/>
+                  <wp:extent cx="257175" cy="200025"/>
                   <wp:effectExtent l="0" t="0" r="0" b="0"/>
-                  <wp:docPr id="152" name="Picture 152" descr="image"/>
+                  <wp:docPr id="268" name="Picture 268" descr="image"/>
                   <wp:cNvGraphicFramePr>
-                    <a:graphicFrameLocks xmlns:a="http://schemas.openxmlformats.org/drawingml/2006/main" noChangeAspect="1"/>
+                    <a:graphicFrameLocks noChangeAspect="1"/>
                   </wp:cNvGraphicFramePr>
-                  <a:graphic xmlns:a="http://schemas.openxmlformats.org/drawingml/2006/main">
+                  <a:graphic>
                     <a:graphicData uri="http://schemas.openxmlformats.org/drawingml/2006/picture">
-                      <pic:pic xmlns:pic="http://schemas.openxmlformats.org/drawingml/2006/picture">
+                      <pic:pic>
                         <pic:nvPicPr>
-                          <pic:cNvPr id="152" name="Picture 152" descr="image"/>
+                          <pic:cNvPr id="268" name="Picture 268" descr="image"/>
                           <pic:cNvPicPr>
                             <a:picLocks noChangeAspect="1"/>
                           </pic:cNvPicPr>
                         </pic:nvPicPr>
                         <pic:blipFill>
-                          <a:blip r:embed="rId6|rId74"/>
+                          <a:blip r:embed="rId6"/>
                           <a:stretch>
                             <a:fillRect/>
                           </a:stretch>
@@ -5253,7 +5327,44 @@
                         <pic:spPr>
                           <a:xfrm>
                             <a:off x="0" y="0"/>
-                            <a:ext cx="2571750" cy="2857500"/>
+                            <a:ext cx="257175" cy="200025"/>
+                          </a:xfrm>
+                          <a:prstGeom prst="rect">
+                            <a:avLst/>
+                          </a:prstGeom>
+                        </pic:spPr>
+                      </pic:pic>
+                    </a:graphicData>
+                  </a:graphic>
+                </wp:inline>
+              </w:drawing>
+              <w:drawing>
+                <wp:inline distT="0" distB="0" distL="0" distR="0">
+                  <wp:extent cx="2381250" cy="1323975"/>
+                  <wp:effectExtent l="0" t="0" r="0" b="0"/>
+                  <wp:docPr id="269" name="Picture 269" descr="image"/>
+                  <wp:cNvGraphicFramePr>
+                    <a:graphicFrameLocks noChangeAspect="1"/>
+                  </wp:cNvGraphicFramePr>
+                  <a:graphic>
+                    <a:graphicData uri="http://schemas.openxmlformats.org/drawingml/2006/picture">
+                      <pic:pic>
+                        <pic:nvPicPr>
+                          <pic:cNvPr id="269" name="Picture 269" descr="image"/>
+                          <pic:cNvPicPr>
+                            <a:picLocks noChangeAspect="1"/>
+                          </pic:cNvPicPr>
+                        </pic:nvPicPr>
+                        <pic:blipFill>
+                          <a:blip r:embed="rId74"/>
+                          <a:stretch>
+                            <a:fillRect/>
+                          </a:stretch>
+                        </pic:blipFill>
+                        <pic:spPr>
+                          <a:xfrm>
+                            <a:off x="0" y="0"/>
+                            <a:ext cx="2381250" cy="1323975"/>
                           </a:xfrm>
                           <a:prstGeom prst="rect">
                             <a:avLst/>
@@ -5438,23 +5549,23 @@
               </w:rPr>
               <w:drawing>
                 <wp:inline distT="0" distB="0" distL="0" distR="0">
-                  <wp:extent cx="2571750" cy="2857500"/>
+                  <wp:extent cx="219021" cy="170350"/>
                   <wp:effectExtent l="0" t="0" r="0" b="0"/>
-                  <wp:docPr id="154" name="Picture 154" descr="image"/>
+                  <wp:docPr id="270" name="Picture 270" descr="image"/>
                   <wp:cNvGraphicFramePr>
-                    <a:graphicFrameLocks xmlns:a="http://schemas.openxmlformats.org/drawingml/2006/main" noChangeAspect="1"/>
+                    <a:graphicFrameLocks noChangeAspect="1"/>
                   </wp:cNvGraphicFramePr>
-                  <a:graphic xmlns:a="http://schemas.openxmlformats.org/drawingml/2006/main">
+                  <a:graphic>
                     <a:graphicData uri="http://schemas.openxmlformats.org/drawingml/2006/picture">
-                      <pic:pic xmlns:pic="http://schemas.openxmlformats.org/drawingml/2006/picture">
+                      <pic:pic>
                         <pic:nvPicPr>
-                          <pic:cNvPr id="154" name="Picture 154" descr="image"/>
+                          <pic:cNvPr id="270" name="Picture 270" descr="image"/>
                           <pic:cNvPicPr>
                             <a:picLocks noChangeAspect="1"/>
                           </pic:cNvPicPr>
                         </pic:nvPicPr>
                         <pic:blipFill>
-                          <a:blip r:embed="rId6|rId77"/>
+                          <a:blip r:embed="rId6"/>
                           <a:stretch>
                             <a:fillRect/>
                           </a:stretch>
@@ -5462,7 +5573,44 @@
                         <pic:spPr>
                           <a:xfrm>
                             <a:off x="0" y="0"/>
-                            <a:ext cx="2571750" cy="2857500"/>
+                            <a:ext cx="219021" cy="170350"/>
+                          </a:xfrm>
+                          <a:prstGeom prst="rect">
+                            <a:avLst/>
+                          </a:prstGeom>
+                        </pic:spPr>
+                      </pic:pic>
+                    </a:graphicData>
+                  </a:graphic>
+                </wp:inline>
+              </w:drawing>
+              <w:drawing>
+                <wp:inline distT="0" distB="0" distL="0" distR="0">
+                  <wp:extent cx="2660704" cy="511050"/>
+                  <wp:effectExtent l="0" t="0" r="0" b="0"/>
+                  <wp:docPr id="271" name="Picture 271" descr="image"/>
+                  <wp:cNvGraphicFramePr>
+                    <a:graphicFrameLocks noChangeAspect="1"/>
+                  </wp:cNvGraphicFramePr>
+                  <a:graphic>
+                    <a:graphicData uri="http://schemas.openxmlformats.org/drawingml/2006/picture">
+                      <pic:pic>
+                        <pic:nvPicPr>
+                          <pic:cNvPr id="271" name="Picture 271" descr="image"/>
+                          <pic:cNvPicPr>
+                            <a:picLocks noChangeAspect="1"/>
+                          </pic:cNvPicPr>
+                        </pic:nvPicPr>
+                        <pic:blipFill>
+                          <a:blip r:embed="rId77"/>
+                          <a:stretch>
+                            <a:fillRect/>
+                          </a:stretch>
+                        </pic:blipFill>
+                        <pic:spPr>
+                          <a:xfrm>
+                            <a:off x="0" y="0"/>
+                            <a:ext cx="2660704" cy="511050"/>
                           </a:xfrm>
                           <a:prstGeom prst="rect">
                             <a:avLst/>
@@ -5526,23 +5674,23 @@
               </w:rPr>
               <w:drawing>
                 <wp:inline distT="0" distB="0" distL="0" distR="0">
-                  <wp:extent cx="2571750" cy="2857500"/>
+                  <wp:extent cx="223427" cy="173777"/>
                   <wp:effectExtent l="0" t="0" r="0" b="0"/>
-                  <wp:docPr id="155" name="Picture 155" descr="image"/>
+                  <wp:docPr id="272" name="Picture 272" descr="image"/>
                   <wp:cNvGraphicFramePr>
-                    <a:graphicFrameLocks xmlns:a="http://schemas.openxmlformats.org/drawingml/2006/main" noChangeAspect="1"/>
+                    <a:graphicFrameLocks noChangeAspect="1"/>
                   </wp:cNvGraphicFramePr>
-                  <a:graphic xmlns:a="http://schemas.openxmlformats.org/drawingml/2006/main">
+                  <a:graphic>
                     <a:graphicData uri="http://schemas.openxmlformats.org/drawingml/2006/picture">
-                      <pic:pic xmlns:pic="http://schemas.openxmlformats.org/drawingml/2006/picture">
+                      <pic:pic>
                         <pic:nvPicPr>
-                          <pic:cNvPr id="155" name="Picture 155" descr="image"/>
+                          <pic:cNvPr id="272" name="Picture 272" descr="image"/>
                           <pic:cNvPicPr>
                             <a:picLocks noChangeAspect="1"/>
                           </pic:cNvPicPr>
                         </pic:nvPicPr>
                         <pic:blipFill>
-                          <a:blip r:embed="rId6|rId79"/>
+                          <a:blip r:embed="rId6"/>
                           <a:stretch>
                             <a:fillRect/>
                           </a:stretch>
@@ -5550,7 +5698,44 @@
                         <pic:spPr>
                           <a:xfrm>
                             <a:off x="0" y="0"/>
-                            <a:ext cx="2571750" cy="2857500"/>
+                            <a:ext cx="223427" cy="173777"/>
+                          </a:xfrm>
+                          <a:prstGeom prst="rect">
+                            <a:avLst/>
+                          </a:prstGeom>
+                        </pic:spPr>
+                      </pic:pic>
+                    </a:graphicData>
+                  </a:graphic>
+                </wp:inline>
+              </w:drawing>
+              <w:drawing>
+                <wp:inline distT="0" distB="0" distL="0" distR="0">
+                  <wp:extent cx="2656298" cy="513054"/>
+                  <wp:effectExtent l="0" t="0" r="0" b="0"/>
+                  <wp:docPr id="273" name="Picture 273" descr="image"/>
+                  <wp:cNvGraphicFramePr>
+                    <a:graphicFrameLocks noChangeAspect="1"/>
+                  </wp:cNvGraphicFramePr>
+                  <a:graphic>
+                    <a:graphicData uri="http://schemas.openxmlformats.org/drawingml/2006/picture">
+                      <pic:pic>
+                        <pic:nvPicPr>
+                          <pic:cNvPr id="273" name="Picture 273" descr="image"/>
+                          <pic:cNvPicPr>
+                            <a:picLocks noChangeAspect="1"/>
+                          </pic:cNvPicPr>
+                        </pic:nvPicPr>
+                        <pic:blipFill>
+                          <a:blip r:embed="rId79"/>
+                          <a:stretch>
+                            <a:fillRect/>
+                          </a:stretch>
+                        </pic:blipFill>
+                        <pic:spPr>
+                          <a:xfrm>
+                            <a:off x="0" y="0"/>
+                            <a:ext cx="2656298" cy="513054"/>
                           </a:xfrm>
                           <a:prstGeom prst="rect">
                             <a:avLst/>
@@ -5619,23 +5804,23 @@
               </w:rPr>
               <w:drawing>
                 <wp:inline distT="0" distB="0" distL="0" distR="0">
-                  <wp:extent cx="2571750" cy="2857500"/>
+                  <wp:extent cx="217794" cy="169396"/>
                   <wp:effectExtent l="0" t="0" r="0" b="0"/>
-                  <wp:docPr id="156" name="Picture 156" descr="image"/>
+                  <wp:docPr id="274" name="Picture 274" descr="image"/>
                   <wp:cNvGraphicFramePr>
-                    <a:graphicFrameLocks xmlns:a="http://schemas.openxmlformats.org/drawingml/2006/main" noChangeAspect="1"/>
+                    <a:graphicFrameLocks noChangeAspect="1"/>
                   </wp:cNvGraphicFramePr>
-                  <a:graphic xmlns:a="http://schemas.openxmlformats.org/drawingml/2006/main">
+                  <a:graphic>
                     <a:graphicData uri="http://schemas.openxmlformats.org/drawingml/2006/picture">
-                      <pic:pic xmlns:pic="http://schemas.openxmlformats.org/drawingml/2006/picture">
+                      <pic:pic>
                         <pic:nvPicPr>
-                          <pic:cNvPr id="156" name="Picture 156" descr="image"/>
+                          <pic:cNvPr id="274" name="Picture 274" descr="image"/>
                           <pic:cNvPicPr>
                             <a:picLocks noChangeAspect="1"/>
                           </pic:cNvPicPr>
                         </pic:nvPicPr>
                         <pic:blipFill>
-                          <a:blip r:embed="rId10|rId81"/>
+                          <a:blip r:embed="rId10"/>
                           <a:stretch>
                             <a:fillRect/>
                           </a:stretch>
@@ -5643,7 +5828,44 @@
                         <pic:spPr>
                           <a:xfrm>
                             <a:off x="0" y="0"/>
-                            <a:ext cx="2571750" cy="2857500"/>
+                            <a:ext cx="217794" cy="169396"/>
+                          </a:xfrm>
+                          <a:prstGeom prst="rect">
+                            <a:avLst/>
+                          </a:prstGeom>
+                        </pic:spPr>
+                      </pic:pic>
+                    </a:graphicData>
+                  </a:graphic>
+                </wp:inline>
+              </w:drawing>
+              <w:drawing>
+                <wp:inline distT="0" distB="0" distL="0" distR="0">
+                  <wp:extent cx="2661931" cy="451722"/>
+                  <wp:effectExtent l="0" t="0" r="0" b="0"/>
+                  <wp:docPr id="275" name="Picture 275" descr="image"/>
+                  <wp:cNvGraphicFramePr>
+                    <a:graphicFrameLocks noChangeAspect="1"/>
+                  </wp:cNvGraphicFramePr>
+                  <a:graphic>
+                    <a:graphicData uri="http://schemas.openxmlformats.org/drawingml/2006/picture">
+                      <pic:pic>
+                        <pic:nvPicPr>
+                          <pic:cNvPr id="275" name="Picture 275" descr="image"/>
+                          <pic:cNvPicPr>
+                            <a:picLocks noChangeAspect="1"/>
+                          </pic:cNvPicPr>
+                        </pic:nvPicPr>
+                        <pic:blipFill>
+                          <a:blip r:embed="rId81"/>
+                          <a:stretch>
+                            <a:fillRect/>
+                          </a:stretch>
+                        </pic:blipFill>
+                        <pic:spPr>
+                          <a:xfrm>
+                            <a:off x="0" y="0"/>
+                            <a:ext cx="2661931" cy="451722"/>
                           </a:xfrm>
                           <a:prstGeom prst="rect">
                             <a:avLst/>
@@ -5707,23 +5929,23 @@
               </w:rPr>
               <w:drawing>
                 <wp:inline distT="0" distB="0" distL="0" distR="0">
-                  <wp:extent cx="2571750" cy="2857500"/>
+                  <wp:extent cx="217794" cy="169396"/>
                   <wp:effectExtent l="0" t="0" r="0" b="0"/>
-                  <wp:docPr id="157" name="Picture 157" descr="image"/>
+                  <wp:docPr id="276" name="Picture 276" descr="image"/>
                   <wp:cNvGraphicFramePr>
-                    <a:graphicFrameLocks xmlns:a="http://schemas.openxmlformats.org/drawingml/2006/main" noChangeAspect="1"/>
+                    <a:graphicFrameLocks noChangeAspect="1"/>
                   </wp:cNvGraphicFramePr>
-                  <a:graphic xmlns:a="http://schemas.openxmlformats.org/drawingml/2006/main">
+                  <a:graphic>
                     <a:graphicData uri="http://schemas.openxmlformats.org/drawingml/2006/picture">
-                      <pic:pic xmlns:pic="http://schemas.openxmlformats.org/drawingml/2006/picture">
+                      <pic:pic>
                         <pic:nvPicPr>
-                          <pic:cNvPr id="157" name="Picture 157" descr="image"/>
+                          <pic:cNvPr id="276" name="Picture 276" descr="image"/>
                           <pic:cNvPicPr>
                             <a:picLocks noChangeAspect="1"/>
                           </pic:cNvPicPr>
                         </pic:nvPicPr>
                         <pic:blipFill>
-                          <a:blip r:embed="rId6|rId83"/>
+                          <a:blip r:embed="rId6"/>
                           <a:stretch>
                             <a:fillRect/>
                           </a:stretch>
@@ -5731,7 +5953,44 @@
                         <pic:spPr>
                           <a:xfrm>
                             <a:off x="0" y="0"/>
-                            <a:ext cx="2571750" cy="2857500"/>
+                            <a:ext cx="217794" cy="169396"/>
+                          </a:xfrm>
+                          <a:prstGeom prst="rect">
+                            <a:avLst/>
+                          </a:prstGeom>
+                        </pic:spPr>
+                      </pic:pic>
+                    </a:graphicData>
+                  </a:graphic>
+                </wp:inline>
+              </w:drawing>
+              <w:drawing>
+                <wp:inline distT="0" distB="0" distL="0" distR="0">
+                  <wp:extent cx="2661931" cy="451722"/>
+                  <wp:effectExtent l="0" t="0" r="0" b="0"/>
+                  <wp:docPr id="277" name="Picture 277" descr="image"/>
+                  <wp:cNvGraphicFramePr>
+                    <a:graphicFrameLocks noChangeAspect="1"/>
+                  </wp:cNvGraphicFramePr>
+                  <a:graphic>
+                    <a:graphicData uri="http://schemas.openxmlformats.org/drawingml/2006/picture">
+                      <pic:pic>
+                        <pic:nvPicPr>
+                          <pic:cNvPr id="277" name="Picture 277" descr="image"/>
+                          <pic:cNvPicPr>
+                            <a:picLocks noChangeAspect="1"/>
+                          </pic:cNvPicPr>
+                        </pic:nvPicPr>
+                        <pic:blipFill>
+                          <a:blip r:embed="rId83"/>
+                          <a:stretch>
+                            <a:fillRect/>
+                          </a:stretch>
+                        </pic:blipFill>
+                        <pic:spPr>
+                          <a:xfrm>
+                            <a:off x="0" y="0"/>
+                            <a:ext cx="2661931" cy="451722"/>
                           </a:xfrm>
                           <a:prstGeom prst="rect">
                             <a:avLst/>
@@ -5801,23 +6060,23 @@
         </w:rPr>
         <w:drawing>
           <wp:inline distT="0" distB="0" distL="0" distR="0">
-            <wp:extent cx="3132000" cy="1905000"/>
+            <wp:extent cx="3368046" cy="2528316"/>
             <wp:effectExtent l="0" t="0" r="0" b="0"/>
-            <wp:docPr id="158" name="Picture 158" descr="image"/>
+            <wp:docPr id="278" name="Picture 278" descr="image"/>
             <wp:cNvGraphicFramePr>
-              <a:graphicFrameLocks xmlns:a="http://schemas.openxmlformats.org/drawingml/2006/main" noChangeAspect="1"/>
+              <a:graphicFrameLocks noChangeAspect="1"/>
             </wp:cNvGraphicFramePr>
-            <a:graphic xmlns:a="http://schemas.openxmlformats.org/drawingml/2006/main">
+            <a:graphic>
               <a:graphicData uri="http://schemas.openxmlformats.org/drawingml/2006/picture">
-                <pic:pic xmlns:pic="http://schemas.openxmlformats.org/drawingml/2006/picture">
+                <pic:pic>
                   <pic:nvPicPr>
-                    <pic:cNvPr id="158" name="Picture 158" descr="image"/>
+                    <pic:cNvPr id="278" name="Picture 278" descr="image"/>
                     <pic:cNvPicPr>
                       <a:picLocks noChangeAspect="1"/>
                     </pic:cNvPicPr>
                   </pic:nvPicPr>
                   <pic:blipFill>
-                    <a:blip r:embed="rId84|rId85"/>
+                    <a:blip r:embed="rId84"/>
                     <a:stretch>
                       <a:fillRect/>
                     </a:stretch>
@@ -5825,7 +6084,44 @@
                   <pic:spPr>
                     <a:xfrm>
                       <a:off x="0" y="0"/>
-                      <a:ext cx="3132000" cy="1905000"/>
+                      <a:ext cx="3368046" cy="2528316"/>
+                    </a:xfrm>
+                    <a:prstGeom prst="rect">
+                      <a:avLst/>
+                    </a:prstGeom>
+                  </pic:spPr>
+                </pic:pic>
+              </a:graphicData>
+            </a:graphic>
+          </wp:inline>
+        </w:drawing>
+        <w:drawing>
+          <wp:inline distT="0" distB="0" distL="0" distR="0">
+            <wp:extent cx="2391404" cy="2528316"/>
+            <wp:effectExtent l="0" t="0" r="0" b="0"/>
+            <wp:docPr id="279" name="Picture 279" descr="image"/>
+            <wp:cNvGraphicFramePr>
+              <a:graphicFrameLocks noChangeAspect="1"/>
+            </wp:cNvGraphicFramePr>
+            <a:graphic>
+              <a:graphicData uri="http://schemas.openxmlformats.org/drawingml/2006/picture">
+                <pic:pic>
+                  <pic:nvPicPr>
+                    <pic:cNvPr id="279" name="Picture 279" descr="image"/>
+                    <pic:cNvPicPr>
+                      <a:picLocks noChangeAspect="1"/>
+                    </pic:cNvPicPr>
+                  </pic:nvPicPr>
+                  <pic:blipFill>
+                    <a:blip r:embed="rId85"/>
+                    <a:stretch>
+                      <a:fillRect/>
+                    </a:stretch>
+                  </pic:blipFill>
+                  <pic:spPr>
+                    <a:xfrm>
+                      <a:off x="0" y="0"/>
+                      <a:ext cx="2391404" cy="2528316"/>
                     </a:xfrm>
                     <a:prstGeom prst="rect">
                       <a:avLst/>
@@ -6212,23 +6508,23 @@
         </w:rPr>
         <w:drawing>
           <wp:inline distT="0" distB="0" distL="0" distR="0">
-            <wp:extent cx="3132000" cy="1905000"/>
+            <wp:extent cx="3361087" cy="2525037"/>
             <wp:effectExtent l="0" t="0" r="0" b="0"/>
-            <wp:docPr id="163" name="Picture 163" descr="image"/>
+            <wp:docPr id="280" name="Picture 280" descr="image"/>
             <wp:cNvGraphicFramePr>
-              <a:graphicFrameLocks xmlns:a="http://schemas.openxmlformats.org/drawingml/2006/main" noChangeAspect="1"/>
+              <a:graphicFrameLocks noChangeAspect="1"/>
             </wp:cNvGraphicFramePr>
-            <a:graphic xmlns:a="http://schemas.openxmlformats.org/drawingml/2006/main">
+            <a:graphic>
               <a:graphicData uri="http://schemas.openxmlformats.org/drawingml/2006/picture">
-                <pic:pic xmlns:pic="http://schemas.openxmlformats.org/drawingml/2006/picture">
+                <pic:pic>
                   <pic:nvPicPr>
-                    <pic:cNvPr id="163" name="Picture 163" descr="image"/>
+                    <pic:cNvPr id="280" name="Picture 280" descr="image"/>
                     <pic:cNvPicPr>
                       <a:picLocks noChangeAspect="1"/>
                     </pic:cNvPicPr>
                   </pic:nvPicPr>
                   <pic:blipFill>
-                    <a:blip r:embed="rId90|rId91"/>
+                    <a:blip r:embed="rId90"/>
                     <a:stretch>
                       <a:fillRect/>
                     </a:stretch>
@@ -6236,7 +6532,44 @@
                   <pic:spPr>
                     <a:xfrm>
                       <a:off x="0" y="0"/>
-                      <a:ext cx="3132000" cy="1905000"/>
+                      <a:ext cx="3361087" cy="2525037"/>
+                    </a:xfrm>
+                    <a:prstGeom prst="rect">
+                      <a:avLst/>
+                    </a:prstGeom>
+                  </pic:spPr>
+                </pic:pic>
+              </a:graphicData>
+            </a:graphic>
+          </wp:inline>
+        </w:drawing>
+        <w:drawing>
+          <wp:inline distT="0" distB="0" distL="0" distR="0">
+            <wp:extent cx="2398363" cy="2525037"/>
+            <wp:effectExtent l="0" t="0" r="0" b="0"/>
+            <wp:docPr id="281" name="Picture 281" descr="image"/>
+            <wp:cNvGraphicFramePr>
+              <a:graphicFrameLocks noChangeAspect="1"/>
+            </wp:cNvGraphicFramePr>
+            <a:graphic>
+              <a:graphicData uri="http://schemas.openxmlformats.org/drawingml/2006/picture">
+                <pic:pic>
+                  <pic:nvPicPr>
+                    <pic:cNvPr id="281" name="Picture 281" descr="image"/>
+                    <pic:cNvPicPr>
+                      <a:picLocks noChangeAspect="1"/>
+                    </pic:cNvPicPr>
+                  </pic:nvPicPr>
+                  <pic:blipFill>
+                    <a:blip r:embed="rId91"/>
+                    <a:stretch>
+                      <a:fillRect/>
+                    </a:stretch>
+                  </pic:blipFill>
+                  <pic:spPr>
+                    <a:xfrm>
+                      <a:off x="0" y="0"/>
+                      <a:ext cx="2398363" cy="2525037"/>
                     </a:xfrm>
                     <a:prstGeom prst="rect">
                       <a:avLst/>
@@ -6738,23 +7071,23 @@
               </w:rPr>
               <w:drawing>
                 <wp:inline distT="0" distB="0" distL="0" distR="0">
-                  <wp:extent cx="2571750" cy="2857500"/>
+                  <wp:extent cx="257175" cy="200025"/>
                   <wp:effectExtent l="0" t="0" r="0" b="0"/>
-                  <wp:docPr id="169" name="Picture 169" descr="image"/>
+                  <wp:docPr id="282" name="Picture 282" descr="image"/>
                   <wp:cNvGraphicFramePr>
-                    <a:graphicFrameLocks xmlns:a="http://schemas.openxmlformats.org/drawingml/2006/main" noChangeAspect="1"/>
+                    <a:graphicFrameLocks noChangeAspect="1"/>
                   </wp:cNvGraphicFramePr>
-                  <a:graphic xmlns:a="http://schemas.openxmlformats.org/drawingml/2006/main">
+                  <a:graphic>
                     <a:graphicData uri="http://schemas.openxmlformats.org/drawingml/2006/picture">
-                      <pic:pic xmlns:pic="http://schemas.openxmlformats.org/drawingml/2006/picture">
+                      <pic:pic>
                         <pic:nvPicPr>
-                          <pic:cNvPr id="169" name="Picture 169" descr="image"/>
+                          <pic:cNvPr id="282" name="Picture 282" descr="image"/>
                           <pic:cNvPicPr>
                             <a:picLocks noChangeAspect="1"/>
                           </pic:cNvPicPr>
                         </pic:nvPicPr>
                         <pic:blipFill>
-                          <a:blip r:embed="rId6|rId98"/>
+                          <a:blip r:embed="rId6"/>
                           <a:stretch>
                             <a:fillRect/>
                           </a:stretch>
@@ -6762,7 +7095,44 @@
                         <pic:spPr>
                           <a:xfrm>
                             <a:off x="0" y="0"/>
-                            <a:ext cx="2571750" cy="2857500"/>
+                            <a:ext cx="257175" cy="200025"/>
+                          </a:xfrm>
+                          <a:prstGeom prst="rect">
+                            <a:avLst/>
+                          </a:prstGeom>
+                        </pic:spPr>
+                      </pic:pic>
+                    </a:graphicData>
+                  </a:graphic>
+                </wp:inline>
+              </w:drawing>
+              <w:drawing>
+                <wp:inline distT="0" distB="0" distL="0" distR="0">
+                  <wp:extent cx="2266950" cy="2162175"/>
+                  <wp:effectExtent l="0" t="0" r="0" b="0"/>
+                  <wp:docPr id="283" name="Picture 283" descr="image"/>
+                  <wp:cNvGraphicFramePr>
+                    <a:graphicFrameLocks noChangeAspect="1"/>
+                  </wp:cNvGraphicFramePr>
+                  <a:graphic>
+                    <a:graphicData uri="http://schemas.openxmlformats.org/drawingml/2006/picture">
+                      <pic:pic>
+                        <pic:nvPicPr>
+                          <pic:cNvPr id="283" name="Picture 283" descr="image"/>
+                          <pic:cNvPicPr>
+                            <a:picLocks noChangeAspect="1"/>
+                          </pic:cNvPicPr>
+                        </pic:nvPicPr>
+                        <pic:blipFill>
+                          <a:blip r:embed="rId98"/>
+                          <a:stretch>
+                            <a:fillRect/>
+                          </a:stretch>
+                        </pic:blipFill>
+                        <pic:spPr>
+                          <a:xfrm>
+                            <a:off x="0" y="0"/>
+                            <a:ext cx="2266950" cy="2162175"/>
                           </a:xfrm>
                           <a:prstGeom prst="rect">
                             <a:avLst/>
@@ -6826,23 +7196,23 @@
               </w:rPr>
               <w:drawing>
                 <wp:inline distT="0" distB="0" distL="0" distR="0">
-                  <wp:extent cx="2571750" cy="2857500"/>
+                  <wp:extent cx="257175" cy="200025"/>
                   <wp:effectExtent l="0" t="0" r="0" b="0"/>
-                  <wp:docPr id="170" name="Picture 170" descr="image"/>
+                  <wp:docPr id="284" name="Picture 284" descr="image"/>
                   <wp:cNvGraphicFramePr>
-                    <a:graphicFrameLocks xmlns:a="http://schemas.openxmlformats.org/drawingml/2006/main" noChangeAspect="1"/>
+                    <a:graphicFrameLocks noChangeAspect="1"/>
                   </wp:cNvGraphicFramePr>
-                  <a:graphic xmlns:a="http://schemas.openxmlformats.org/drawingml/2006/main">
+                  <a:graphic>
                     <a:graphicData uri="http://schemas.openxmlformats.org/drawingml/2006/picture">
-                      <pic:pic xmlns:pic="http://schemas.openxmlformats.org/drawingml/2006/picture">
+                      <pic:pic>
                         <pic:nvPicPr>
-                          <pic:cNvPr id="170" name="Picture 170" descr="image"/>
+                          <pic:cNvPr id="284" name="Picture 284" descr="image"/>
                           <pic:cNvPicPr>
                             <a:picLocks noChangeAspect="1"/>
                           </pic:cNvPicPr>
                         </pic:nvPicPr>
                         <pic:blipFill>
-                          <a:blip r:embed="rId6|rId100"/>
+                          <a:blip r:embed="rId6"/>
                           <a:stretch>
                             <a:fillRect/>
                           </a:stretch>
@@ -6850,7 +7220,44 @@
                         <pic:spPr>
                           <a:xfrm>
                             <a:off x="0" y="0"/>
-                            <a:ext cx="2571750" cy="2857500"/>
+                            <a:ext cx="257175" cy="200025"/>
+                          </a:xfrm>
+                          <a:prstGeom prst="rect">
+                            <a:avLst/>
+                          </a:prstGeom>
+                        </pic:spPr>
+                      </pic:pic>
+                    </a:graphicData>
+                  </a:graphic>
+                </wp:inline>
+              </w:drawing>
+              <w:drawing>
+                <wp:inline distT="0" distB="0" distL="0" distR="0">
+                  <wp:extent cx="2276475" cy="2181225"/>
+                  <wp:effectExtent l="0" t="0" r="0" b="0"/>
+                  <wp:docPr id="285" name="Picture 285" descr="image"/>
+                  <wp:cNvGraphicFramePr>
+                    <a:graphicFrameLocks noChangeAspect="1"/>
+                  </wp:cNvGraphicFramePr>
+                  <a:graphic>
+                    <a:graphicData uri="http://schemas.openxmlformats.org/drawingml/2006/picture">
+                      <pic:pic>
+                        <pic:nvPicPr>
+                          <pic:cNvPr id="285" name="Picture 285" descr="image"/>
+                          <pic:cNvPicPr>
+                            <a:picLocks noChangeAspect="1"/>
+                          </pic:cNvPicPr>
+                        </pic:nvPicPr>
+                        <pic:blipFill>
+                          <a:blip r:embed="rId100"/>
+                          <a:stretch>
+                            <a:fillRect/>
+                          </a:stretch>
+                        </pic:blipFill>
+                        <pic:spPr>
+                          <a:xfrm>
+                            <a:off x="0" y="0"/>
+                            <a:ext cx="2276475" cy="2181225"/>
                           </a:xfrm>
                           <a:prstGeom prst="rect">
                             <a:avLst/>
@@ -6919,23 +7326,23 @@
               </w:rPr>
               <w:drawing>
                 <wp:inline distT="0" distB="0" distL="0" distR="0">
-                  <wp:extent cx="2571750" cy="2857500"/>
+                  <wp:extent cx="249207" cy="193828"/>
                   <wp:effectExtent l="0" t="0" r="0" b="0"/>
-                  <wp:docPr id="171" name="Picture 171" descr="image"/>
+                  <wp:docPr id="286" name="Picture 286" descr="image"/>
                   <wp:cNvGraphicFramePr>
-                    <a:graphicFrameLocks xmlns:a="http://schemas.openxmlformats.org/drawingml/2006/main" noChangeAspect="1"/>
+                    <a:graphicFrameLocks noChangeAspect="1"/>
                   </wp:cNvGraphicFramePr>
-                  <a:graphic xmlns:a="http://schemas.openxmlformats.org/drawingml/2006/main">
+                  <a:graphic>
                     <a:graphicData uri="http://schemas.openxmlformats.org/drawingml/2006/picture">
-                      <pic:pic xmlns:pic="http://schemas.openxmlformats.org/drawingml/2006/picture">
+                      <pic:pic>
                         <pic:nvPicPr>
-                          <pic:cNvPr id="171" name="Picture 171" descr="image"/>
+                          <pic:cNvPr id="286" name="Picture 286" descr="image"/>
                           <pic:cNvPicPr>
                             <a:picLocks noChangeAspect="1"/>
                           </pic:cNvPicPr>
                         </pic:nvPicPr>
                         <pic:blipFill>
-                          <a:blip r:embed="rId10|rId102"/>
+                          <a:blip r:embed="rId10"/>
                           <a:stretch>
                             <a:fillRect/>
                           </a:stretch>
@@ -6943,7 +7350,44 @@
                         <pic:spPr>
                           <a:xfrm>
                             <a:off x="0" y="0"/>
-                            <a:ext cx="2571750" cy="2857500"/>
+                            <a:ext cx="249207" cy="193828"/>
+                          </a:xfrm>
+                          <a:prstGeom prst="rect">
+                            <a:avLst/>
+                          </a:prstGeom>
+                        </pic:spPr>
+                      </pic:pic>
+                    </a:graphicData>
+                  </a:graphic>
+                </wp:inline>
+              </w:drawing>
+              <w:drawing>
+                <wp:inline distT="0" distB="0" distL="0" distR="0">
+                  <wp:extent cx="2630518" cy="2104414"/>
+                  <wp:effectExtent l="0" t="0" r="0" b="0"/>
+                  <wp:docPr id="287" name="Picture 287" descr="image"/>
+                  <wp:cNvGraphicFramePr>
+                    <a:graphicFrameLocks noChangeAspect="1"/>
+                  </wp:cNvGraphicFramePr>
+                  <a:graphic>
+                    <a:graphicData uri="http://schemas.openxmlformats.org/drawingml/2006/picture">
+                      <pic:pic>
+                        <pic:nvPicPr>
+                          <pic:cNvPr id="287" name="Picture 287" descr="image"/>
+                          <pic:cNvPicPr>
+                            <a:picLocks noChangeAspect="1"/>
+                          </pic:cNvPicPr>
+                        </pic:nvPicPr>
+                        <pic:blipFill>
+                          <a:blip r:embed="rId102"/>
+                          <a:stretch>
+                            <a:fillRect/>
+                          </a:stretch>
+                        </pic:blipFill>
+                        <pic:spPr>
+                          <a:xfrm>
+                            <a:off x="0" y="0"/>
+                            <a:ext cx="2630518" cy="2104414"/>
                           </a:xfrm>
                           <a:prstGeom prst="rect">
                             <a:avLst/>
@@ -7007,23 +7451,23 @@
               </w:rPr>
               <w:drawing>
                 <wp:inline distT="0" distB="0" distL="0" distR="0">
-                  <wp:extent cx="2571750" cy="2857500"/>
+                  <wp:extent cx="249207" cy="193828"/>
                   <wp:effectExtent l="0" t="0" r="0" b="0"/>
-                  <wp:docPr id="172" name="Picture 172" descr="image"/>
+                  <wp:docPr id="288" name="Picture 288" descr="image"/>
                   <wp:cNvGraphicFramePr>
-                    <a:graphicFrameLocks xmlns:a="http://schemas.openxmlformats.org/drawingml/2006/main" noChangeAspect="1"/>
+                    <a:graphicFrameLocks noChangeAspect="1"/>
                   </wp:cNvGraphicFramePr>
-                  <a:graphic xmlns:a="http://schemas.openxmlformats.org/drawingml/2006/main">
+                  <a:graphic>
                     <a:graphicData uri="http://schemas.openxmlformats.org/drawingml/2006/picture">
-                      <pic:pic xmlns:pic="http://schemas.openxmlformats.org/drawingml/2006/picture">
+                      <pic:pic>
                         <pic:nvPicPr>
-                          <pic:cNvPr id="172" name="Picture 172" descr="image"/>
+                          <pic:cNvPr id="288" name="Picture 288" descr="image"/>
                           <pic:cNvPicPr>
                             <a:picLocks noChangeAspect="1"/>
                           </pic:cNvPicPr>
                         </pic:nvPicPr>
                         <pic:blipFill>
-                          <a:blip r:embed="rId6|rId104"/>
+                          <a:blip r:embed="rId6"/>
                           <a:stretch>
                             <a:fillRect/>
                           </a:stretch>
@@ -7031,7 +7475,44 @@
                         <pic:spPr>
                           <a:xfrm>
                             <a:off x="0" y="0"/>
-                            <a:ext cx="2571750" cy="2857500"/>
+                            <a:ext cx="249207" cy="193828"/>
+                          </a:xfrm>
+                          <a:prstGeom prst="rect">
+                            <a:avLst/>
+                          </a:prstGeom>
+                        </pic:spPr>
+                      </pic:pic>
+                    </a:graphicData>
+                  </a:graphic>
+                </wp:inline>
+              </w:drawing>
+              <w:drawing>
+                <wp:inline distT="0" distB="0" distL="0" distR="0">
+                  <wp:extent cx="2630518" cy="2113644"/>
+                  <wp:effectExtent l="0" t="0" r="0" b="0"/>
+                  <wp:docPr id="289" name="Picture 289" descr="image"/>
+                  <wp:cNvGraphicFramePr>
+                    <a:graphicFrameLocks noChangeAspect="1"/>
+                  </wp:cNvGraphicFramePr>
+                  <a:graphic>
+                    <a:graphicData uri="http://schemas.openxmlformats.org/drawingml/2006/picture">
+                      <pic:pic>
+                        <pic:nvPicPr>
+                          <pic:cNvPr id="289" name="Picture 289" descr="image"/>
+                          <pic:cNvPicPr>
+                            <a:picLocks noChangeAspect="1"/>
+                          </pic:cNvPicPr>
+                        </pic:nvPicPr>
+                        <pic:blipFill>
+                          <a:blip r:embed="rId104"/>
+                          <a:stretch>
+                            <a:fillRect/>
+                          </a:stretch>
+                        </pic:blipFill>
+                        <pic:spPr>
+                          <a:xfrm>
+                            <a:off x="0" y="0"/>
+                            <a:ext cx="2630518" cy="2113644"/>
                           </a:xfrm>
                           <a:prstGeom prst="rect">
                             <a:avLst/>
@@ -7159,23 +7640,23 @@
               </w:rPr>
               <w:drawing>
                 <wp:inline distT="0" distB="0" distL="0" distR="0">
-                  <wp:extent cx="2571750" cy="2857500"/>
+                  <wp:extent cx="257175" cy="200025"/>
                   <wp:effectExtent l="0" t="0" r="0" b="0"/>
-                  <wp:docPr id="173" name="Picture 173" descr="image"/>
+                  <wp:docPr id="290" name="Picture 290" descr="image"/>
                   <wp:cNvGraphicFramePr>
-                    <a:graphicFrameLocks xmlns:a="http://schemas.openxmlformats.org/drawingml/2006/main" noChangeAspect="1"/>
+                    <a:graphicFrameLocks noChangeAspect="1"/>
                   </wp:cNvGraphicFramePr>
-                  <a:graphic xmlns:a="http://schemas.openxmlformats.org/drawingml/2006/main">
+                  <a:graphic>
                     <a:graphicData uri="http://schemas.openxmlformats.org/drawingml/2006/picture">
-                      <pic:pic xmlns:pic="http://schemas.openxmlformats.org/drawingml/2006/picture">
+                      <pic:pic>
                         <pic:nvPicPr>
-                          <pic:cNvPr id="173" name="Picture 173" descr="image"/>
+                          <pic:cNvPr id="290" name="Picture 290" descr="image"/>
                           <pic:cNvPicPr>
                             <a:picLocks noChangeAspect="1"/>
                           </pic:cNvPicPr>
                         </pic:nvPicPr>
                         <pic:blipFill>
-                          <a:blip r:embed="rId6|rId106"/>
+                          <a:blip r:embed="rId6"/>
                           <a:stretch>
                             <a:fillRect/>
                           </a:stretch>
@@ -7183,7 +7664,44 @@
                         <pic:spPr>
                           <a:xfrm>
                             <a:off x="0" y="0"/>
-                            <a:ext cx="2571750" cy="2857500"/>
+                            <a:ext cx="257175" cy="200025"/>
+                          </a:xfrm>
+                          <a:prstGeom prst="rect">
+                            <a:avLst/>
+                          </a:prstGeom>
+                        </pic:spPr>
+                      </pic:pic>
+                    </a:graphicData>
+                  </a:graphic>
+                </wp:inline>
+              </w:drawing>
+              <w:drawing>
+                <wp:inline distT="0" distB="0" distL="0" distR="0">
+                  <wp:extent cx="1085850" cy="495300"/>
+                  <wp:effectExtent l="0" t="0" r="0" b="0"/>
+                  <wp:docPr id="291" name="Picture 291" descr="image"/>
+                  <wp:cNvGraphicFramePr>
+                    <a:graphicFrameLocks noChangeAspect="1"/>
+                  </wp:cNvGraphicFramePr>
+                  <a:graphic>
+                    <a:graphicData uri="http://schemas.openxmlformats.org/drawingml/2006/picture">
+                      <pic:pic>
+                        <pic:nvPicPr>
+                          <pic:cNvPr id="291" name="Picture 291" descr="image"/>
+                          <pic:cNvPicPr>
+                            <a:picLocks noChangeAspect="1"/>
+                          </pic:cNvPicPr>
+                        </pic:nvPicPr>
+                        <pic:blipFill>
+                          <a:blip r:embed="rId106"/>
+                          <a:stretch>
+                            <a:fillRect/>
+                          </a:stretch>
+                        </pic:blipFill>
+                        <pic:spPr>
+                          <a:xfrm>
+                            <a:off x="0" y="0"/>
+                            <a:ext cx="1085850" cy="495300"/>
                           </a:xfrm>
                           <a:prstGeom prst="rect">
                             <a:avLst/>
@@ -7247,23 +7765,23 @@
               </w:rPr>
               <w:drawing>
                 <wp:inline distT="0" distB="0" distL="0" distR="0">
-                  <wp:extent cx="2571750" cy="2857500"/>
+                  <wp:extent cx="257175" cy="200025"/>
                   <wp:effectExtent l="0" t="0" r="0" b="0"/>
-                  <wp:docPr id="174" name="Picture 174" descr="image"/>
+                  <wp:docPr id="292" name="Picture 292" descr="image"/>
                   <wp:cNvGraphicFramePr>
-                    <a:graphicFrameLocks xmlns:a="http://schemas.openxmlformats.org/drawingml/2006/main" noChangeAspect="1"/>
+                    <a:graphicFrameLocks noChangeAspect="1"/>
                   </wp:cNvGraphicFramePr>
-                  <a:graphic xmlns:a="http://schemas.openxmlformats.org/drawingml/2006/main">
+                  <a:graphic>
                     <a:graphicData uri="http://schemas.openxmlformats.org/drawingml/2006/picture">
-                      <pic:pic xmlns:pic="http://schemas.openxmlformats.org/drawingml/2006/picture">
+                      <pic:pic>
                         <pic:nvPicPr>
-                          <pic:cNvPr id="174" name="Picture 174" descr="image"/>
+                          <pic:cNvPr id="292" name="Picture 292" descr="image"/>
                           <pic:cNvPicPr>
                             <a:picLocks noChangeAspect="1"/>
                           </pic:cNvPicPr>
                         </pic:nvPicPr>
                         <pic:blipFill>
-                          <a:blip r:embed="rId6|rId108"/>
+                          <a:blip r:embed="rId6"/>
                           <a:stretch>
                             <a:fillRect/>
                           </a:stretch>
@@ -7271,7 +7789,44 @@
                         <pic:spPr>
                           <a:xfrm>
                             <a:off x="0" y="0"/>
-                            <a:ext cx="2571750" cy="2857500"/>
+                            <a:ext cx="257175" cy="200025"/>
+                          </a:xfrm>
+                          <a:prstGeom prst="rect">
+                            <a:avLst/>
+                          </a:prstGeom>
+                        </pic:spPr>
+                      </pic:pic>
+                    </a:graphicData>
+                  </a:graphic>
+                </wp:inline>
+              </w:drawing>
+              <w:drawing>
+                <wp:inline distT="0" distB="0" distL="0" distR="0">
+                  <wp:extent cx="1895475" cy="466725"/>
+                  <wp:effectExtent l="0" t="0" r="0" b="0"/>
+                  <wp:docPr id="293" name="Picture 293" descr="image"/>
+                  <wp:cNvGraphicFramePr>
+                    <a:graphicFrameLocks noChangeAspect="1"/>
+                  </wp:cNvGraphicFramePr>
+                  <a:graphic>
+                    <a:graphicData uri="http://schemas.openxmlformats.org/drawingml/2006/picture">
+                      <pic:pic>
+                        <pic:nvPicPr>
+                          <pic:cNvPr id="293" name="Picture 293" descr="image"/>
+                          <pic:cNvPicPr>
+                            <a:picLocks noChangeAspect="1"/>
+                          </pic:cNvPicPr>
+                        </pic:nvPicPr>
+                        <pic:blipFill>
+                          <a:blip r:embed="rId108"/>
+                          <a:stretch>
+                            <a:fillRect/>
+                          </a:stretch>
+                        </pic:blipFill>
+                        <pic:spPr>
+                          <a:xfrm>
+                            <a:off x="0" y="0"/>
+                            <a:ext cx="1895475" cy="466725"/>
                           </a:xfrm>
                           <a:prstGeom prst="rect">
                             <a:avLst/>
@@ -7340,23 +7895,23 @@
               </w:rPr>
               <w:drawing>
                 <wp:inline distT="0" distB="0" distL="0" distR="0">
-                  <wp:extent cx="2571750" cy="2857500"/>
+                  <wp:extent cx="257175" cy="200025"/>
                   <wp:effectExtent l="0" t="0" r="0" b="0"/>
-                  <wp:docPr id="175" name="Picture 175" descr="image"/>
+                  <wp:docPr id="294" name="Picture 294" descr="image"/>
                   <wp:cNvGraphicFramePr>
-                    <a:graphicFrameLocks xmlns:a="http://schemas.openxmlformats.org/drawingml/2006/main" noChangeAspect="1"/>
+                    <a:graphicFrameLocks noChangeAspect="1"/>
                   </wp:cNvGraphicFramePr>
-                  <a:graphic xmlns:a="http://schemas.openxmlformats.org/drawingml/2006/main">
+                  <a:graphic>
                     <a:graphicData uri="http://schemas.openxmlformats.org/drawingml/2006/picture">
-                      <pic:pic xmlns:pic="http://schemas.openxmlformats.org/drawingml/2006/picture">
+                      <pic:pic>
                         <pic:nvPicPr>
-                          <pic:cNvPr id="175" name="Picture 175" descr="image"/>
+                          <pic:cNvPr id="294" name="Picture 294" descr="image"/>
                           <pic:cNvPicPr>
                             <a:picLocks noChangeAspect="1"/>
                           </pic:cNvPicPr>
                         </pic:nvPicPr>
                         <pic:blipFill>
-                          <a:blip r:embed="rId6|rId110"/>
+                          <a:blip r:embed="rId6"/>
                           <a:stretch>
                             <a:fillRect/>
                           </a:stretch>
@@ -7364,7 +7919,44 @@
                         <pic:spPr>
                           <a:xfrm>
                             <a:off x="0" y="0"/>
-                            <a:ext cx="2571750" cy="2857500"/>
+                            <a:ext cx="257175" cy="200025"/>
+                          </a:xfrm>
+                          <a:prstGeom prst="rect">
+                            <a:avLst/>
+                          </a:prstGeom>
+                        </pic:spPr>
+                      </pic:pic>
+                    </a:graphicData>
+                  </a:graphic>
+                </wp:inline>
+              </w:drawing>
+              <w:drawing>
+                <wp:inline distT="0" distB="0" distL="0" distR="0">
+                  <wp:extent cx="1057275" cy="428625"/>
+                  <wp:effectExtent l="0" t="0" r="0" b="0"/>
+                  <wp:docPr id="295" name="Picture 295" descr="image"/>
+                  <wp:cNvGraphicFramePr>
+                    <a:graphicFrameLocks noChangeAspect="1"/>
+                  </wp:cNvGraphicFramePr>
+                  <a:graphic>
+                    <a:graphicData uri="http://schemas.openxmlformats.org/drawingml/2006/picture">
+                      <pic:pic>
+                        <pic:nvPicPr>
+                          <pic:cNvPr id="295" name="Picture 295" descr="image"/>
+                          <pic:cNvPicPr>
+                            <a:picLocks noChangeAspect="1"/>
+                          </pic:cNvPicPr>
+                        </pic:nvPicPr>
+                        <pic:blipFill>
+                          <a:blip r:embed="rId110"/>
+                          <a:stretch>
+                            <a:fillRect/>
+                          </a:stretch>
+                        </pic:blipFill>
+                        <pic:spPr>
+                          <a:xfrm>
+                            <a:off x="0" y="0"/>
+                            <a:ext cx="1057275" cy="428625"/>
                           </a:xfrm>
                           <a:prstGeom prst="rect">
                             <a:avLst/>
@@ -7428,23 +8020,23 @@
               </w:rPr>
               <w:drawing>
                 <wp:inline distT="0" distB="0" distL="0" distR="0">
-                  <wp:extent cx="2571750" cy="2857500"/>
+                  <wp:extent cx="257175" cy="200025"/>
                   <wp:effectExtent l="0" t="0" r="0" b="0"/>
-                  <wp:docPr id="176" name="Picture 176" descr="image"/>
+                  <wp:docPr id="296" name="Picture 296" descr="image"/>
                   <wp:cNvGraphicFramePr>
-                    <a:graphicFrameLocks xmlns:a="http://schemas.openxmlformats.org/drawingml/2006/main" noChangeAspect="1"/>
+                    <a:graphicFrameLocks noChangeAspect="1"/>
                   </wp:cNvGraphicFramePr>
-                  <a:graphic xmlns:a="http://schemas.openxmlformats.org/drawingml/2006/main">
+                  <a:graphic>
                     <a:graphicData uri="http://schemas.openxmlformats.org/drawingml/2006/picture">
-                      <pic:pic xmlns:pic="http://schemas.openxmlformats.org/drawingml/2006/picture">
+                      <pic:pic>
                         <pic:nvPicPr>
-                          <pic:cNvPr id="176" name="Picture 176" descr="image"/>
+                          <pic:cNvPr id="296" name="Picture 296" descr="image"/>
                           <pic:cNvPicPr>
                             <a:picLocks noChangeAspect="1"/>
                           </pic:cNvPicPr>
                         </pic:nvPicPr>
                         <pic:blipFill>
-                          <a:blip r:embed="rId10|rId112"/>
+                          <a:blip r:embed="rId10"/>
                           <a:stretch>
                             <a:fillRect/>
                           </a:stretch>
@@ -7452,7 +8044,44 @@
                         <pic:spPr>
                           <a:xfrm>
                             <a:off x="0" y="0"/>
-                            <a:ext cx="2571750" cy="2857500"/>
+                            <a:ext cx="257175" cy="200025"/>
+                          </a:xfrm>
+                          <a:prstGeom prst="rect">
+                            <a:avLst/>
+                          </a:prstGeom>
+                        </pic:spPr>
+                      </pic:pic>
+                    </a:graphicData>
+                  </a:graphic>
+                </wp:inline>
+              </w:drawing>
+              <w:drawing>
+                <wp:inline distT="0" distB="0" distL="0" distR="0">
+                  <wp:extent cx="1762125" cy="533400"/>
+                  <wp:effectExtent l="0" t="0" r="0" b="0"/>
+                  <wp:docPr id="297" name="Picture 297" descr="image"/>
+                  <wp:cNvGraphicFramePr>
+                    <a:graphicFrameLocks noChangeAspect="1"/>
+                  </wp:cNvGraphicFramePr>
+                  <a:graphic>
+                    <a:graphicData uri="http://schemas.openxmlformats.org/drawingml/2006/picture">
+                      <pic:pic>
+                        <pic:nvPicPr>
+                          <pic:cNvPr id="297" name="Picture 297" descr="image"/>
+                          <pic:cNvPicPr>
+                            <a:picLocks noChangeAspect="1"/>
+                          </pic:cNvPicPr>
+                        </pic:nvPicPr>
+                        <pic:blipFill>
+                          <a:blip r:embed="rId112"/>
+                          <a:stretch>
+                            <a:fillRect/>
+                          </a:stretch>
+                        </pic:blipFill>
+                        <pic:spPr>
+                          <a:xfrm>
+                            <a:off x="0" y="0"/>
+                            <a:ext cx="1762125" cy="533400"/>
                           </a:xfrm>
                           <a:prstGeom prst="rect">
                             <a:avLst/>
@@ -7637,23 +8266,23 @@
               </w:rPr>
               <w:drawing>
                 <wp:inline distT="0" distB="0" distL="0" distR="0">
-                  <wp:extent cx="2571750" cy="2857500"/>
+                  <wp:extent cx="254926" cy="198276"/>
                   <wp:effectExtent l="0" t="0" r="0" b="0"/>
-                  <wp:docPr id="178" name="Picture 178" descr="image"/>
+                  <wp:docPr id="298" name="Picture 298" descr="image"/>
                   <wp:cNvGraphicFramePr>
-                    <a:graphicFrameLocks xmlns:a="http://schemas.openxmlformats.org/drawingml/2006/main" noChangeAspect="1"/>
+                    <a:graphicFrameLocks noChangeAspect="1"/>
                   </wp:cNvGraphicFramePr>
-                  <a:graphic xmlns:a="http://schemas.openxmlformats.org/drawingml/2006/main">
+                  <a:graphic>
                     <a:graphicData uri="http://schemas.openxmlformats.org/drawingml/2006/picture">
-                      <pic:pic xmlns:pic="http://schemas.openxmlformats.org/drawingml/2006/picture">
+                      <pic:pic>
                         <pic:nvPicPr>
-                          <pic:cNvPr id="178" name="Picture 178" descr="image"/>
+                          <pic:cNvPr id="298" name="Picture 298" descr="image"/>
                           <pic:cNvPicPr>
                             <a:picLocks noChangeAspect="1"/>
                           </pic:cNvPicPr>
                         </pic:nvPicPr>
                         <pic:blipFill>
-                          <a:blip r:embed="rId10|rId115"/>
+                          <a:blip r:embed="rId10"/>
                           <a:stretch>
                             <a:fillRect/>
                           </a:stretch>
@@ -7661,7 +8290,44 @@
                         <pic:spPr>
                           <a:xfrm>
                             <a:off x="0" y="0"/>
-                            <a:ext cx="2571750" cy="2857500"/>
+                            <a:ext cx="254926" cy="198276"/>
+                          </a:xfrm>
+                          <a:prstGeom prst="rect">
+                            <a:avLst/>
+                          </a:prstGeom>
+                        </pic:spPr>
+                      </pic:pic>
+                    </a:graphicData>
+                  </a:graphic>
+                </wp:inline>
+              </w:drawing>
+              <w:drawing>
+                <wp:inline distT="0" distB="0" distL="0" distR="0">
+                  <wp:extent cx="2624799" cy="453203"/>
+                  <wp:effectExtent l="0" t="0" r="0" b="0"/>
+                  <wp:docPr id="299" name="Picture 299" descr="image"/>
+                  <wp:cNvGraphicFramePr>
+                    <a:graphicFrameLocks noChangeAspect="1"/>
+                  </wp:cNvGraphicFramePr>
+                  <a:graphic>
+                    <a:graphicData uri="http://schemas.openxmlformats.org/drawingml/2006/picture">
+                      <pic:pic>
+                        <pic:nvPicPr>
+                          <pic:cNvPr id="299" name="Picture 299" descr="image"/>
+                          <pic:cNvPicPr>
+                            <a:picLocks noChangeAspect="1"/>
+                          </pic:cNvPicPr>
+                        </pic:nvPicPr>
+                        <pic:blipFill>
+                          <a:blip r:embed="rId115"/>
+                          <a:stretch>
+                            <a:fillRect/>
+                          </a:stretch>
+                        </pic:blipFill>
+                        <pic:spPr>
+                          <a:xfrm>
+                            <a:off x="0" y="0"/>
+                            <a:ext cx="2624799" cy="453203"/>
                           </a:xfrm>
                           <a:prstGeom prst="rect">
                             <a:avLst/>
@@ -7725,23 +8391,23 @@
               </w:rPr>
               <w:drawing>
                 <wp:inline distT="0" distB="0" distL="0" distR="0">
-                  <wp:extent cx="2571750" cy="2857500"/>
+                  <wp:extent cx="252443" cy="196345"/>
                   <wp:effectExtent l="0" t="0" r="0" b="0"/>
-                  <wp:docPr id="179" name="Picture 179" descr="image"/>
+                  <wp:docPr id="300" name="Picture 300" descr="image"/>
                   <wp:cNvGraphicFramePr>
-                    <a:graphicFrameLocks xmlns:a="http://schemas.openxmlformats.org/drawingml/2006/main" noChangeAspect="1"/>
+                    <a:graphicFrameLocks noChangeAspect="1"/>
                   </wp:cNvGraphicFramePr>
-                  <a:graphic xmlns:a="http://schemas.openxmlformats.org/drawingml/2006/main">
+                  <a:graphic>
                     <a:graphicData uri="http://schemas.openxmlformats.org/drawingml/2006/picture">
-                      <pic:pic xmlns:pic="http://schemas.openxmlformats.org/drawingml/2006/picture">
+                      <pic:pic>
                         <pic:nvPicPr>
-                          <pic:cNvPr id="179" name="Picture 179" descr="image"/>
+                          <pic:cNvPr id="300" name="Picture 300" descr="image"/>
                           <pic:cNvPicPr>
                             <a:picLocks noChangeAspect="1"/>
                           </pic:cNvPicPr>
                         </pic:nvPicPr>
                         <pic:blipFill>
-                          <a:blip r:embed="rId6|rId117"/>
+                          <a:blip r:embed="rId6"/>
                           <a:stretch>
                             <a:fillRect/>
                           </a:stretch>
@@ -7749,7 +8415,44 @@
                         <pic:spPr>
                           <a:xfrm>
                             <a:off x="0" y="0"/>
-                            <a:ext cx="2571750" cy="2857500"/>
+                            <a:ext cx="252443" cy="196345"/>
+                          </a:xfrm>
+                          <a:prstGeom prst="rect">
+                            <a:avLst/>
+                          </a:prstGeom>
+                        </pic:spPr>
+                      </pic:pic>
+                    </a:graphicData>
+                  </a:graphic>
+                </wp:inline>
+              </w:drawing>
+              <w:drawing>
+                <wp:inline distT="0" distB="0" distL="0" distR="0">
+                  <wp:extent cx="2627282" cy="486187"/>
+                  <wp:effectExtent l="0" t="0" r="0" b="0"/>
+                  <wp:docPr id="301" name="Picture 301" descr="image"/>
+                  <wp:cNvGraphicFramePr>
+                    <a:graphicFrameLocks noChangeAspect="1"/>
+                  </wp:cNvGraphicFramePr>
+                  <a:graphic>
+                    <a:graphicData uri="http://schemas.openxmlformats.org/drawingml/2006/picture">
+                      <pic:pic>
+                        <pic:nvPicPr>
+                          <pic:cNvPr id="301" name="Picture 301" descr="image"/>
+                          <pic:cNvPicPr>
+                            <a:picLocks noChangeAspect="1"/>
+                          </pic:cNvPicPr>
+                        </pic:nvPicPr>
+                        <pic:blipFill>
+                          <a:blip r:embed="rId117"/>
+                          <a:stretch>
+                            <a:fillRect/>
+                          </a:stretch>
+                        </pic:blipFill>
+                        <pic:spPr>
+                          <a:xfrm>
+                            <a:off x="0" y="0"/>
+                            <a:ext cx="2627282" cy="486187"/>
                           </a:xfrm>
                           <a:prstGeom prst="rect">
                             <a:avLst/>
@@ -7818,23 +8521,23 @@
               </w:rPr>
               <w:drawing>
                 <wp:inline distT="0" distB="0" distL="0" distR="0">
-                  <wp:extent cx="2571750" cy="2857500"/>
+                  <wp:extent cx="257175" cy="200025"/>
                   <wp:effectExtent l="0" t="0" r="0" b="0"/>
-                  <wp:docPr id="180" name="Picture 180" descr="image"/>
+                  <wp:docPr id="302" name="Picture 302" descr="image"/>
                   <wp:cNvGraphicFramePr>
-                    <a:graphicFrameLocks xmlns:a="http://schemas.openxmlformats.org/drawingml/2006/main" noChangeAspect="1"/>
+                    <a:graphicFrameLocks noChangeAspect="1"/>
                   </wp:cNvGraphicFramePr>
-                  <a:graphic xmlns:a="http://schemas.openxmlformats.org/drawingml/2006/main">
+                  <a:graphic>
                     <a:graphicData uri="http://schemas.openxmlformats.org/drawingml/2006/picture">
-                      <pic:pic xmlns:pic="http://schemas.openxmlformats.org/drawingml/2006/picture">
+                      <pic:pic>
                         <pic:nvPicPr>
-                          <pic:cNvPr id="180" name="Picture 180" descr="image"/>
+                          <pic:cNvPr id="302" name="Picture 302" descr="image"/>
                           <pic:cNvPicPr>
                             <a:picLocks noChangeAspect="1"/>
                           </pic:cNvPicPr>
                         </pic:nvPicPr>
                         <pic:blipFill>
-                          <a:blip r:embed="rId6|rId119"/>
+                          <a:blip r:embed="rId6"/>
                           <a:stretch>
                             <a:fillRect/>
                           </a:stretch>
@@ -7842,7 +8545,44 @@
                         <pic:spPr>
                           <a:xfrm>
                             <a:off x="0" y="0"/>
-                            <a:ext cx="2571750" cy="2857500"/>
+                            <a:ext cx="257175" cy="200025"/>
+                          </a:xfrm>
+                          <a:prstGeom prst="rect">
+                            <a:avLst/>
+                          </a:prstGeom>
+                        </pic:spPr>
+                      </pic:pic>
+                    </a:graphicData>
+                  </a:graphic>
+                </wp:inline>
+              </w:drawing>
+              <w:drawing>
+                <wp:inline distT="0" distB="0" distL="0" distR="0">
+                  <wp:extent cx="1838325" cy="457200"/>
+                  <wp:effectExtent l="0" t="0" r="0" b="0"/>
+                  <wp:docPr id="303" name="Picture 303" descr="image"/>
+                  <wp:cNvGraphicFramePr>
+                    <a:graphicFrameLocks noChangeAspect="1"/>
+                  </wp:cNvGraphicFramePr>
+                  <a:graphic>
+                    <a:graphicData uri="http://schemas.openxmlformats.org/drawingml/2006/picture">
+                      <pic:pic>
+                        <pic:nvPicPr>
+                          <pic:cNvPr id="303" name="Picture 303" descr="image"/>
+                          <pic:cNvPicPr>
+                            <a:picLocks noChangeAspect="1"/>
+                          </pic:cNvPicPr>
+                        </pic:nvPicPr>
+                        <pic:blipFill>
+                          <a:blip r:embed="rId119"/>
+                          <a:stretch>
+                            <a:fillRect/>
+                          </a:stretch>
+                        </pic:blipFill>
+                        <pic:spPr>
+                          <a:xfrm>
+                            <a:off x="0" y="0"/>
+                            <a:ext cx="1838325" cy="457200"/>
                           </a:xfrm>
                           <a:prstGeom prst="rect">
                             <a:avLst/>
@@ -7906,23 +8646,23 @@
               </w:rPr>
               <w:drawing>
                 <wp:inline distT="0" distB="0" distL="0" distR="0">
-                  <wp:extent cx="2571750" cy="2857500"/>
+                  <wp:extent cx="257175" cy="200025"/>
                   <wp:effectExtent l="0" t="0" r="0" b="0"/>
-                  <wp:docPr id="181" name="Picture 181" descr="image"/>
+                  <wp:docPr id="304" name="Picture 304" descr="image"/>
                   <wp:cNvGraphicFramePr>
-                    <a:graphicFrameLocks xmlns:a="http://schemas.openxmlformats.org/drawingml/2006/main" noChangeAspect="1"/>
+                    <a:graphicFrameLocks noChangeAspect="1"/>
                   </wp:cNvGraphicFramePr>
-                  <a:graphic xmlns:a="http://schemas.openxmlformats.org/drawingml/2006/main">
+                  <a:graphic>
                     <a:graphicData uri="http://schemas.openxmlformats.org/drawingml/2006/picture">
-                      <pic:pic xmlns:pic="http://schemas.openxmlformats.org/drawingml/2006/picture">
+                      <pic:pic>
                         <pic:nvPicPr>
-                          <pic:cNvPr id="181" name="Picture 181" descr="image"/>
+                          <pic:cNvPr id="304" name="Picture 304" descr="image"/>
                           <pic:cNvPicPr>
                             <a:picLocks noChangeAspect="1"/>
                           </pic:cNvPicPr>
                         </pic:nvPicPr>
                         <pic:blipFill>
-                          <a:blip r:embed="rId6|rId121"/>
+                          <a:blip r:embed="rId6"/>
                           <a:stretch>
                             <a:fillRect/>
                           </a:stretch>
@@ -7930,7 +8670,44 @@
                         <pic:spPr>
                           <a:xfrm>
                             <a:off x="0" y="0"/>
-                            <a:ext cx="2571750" cy="2857500"/>
+                            <a:ext cx="257175" cy="200025"/>
+                          </a:xfrm>
+                          <a:prstGeom prst="rect">
+                            <a:avLst/>
+                          </a:prstGeom>
+                        </pic:spPr>
+                      </pic:pic>
+                    </a:graphicData>
+                  </a:graphic>
+                </wp:inline>
+              </w:drawing>
+              <w:drawing>
+                <wp:inline distT="0" distB="0" distL="0" distR="0">
+                  <wp:extent cx="1771650" cy="504825"/>
+                  <wp:effectExtent l="0" t="0" r="0" b="0"/>
+                  <wp:docPr id="305" name="Picture 305" descr="image"/>
+                  <wp:cNvGraphicFramePr>
+                    <a:graphicFrameLocks noChangeAspect="1"/>
+                  </wp:cNvGraphicFramePr>
+                  <a:graphic>
+                    <a:graphicData uri="http://schemas.openxmlformats.org/drawingml/2006/picture">
+                      <pic:pic>
+                        <pic:nvPicPr>
+                          <pic:cNvPr id="305" name="Picture 305" descr="image"/>
+                          <pic:cNvPicPr>
+                            <a:picLocks noChangeAspect="1"/>
+                          </pic:cNvPicPr>
+                        </pic:nvPicPr>
+                        <pic:blipFill>
+                          <a:blip r:embed="rId121"/>
+                          <a:stretch>
+                            <a:fillRect/>
+                          </a:stretch>
+                        </pic:blipFill>
+                        <pic:spPr>
+                          <a:xfrm>
+                            <a:off x="0" y="0"/>
+                            <a:ext cx="1771650" cy="504825"/>
                           </a:xfrm>
                           <a:prstGeom prst="rect">
                             <a:avLst/>
@@ -8526,23 +9303,23 @@
               </w:rPr>
               <w:drawing>
                 <wp:inline distT="0" distB="0" distL="0" distR="0">
-                  <wp:extent cx="2571750" cy="2857500"/>
+                  <wp:extent cx="257175" cy="200025"/>
                   <wp:effectExtent l="0" t="0" r="0" b="0"/>
-                  <wp:docPr id="188" name="Picture 188" descr="image"/>
+                  <wp:docPr id="306" name="Picture 306" descr="image"/>
                   <wp:cNvGraphicFramePr>
-                    <a:graphicFrameLocks xmlns:a="http://schemas.openxmlformats.org/drawingml/2006/main" noChangeAspect="1"/>
+                    <a:graphicFrameLocks noChangeAspect="1"/>
                   </wp:cNvGraphicFramePr>
-                  <a:graphic xmlns:a="http://schemas.openxmlformats.org/drawingml/2006/main">
+                  <a:graphic>
                     <a:graphicData uri="http://schemas.openxmlformats.org/drawingml/2006/picture">
-                      <pic:pic xmlns:pic="http://schemas.openxmlformats.org/drawingml/2006/picture">
+                      <pic:pic>
                         <pic:nvPicPr>
-                          <pic:cNvPr id="188" name="Picture 188" descr="image"/>
+                          <pic:cNvPr id="306" name="Picture 306" descr="image"/>
                           <pic:cNvPicPr>
                             <a:picLocks noChangeAspect="1"/>
                           </pic:cNvPicPr>
                         </pic:nvPicPr>
                         <pic:blipFill>
-                          <a:blip r:embed="rId6|rId129"/>
+                          <a:blip r:embed="rId6"/>
                           <a:stretch>
                             <a:fillRect/>
                           </a:stretch>
@@ -8550,7 +9327,44 @@
                         <pic:spPr>
                           <a:xfrm>
                             <a:off x="0" y="0"/>
-                            <a:ext cx="2571750" cy="2857500"/>
+                            <a:ext cx="257175" cy="200025"/>
+                          </a:xfrm>
+                          <a:prstGeom prst="rect">
+                            <a:avLst/>
+                          </a:prstGeom>
+                        </pic:spPr>
+                      </pic:pic>
+                    </a:graphicData>
+                  </a:graphic>
+                </wp:inline>
+              </w:drawing>
+              <w:drawing>
+                <wp:inline distT="0" distB="0" distL="0" distR="0">
+                  <wp:extent cx="2028825" cy="2295525"/>
+                  <wp:effectExtent l="0" t="0" r="0" b="0"/>
+                  <wp:docPr id="307" name="Picture 307" descr="image"/>
+                  <wp:cNvGraphicFramePr>
+                    <a:graphicFrameLocks noChangeAspect="1"/>
+                  </wp:cNvGraphicFramePr>
+                  <a:graphic>
+                    <a:graphicData uri="http://schemas.openxmlformats.org/drawingml/2006/picture">
+                      <pic:pic>
+                        <pic:nvPicPr>
+                          <pic:cNvPr id="307" name="Picture 307" descr="image"/>
+                          <pic:cNvPicPr>
+                            <a:picLocks noChangeAspect="1"/>
+                          </pic:cNvPicPr>
+                        </pic:nvPicPr>
+                        <pic:blipFill>
+                          <a:blip r:embed="rId129"/>
+                          <a:stretch>
+                            <a:fillRect/>
+                          </a:stretch>
+                        </pic:blipFill>
+                        <pic:spPr>
+                          <a:xfrm>
+                            <a:off x="0" y="0"/>
+                            <a:ext cx="2028825" cy="2295525"/>
                           </a:xfrm>
                           <a:prstGeom prst="rect">
                             <a:avLst/>
@@ -8614,23 +9428,23 @@
               </w:rPr>
               <w:drawing>
                 <wp:inline distT="0" distB="0" distL="0" distR="0">
-                  <wp:extent cx="2571750" cy="2857500"/>
+                  <wp:extent cx="257175" cy="200025"/>
                   <wp:effectExtent l="0" t="0" r="0" b="0"/>
-                  <wp:docPr id="189" name="Picture 189" descr="image"/>
+                  <wp:docPr id="308" name="Picture 308" descr="image"/>
                   <wp:cNvGraphicFramePr>
-                    <a:graphicFrameLocks xmlns:a="http://schemas.openxmlformats.org/drawingml/2006/main" noChangeAspect="1"/>
+                    <a:graphicFrameLocks noChangeAspect="1"/>
                   </wp:cNvGraphicFramePr>
-                  <a:graphic xmlns:a="http://schemas.openxmlformats.org/drawingml/2006/main">
+                  <a:graphic>
                     <a:graphicData uri="http://schemas.openxmlformats.org/drawingml/2006/picture">
-                      <pic:pic xmlns:pic="http://schemas.openxmlformats.org/drawingml/2006/picture">
+                      <pic:pic>
                         <pic:nvPicPr>
-                          <pic:cNvPr id="189" name="Picture 189" descr="image"/>
+                          <pic:cNvPr id="308" name="Picture 308" descr="image"/>
                           <pic:cNvPicPr>
                             <a:picLocks noChangeAspect="1"/>
                           </pic:cNvPicPr>
                         </pic:nvPicPr>
                         <pic:blipFill>
-                          <a:blip r:embed="rId6|rId131"/>
+                          <a:blip r:embed="rId6"/>
                           <a:stretch>
                             <a:fillRect/>
                           </a:stretch>
@@ -8638,7 +9452,44 @@
                         <pic:spPr>
                           <a:xfrm>
                             <a:off x="0" y="0"/>
-                            <a:ext cx="2571750" cy="2857500"/>
+                            <a:ext cx="257175" cy="200025"/>
+                          </a:xfrm>
+                          <a:prstGeom prst="rect">
+                            <a:avLst/>
+                          </a:prstGeom>
+                        </pic:spPr>
+                      </pic:pic>
+                    </a:graphicData>
+                  </a:graphic>
+                </wp:inline>
+              </w:drawing>
+              <w:drawing>
+                <wp:inline distT="0" distB="0" distL="0" distR="0">
+                  <wp:extent cx="2619375" cy="2266950"/>
+                  <wp:effectExtent l="0" t="0" r="0" b="0"/>
+                  <wp:docPr id="309" name="Picture 309" descr="image"/>
+                  <wp:cNvGraphicFramePr>
+                    <a:graphicFrameLocks noChangeAspect="1"/>
+                  </wp:cNvGraphicFramePr>
+                  <a:graphic>
+                    <a:graphicData uri="http://schemas.openxmlformats.org/drawingml/2006/picture">
+                      <pic:pic>
+                        <pic:nvPicPr>
+                          <pic:cNvPr id="309" name="Picture 309" descr="image"/>
+                          <pic:cNvPicPr>
+                            <a:picLocks noChangeAspect="1"/>
+                          </pic:cNvPicPr>
+                        </pic:nvPicPr>
+                        <pic:blipFill>
+                          <a:blip r:embed="rId131"/>
+                          <a:stretch>
+                            <a:fillRect/>
+                          </a:stretch>
+                        </pic:blipFill>
+                        <pic:spPr>
+                          <a:xfrm>
+                            <a:off x="0" y="0"/>
+                            <a:ext cx="2619375" cy="2266950"/>
                           </a:xfrm>
                           <a:prstGeom prst="rect">
                             <a:avLst/>
@@ -8707,23 +9558,23 @@
               </w:rPr>
               <w:drawing>
                 <wp:inline distT="0" distB="0" distL="0" distR="0">
-                  <wp:extent cx="2571750" cy="2857500"/>
+                  <wp:extent cx="245276" cy="190770"/>
                   <wp:effectExtent l="0" t="0" r="0" b="0"/>
-                  <wp:docPr id="190" name="Picture 190" descr="image"/>
+                  <wp:docPr id="310" name="Picture 310" descr="image"/>
                   <wp:cNvGraphicFramePr>
-                    <a:graphicFrameLocks xmlns:a="http://schemas.openxmlformats.org/drawingml/2006/main" noChangeAspect="1"/>
+                    <a:graphicFrameLocks noChangeAspect="1"/>
                   </wp:cNvGraphicFramePr>
-                  <a:graphic xmlns:a="http://schemas.openxmlformats.org/drawingml/2006/main">
+                  <a:graphic>
                     <a:graphicData uri="http://schemas.openxmlformats.org/drawingml/2006/picture">
-                      <pic:pic xmlns:pic="http://schemas.openxmlformats.org/drawingml/2006/picture">
+                      <pic:pic>
                         <pic:nvPicPr>
-                          <pic:cNvPr id="190" name="Picture 190" descr="image"/>
+                          <pic:cNvPr id="310" name="Picture 310" descr="image"/>
                           <pic:cNvPicPr>
                             <a:picLocks noChangeAspect="1"/>
                           </pic:cNvPicPr>
                         </pic:nvPicPr>
                         <pic:blipFill>
-                          <a:blip r:embed="rId6|rId133"/>
+                          <a:blip r:embed="rId6"/>
                           <a:stretch>
                             <a:fillRect/>
                           </a:stretch>
@@ -8731,7 +9582,44 @@
                         <pic:spPr>
                           <a:xfrm>
                             <a:off x="0" y="0"/>
-                            <a:ext cx="2571750" cy="2857500"/>
+                            <a:ext cx="245276" cy="190770"/>
+                          </a:xfrm>
+                          <a:prstGeom prst="rect">
+                            <a:avLst/>
+                          </a:prstGeom>
+                        </pic:spPr>
+                      </pic:pic>
+                    </a:graphicData>
+                  </a:graphic>
+                </wp:inline>
+              </w:drawing>
+              <w:drawing>
+                <wp:inline distT="0" distB="0" distL="0" distR="0">
+                  <wp:extent cx="2634449" cy="2162065"/>
+                  <wp:effectExtent l="0" t="0" r="0" b="0"/>
+                  <wp:docPr id="311" name="Picture 311" descr="image"/>
+                  <wp:cNvGraphicFramePr>
+                    <a:graphicFrameLocks noChangeAspect="1"/>
+                  </wp:cNvGraphicFramePr>
+                  <a:graphic>
+                    <a:graphicData uri="http://schemas.openxmlformats.org/drawingml/2006/picture">
+                      <pic:pic>
+                        <pic:nvPicPr>
+                          <pic:cNvPr id="311" name="Picture 311" descr="image"/>
+                          <pic:cNvPicPr>
+                            <a:picLocks noChangeAspect="1"/>
+                          </pic:cNvPicPr>
+                        </pic:nvPicPr>
+                        <pic:blipFill>
+                          <a:blip r:embed="rId133"/>
+                          <a:stretch>
+                            <a:fillRect/>
+                          </a:stretch>
+                        </pic:blipFill>
+                        <pic:spPr>
+                          <a:xfrm>
+                            <a:off x="0" y="0"/>
+                            <a:ext cx="2634449" cy="2162065"/>
                           </a:xfrm>
                           <a:prstGeom prst="rect">
                             <a:avLst/>
@@ -8795,23 +9683,23 @@
               </w:rPr>
               <w:drawing>
                 <wp:inline distT="0" distB="0" distL="0" distR="0">
-                  <wp:extent cx="2571750" cy="2857500"/>
+                  <wp:extent cx="248411" cy="193208"/>
                   <wp:effectExtent l="0" t="0" r="0" b="0"/>
-                  <wp:docPr id="191" name="Picture 191" descr="image"/>
+                  <wp:docPr id="312" name="Picture 312" descr="image"/>
                   <wp:cNvGraphicFramePr>
-                    <a:graphicFrameLocks xmlns:a="http://schemas.openxmlformats.org/drawingml/2006/main" noChangeAspect="1"/>
+                    <a:graphicFrameLocks noChangeAspect="1"/>
                   </wp:cNvGraphicFramePr>
-                  <a:graphic xmlns:a="http://schemas.openxmlformats.org/drawingml/2006/main">
+                  <a:graphic>
                     <a:graphicData uri="http://schemas.openxmlformats.org/drawingml/2006/picture">
-                      <pic:pic xmlns:pic="http://schemas.openxmlformats.org/drawingml/2006/picture">
+                      <pic:pic>
                         <pic:nvPicPr>
-                          <pic:cNvPr id="191" name="Picture 191" descr="image"/>
+                          <pic:cNvPr id="312" name="Picture 312" descr="image"/>
                           <pic:cNvPicPr>
                             <a:picLocks noChangeAspect="1"/>
                           </pic:cNvPicPr>
                         </pic:nvPicPr>
                         <pic:blipFill>
-                          <a:blip r:embed="rId10|rId135"/>
+                          <a:blip r:embed="rId10"/>
                           <a:stretch>
                             <a:fillRect/>
                           </a:stretch>
@@ -8819,7 +9707,44 @@
                         <pic:spPr>
                           <a:xfrm>
                             <a:off x="0" y="0"/>
-                            <a:ext cx="2571750" cy="2857500"/>
+                            <a:ext cx="248411" cy="193208"/>
+                          </a:xfrm>
+                          <a:prstGeom prst="rect">
+                            <a:avLst/>
+                          </a:prstGeom>
+                        </pic:spPr>
+                      </pic:pic>
+                    </a:graphicData>
+                  </a:graphic>
+                </wp:inline>
+              </w:drawing>
+              <w:drawing>
+                <wp:inline distT="0" distB="0" distL="0" distR="0">
+                  <wp:extent cx="2631314" cy="2244897"/>
+                  <wp:effectExtent l="0" t="0" r="0" b="0"/>
+                  <wp:docPr id="313" name="Picture 313" descr="image"/>
+                  <wp:cNvGraphicFramePr>
+                    <a:graphicFrameLocks noChangeAspect="1"/>
+                  </wp:cNvGraphicFramePr>
+                  <a:graphic>
+                    <a:graphicData uri="http://schemas.openxmlformats.org/drawingml/2006/picture">
+                      <pic:pic>
+                        <pic:nvPicPr>
+                          <pic:cNvPr id="313" name="Picture 313" descr="image"/>
+                          <pic:cNvPicPr>
+                            <a:picLocks noChangeAspect="1"/>
+                          </pic:cNvPicPr>
+                        </pic:nvPicPr>
+                        <pic:blipFill>
+                          <a:blip r:embed="rId135"/>
+                          <a:stretch>
+                            <a:fillRect/>
+                          </a:stretch>
+                        </pic:blipFill>
+                        <pic:spPr>
+                          <a:xfrm>
+                            <a:off x="0" y="0"/>
+                            <a:ext cx="2631314" cy="2244897"/>
                           </a:xfrm>
                           <a:prstGeom prst="rect">
                             <a:avLst/>
@@ -8946,23 +9871,23 @@
         </w:rPr>
         <w:drawing>
           <wp:inline distT="0" distB="0" distL="0" distR="0">
-            <wp:extent cx="3132000" cy="1905000"/>
+            <wp:extent cx="2859417" cy="1900862"/>
             <wp:effectExtent l="0" t="0" r="0" b="0"/>
-            <wp:docPr id="193" name="Picture 193" descr="image"/>
+            <wp:docPr id="314" name="Picture 314" descr="image"/>
             <wp:cNvGraphicFramePr>
-              <a:graphicFrameLocks xmlns:a="http://schemas.openxmlformats.org/drawingml/2006/main" noChangeAspect="1"/>
+              <a:graphicFrameLocks noChangeAspect="1"/>
             </wp:cNvGraphicFramePr>
-            <a:graphic xmlns:a="http://schemas.openxmlformats.org/drawingml/2006/main">
+            <a:graphic>
               <a:graphicData uri="http://schemas.openxmlformats.org/drawingml/2006/picture">
-                <pic:pic xmlns:pic="http://schemas.openxmlformats.org/drawingml/2006/picture">
+                <pic:pic>
                   <pic:nvPicPr>
-                    <pic:cNvPr id="193" name="Picture 193" descr="image"/>
+                    <pic:cNvPr id="314" name="Picture 314" descr="image"/>
                     <pic:cNvPicPr>
                       <a:picLocks noChangeAspect="1"/>
                     </pic:cNvPicPr>
                   </pic:nvPicPr>
                   <pic:blipFill>
-                    <a:blip r:embed="rId137|rId138"/>
+                    <a:blip r:embed="rId137"/>
                     <a:stretch>
                       <a:fillRect/>
                     </a:stretch>
@@ -8970,7 +9895,44 @@
                   <pic:spPr>
                     <a:xfrm>
                       <a:off x="0" y="0"/>
-                      <a:ext cx="3132000" cy="1905000"/>
+                      <a:ext cx="2859417" cy="1900862"/>
+                    </a:xfrm>
+                    <a:prstGeom prst="rect">
+                      <a:avLst/>
+                    </a:prstGeom>
+                  </pic:spPr>
+                </pic:pic>
+              </a:graphicData>
+            </a:graphic>
+          </wp:inline>
+        </w:drawing>
+        <w:drawing>
+          <wp:inline distT="0" distB="0" distL="0" distR="0">
+            <wp:extent cx="2900033" cy="1795259"/>
+            <wp:effectExtent l="0" t="0" r="0" b="0"/>
+            <wp:docPr id="315" name="Picture 315" descr="image"/>
+            <wp:cNvGraphicFramePr>
+              <a:graphicFrameLocks noChangeAspect="1"/>
+            </wp:cNvGraphicFramePr>
+            <a:graphic>
+              <a:graphicData uri="http://schemas.openxmlformats.org/drawingml/2006/picture">
+                <pic:pic>
+                  <pic:nvPicPr>
+                    <pic:cNvPr id="315" name="Picture 315" descr="image"/>
+                    <pic:cNvPicPr>
+                      <a:picLocks noChangeAspect="1"/>
+                    </pic:cNvPicPr>
+                  </pic:nvPicPr>
+                  <pic:blipFill>
+                    <a:blip r:embed="rId138"/>
+                    <a:stretch>
+                      <a:fillRect/>
+                    </a:stretch>
+                  </pic:blipFill>
+                  <pic:spPr>
+                    <a:xfrm>
+                      <a:off x="0" y="0"/>
+                      <a:ext cx="2900033" cy="1795259"/>
                     </a:xfrm>
                     <a:prstGeom prst="rect">
                       <a:avLst/>
@@ -9061,23 +10023,23 @@
               </w:rPr>
               <w:drawing>
                 <wp:inline distT="0" distB="0" distL="0" distR="0">
-                  <wp:extent cx="2571750" cy="2857500"/>
+                  <wp:extent cx="257175" cy="200025"/>
                   <wp:effectExtent l="0" t="0" r="0" b="0"/>
-                  <wp:docPr id="194" name="Picture 194" descr="image"/>
+                  <wp:docPr id="316" name="Picture 316" descr="image"/>
                   <wp:cNvGraphicFramePr>
-                    <a:graphicFrameLocks xmlns:a="http://schemas.openxmlformats.org/drawingml/2006/main" noChangeAspect="1"/>
+                    <a:graphicFrameLocks noChangeAspect="1"/>
                   </wp:cNvGraphicFramePr>
-                  <a:graphic xmlns:a="http://schemas.openxmlformats.org/drawingml/2006/main">
+                  <a:graphic>
                     <a:graphicData uri="http://schemas.openxmlformats.org/drawingml/2006/picture">
-                      <pic:pic xmlns:pic="http://schemas.openxmlformats.org/drawingml/2006/picture">
+                      <pic:pic>
                         <pic:nvPicPr>
-                          <pic:cNvPr id="194" name="Picture 194" descr="image"/>
+                          <pic:cNvPr id="316" name="Picture 316" descr="image"/>
                           <pic:cNvPicPr>
                             <a:picLocks noChangeAspect="1"/>
                           </pic:cNvPicPr>
                         </pic:nvPicPr>
                         <pic:blipFill>
-                          <a:blip r:embed="rId6|rId140"/>
+                          <a:blip r:embed="rId6"/>
                           <a:stretch>
                             <a:fillRect/>
                           </a:stretch>
@@ -9085,7 +10047,44 @@
                         <pic:spPr>
                           <a:xfrm>
                             <a:off x="0" y="0"/>
-                            <a:ext cx="2571750" cy="2857500"/>
+                            <a:ext cx="257175" cy="200025"/>
+                          </a:xfrm>
+                          <a:prstGeom prst="rect">
+                            <a:avLst/>
+                          </a:prstGeom>
+                        </pic:spPr>
+                      </pic:pic>
+                    </a:graphicData>
+                  </a:graphic>
+                </wp:inline>
+              </w:drawing>
+              <w:drawing>
+                <wp:inline distT="0" distB="0" distL="0" distR="0">
+                  <wp:extent cx="838200" cy="581025"/>
+                  <wp:effectExtent l="0" t="0" r="0" b="0"/>
+                  <wp:docPr id="317" name="Picture 317" descr="image"/>
+                  <wp:cNvGraphicFramePr>
+                    <a:graphicFrameLocks noChangeAspect="1"/>
+                  </wp:cNvGraphicFramePr>
+                  <a:graphic>
+                    <a:graphicData uri="http://schemas.openxmlformats.org/drawingml/2006/picture">
+                      <pic:pic>
+                        <pic:nvPicPr>
+                          <pic:cNvPr id="317" name="Picture 317" descr="image"/>
+                          <pic:cNvPicPr>
+                            <a:picLocks noChangeAspect="1"/>
+                          </pic:cNvPicPr>
+                        </pic:nvPicPr>
+                        <pic:blipFill>
+                          <a:blip r:embed="rId140"/>
+                          <a:stretch>
+                            <a:fillRect/>
+                          </a:stretch>
+                        </pic:blipFill>
+                        <pic:spPr>
+                          <a:xfrm>
+                            <a:off x="0" y="0"/>
+                            <a:ext cx="838200" cy="581025"/>
                           </a:xfrm>
                           <a:prstGeom prst="rect">
                             <a:avLst/>
@@ -9149,23 +10148,23 @@
               </w:rPr>
               <w:drawing>
                 <wp:inline distT="0" distB="0" distL="0" distR="0">
-                  <wp:extent cx="2571750" cy="2857500"/>
+                  <wp:extent cx="257175" cy="200025"/>
                   <wp:effectExtent l="0" t="0" r="0" b="0"/>
-                  <wp:docPr id="195" name="Picture 195" descr="image"/>
+                  <wp:docPr id="318" name="Picture 318" descr="image"/>
                   <wp:cNvGraphicFramePr>
-                    <a:graphicFrameLocks xmlns:a="http://schemas.openxmlformats.org/drawingml/2006/main" noChangeAspect="1"/>
+                    <a:graphicFrameLocks noChangeAspect="1"/>
                   </wp:cNvGraphicFramePr>
-                  <a:graphic xmlns:a="http://schemas.openxmlformats.org/drawingml/2006/main">
+                  <a:graphic>
                     <a:graphicData uri="http://schemas.openxmlformats.org/drawingml/2006/picture">
-                      <pic:pic xmlns:pic="http://schemas.openxmlformats.org/drawingml/2006/picture">
+                      <pic:pic>
                         <pic:nvPicPr>
-                          <pic:cNvPr id="195" name="Picture 195" descr="image"/>
+                          <pic:cNvPr id="318" name="Picture 318" descr="image"/>
                           <pic:cNvPicPr>
                             <a:picLocks noChangeAspect="1"/>
                           </pic:cNvPicPr>
                         </pic:nvPicPr>
                         <pic:blipFill>
-                          <a:blip r:embed="rId6|rId142"/>
+                          <a:blip r:embed="rId6"/>
                           <a:stretch>
                             <a:fillRect/>
                           </a:stretch>
@@ -9173,7 +10172,44 @@
                         <pic:spPr>
                           <a:xfrm>
                             <a:off x="0" y="0"/>
-                            <a:ext cx="2571750" cy="2857500"/>
+                            <a:ext cx="257175" cy="200025"/>
+                          </a:xfrm>
+                          <a:prstGeom prst="rect">
+                            <a:avLst/>
+                          </a:prstGeom>
+                        </pic:spPr>
+                      </pic:pic>
+                    </a:graphicData>
+                  </a:graphic>
+                </wp:inline>
+              </w:drawing>
+              <w:drawing>
+                <wp:inline distT="0" distB="0" distL="0" distR="0">
+                  <wp:extent cx="1533525" cy="581025"/>
+                  <wp:effectExtent l="0" t="0" r="0" b="0"/>
+                  <wp:docPr id="319" name="Picture 319" descr="image"/>
+                  <wp:cNvGraphicFramePr>
+                    <a:graphicFrameLocks noChangeAspect="1"/>
+                  </wp:cNvGraphicFramePr>
+                  <a:graphic>
+                    <a:graphicData uri="http://schemas.openxmlformats.org/drawingml/2006/picture">
+                      <pic:pic>
+                        <pic:nvPicPr>
+                          <pic:cNvPr id="319" name="Picture 319" descr="image"/>
+                          <pic:cNvPicPr>
+                            <a:picLocks noChangeAspect="1"/>
+                          </pic:cNvPicPr>
+                        </pic:nvPicPr>
+                        <pic:blipFill>
+                          <a:blip r:embed="rId142"/>
+                          <a:stretch>
+                            <a:fillRect/>
+                          </a:stretch>
+                        </pic:blipFill>
+                        <pic:spPr>
+                          <a:xfrm>
+                            <a:off x="0" y="0"/>
+                            <a:ext cx="1533525" cy="581025"/>
                           </a:xfrm>
                           <a:prstGeom prst="rect">
                             <a:avLst/>
@@ -9242,23 +10278,23 @@
               </w:rPr>
               <w:drawing>
                 <wp:inline distT="0" distB="0" distL="0" distR="0">
-                  <wp:extent cx="2571750" cy="2857500"/>
+                  <wp:extent cx="257175" cy="200025"/>
                   <wp:effectExtent l="0" t="0" r="0" b="0"/>
-                  <wp:docPr id="196" name="Picture 196" descr="image"/>
+                  <wp:docPr id="320" name="Picture 320" descr="image"/>
                   <wp:cNvGraphicFramePr>
-                    <a:graphicFrameLocks xmlns:a="http://schemas.openxmlformats.org/drawingml/2006/main" noChangeAspect="1"/>
+                    <a:graphicFrameLocks noChangeAspect="1"/>
                   </wp:cNvGraphicFramePr>
-                  <a:graphic xmlns:a="http://schemas.openxmlformats.org/drawingml/2006/main">
+                  <a:graphic>
                     <a:graphicData uri="http://schemas.openxmlformats.org/drawingml/2006/picture">
-                      <pic:pic xmlns:pic="http://schemas.openxmlformats.org/drawingml/2006/picture">
+                      <pic:pic>
                         <pic:nvPicPr>
-                          <pic:cNvPr id="196" name="Picture 196" descr="image"/>
+                          <pic:cNvPr id="320" name="Picture 320" descr="image"/>
                           <pic:cNvPicPr>
                             <a:picLocks noChangeAspect="1"/>
                           </pic:cNvPicPr>
                         </pic:nvPicPr>
                         <pic:blipFill>
-                          <a:blip r:embed="rId6|rId144"/>
+                          <a:blip r:embed="rId6"/>
                           <a:stretch>
                             <a:fillRect/>
                           </a:stretch>
@@ -9266,7 +10302,44 @@
                         <pic:spPr>
                           <a:xfrm>
                             <a:off x="0" y="0"/>
-                            <a:ext cx="2571750" cy="2857500"/>
+                            <a:ext cx="257175" cy="200025"/>
+                          </a:xfrm>
+                          <a:prstGeom prst="rect">
+                            <a:avLst/>
+                          </a:prstGeom>
+                        </pic:spPr>
+                      </pic:pic>
+                    </a:graphicData>
+                  </a:graphic>
+                </wp:inline>
+              </w:drawing>
+              <w:drawing>
+                <wp:inline distT="0" distB="0" distL="0" distR="0">
+                  <wp:extent cx="1619250" cy="561975"/>
+                  <wp:effectExtent l="0" t="0" r="0" b="0"/>
+                  <wp:docPr id="321" name="Picture 321" descr="image"/>
+                  <wp:cNvGraphicFramePr>
+                    <a:graphicFrameLocks noChangeAspect="1"/>
+                  </wp:cNvGraphicFramePr>
+                  <a:graphic>
+                    <a:graphicData uri="http://schemas.openxmlformats.org/drawingml/2006/picture">
+                      <pic:pic>
+                        <pic:nvPicPr>
+                          <pic:cNvPr id="321" name="Picture 321" descr="image"/>
+                          <pic:cNvPicPr>
+                            <a:picLocks noChangeAspect="1"/>
+                          </pic:cNvPicPr>
+                        </pic:nvPicPr>
+                        <pic:blipFill>
+                          <a:blip r:embed="rId144"/>
+                          <a:stretch>
+                            <a:fillRect/>
+                          </a:stretch>
+                        </pic:blipFill>
+                        <pic:spPr>
+                          <a:xfrm>
+                            <a:off x="0" y="0"/>
+                            <a:ext cx="1619250" cy="561975"/>
                           </a:xfrm>
                           <a:prstGeom prst="rect">
                             <a:avLst/>
@@ -9330,23 +10403,23 @@
               </w:rPr>
               <w:drawing>
                 <wp:inline distT="0" distB="0" distL="0" distR="0">
-                  <wp:extent cx="2571750" cy="2857500"/>
+                  <wp:extent cx="257175" cy="200025"/>
                   <wp:effectExtent l="0" t="0" r="0" b="0"/>
-                  <wp:docPr id="197" name="Picture 197" descr="image"/>
+                  <wp:docPr id="322" name="Picture 322" descr="image"/>
                   <wp:cNvGraphicFramePr>
-                    <a:graphicFrameLocks xmlns:a="http://schemas.openxmlformats.org/drawingml/2006/main" noChangeAspect="1"/>
+                    <a:graphicFrameLocks noChangeAspect="1"/>
                   </wp:cNvGraphicFramePr>
-                  <a:graphic xmlns:a="http://schemas.openxmlformats.org/drawingml/2006/main">
+                  <a:graphic>
                     <a:graphicData uri="http://schemas.openxmlformats.org/drawingml/2006/picture">
-                      <pic:pic xmlns:pic="http://schemas.openxmlformats.org/drawingml/2006/picture">
+                      <pic:pic>
                         <pic:nvPicPr>
-                          <pic:cNvPr id="197" name="Picture 197" descr="image"/>
+                          <pic:cNvPr id="322" name="Picture 322" descr="image"/>
                           <pic:cNvPicPr>
                             <a:picLocks noChangeAspect="1"/>
                           </pic:cNvPicPr>
                         </pic:nvPicPr>
                         <pic:blipFill>
-                          <a:blip r:embed="rId10|rId146"/>
+                          <a:blip r:embed="rId10"/>
                           <a:stretch>
                             <a:fillRect/>
                           </a:stretch>
@@ -9354,7 +10427,44 @@
                         <pic:spPr>
                           <a:xfrm>
                             <a:off x="0" y="0"/>
-                            <a:ext cx="2571750" cy="2857500"/>
+                            <a:ext cx="257175" cy="200025"/>
+                          </a:xfrm>
+                          <a:prstGeom prst="rect">
+                            <a:avLst/>
+                          </a:prstGeom>
+                        </pic:spPr>
+                      </pic:pic>
+                    </a:graphicData>
+                  </a:graphic>
+                </wp:inline>
+              </w:drawing>
+              <w:drawing>
+                <wp:inline distT="0" distB="0" distL="0" distR="0">
+                  <wp:extent cx="1143000" cy="590550"/>
+                  <wp:effectExtent l="0" t="0" r="0" b="0"/>
+                  <wp:docPr id="323" name="Picture 323" descr="image"/>
+                  <wp:cNvGraphicFramePr>
+                    <a:graphicFrameLocks noChangeAspect="1"/>
+                  </wp:cNvGraphicFramePr>
+                  <a:graphic>
+                    <a:graphicData uri="http://schemas.openxmlformats.org/drawingml/2006/picture">
+                      <pic:pic>
+                        <pic:nvPicPr>
+                          <pic:cNvPr id="323" name="Picture 323" descr="image"/>
+                          <pic:cNvPicPr>
+                            <a:picLocks noChangeAspect="1"/>
+                          </pic:cNvPicPr>
+                        </pic:nvPicPr>
+                        <pic:blipFill>
+                          <a:blip r:embed="rId146"/>
+                          <a:stretch>
+                            <a:fillRect/>
+                          </a:stretch>
+                        </pic:blipFill>
+                        <pic:spPr>
+                          <a:xfrm>
+                            <a:off x="0" y="0"/>
+                            <a:ext cx="1143000" cy="590550"/>
                           </a:xfrm>
                           <a:prstGeom prst="rect">
                             <a:avLst/>
@@ -9539,23 +10649,23 @@
               </w:rPr>
               <w:drawing>
                 <wp:inline distT="0" distB="0" distL="0" distR="0">
-                  <wp:extent cx="2571750" cy="2857500"/>
+                  <wp:extent cx="216581" cy="168452"/>
                   <wp:effectExtent l="0" t="0" r="0" b="0"/>
-                  <wp:docPr id="199" name="Picture 199" descr="image"/>
+                  <wp:docPr id="324" name="Picture 324" descr="image"/>
                   <wp:cNvGraphicFramePr>
-                    <a:graphicFrameLocks xmlns:a="http://schemas.openxmlformats.org/drawingml/2006/main" noChangeAspect="1"/>
+                    <a:graphicFrameLocks noChangeAspect="1"/>
                   </wp:cNvGraphicFramePr>
-                  <a:graphic xmlns:a="http://schemas.openxmlformats.org/drawingml/2006/main">
+                  <a:graphic>
                     <a:graphicData uri="http://schemas.openxmlformats.org/drawingml/2006/picture">
-                      <pic:pic xmlns:pic="http://schemas.openxmlformats.org/drawingml/2006/picture">
+                      <pic:pic>
                         <pic:nvPicPr>
-                          <pic:cNvPr id="199" name="Picture 199" descr="image"/>
+                          <pic:cNvPr id="324" name="Picture 324" descr="image"/>
                           <pic:cNvPicPr>
                             <a:picLocks noChangeAspect="1"/>
                           </pic:cNvPicPr>
                         </pic:nvPicPr>
                         <pic:blipFill>
-                          <a:blip r:embed="rId6|rId149"/>
+                          <a:blip r:embed="rId6"/>
                           <a:stretch>
                             <a:fillRect/>
                           </a:stretch>
@@ -9563,7 +10673,44 @@
                         <pic:spPr>
                           <a:xfrm>
                             <a:off x="0" y="0"/>
-                            <a:ext cx="2571750" cy="2857500"/>
+                            <a:ext cx="216581" cy="168452"/>
+                          </a:xfrm>
+                          <a:prstGeom prst="rect">
+                            <a:avLst/>
+                          </a:prstGeom>
+                        </pic:spPr>
+                      </pic:pic>
+                    </a:graphicData>
+                  </a:graphic>
+                </wp:inline>
+              </w:drawing>
+              <w:drawing>
+                <wp:inline distT="0" distB="0" distL="0" distR="0">
+                  <wp:extent cx="2663144" cy="2005380"/>
+                  <wp:effectExtent l="0" t="0" r="0" b="0"/>
+                  <wp:docPr id="325" name="Picture 325" descr="image"/>
+                  <wp:cNvGraphicFramePr>
+                    <a:graphicFrameLocks noChangeAspect="1"/>
+                  </wp:cNvGraphicFramePr>
+                  <a:graphic>
+                    <a:graphicData uri="http://schemas.openxmlformats.org/drawingml/2006/picture">
+                      <pic:pic>
+                        <pic:nvPicPr>
+                          <pic:cNvPr id="325" name="Picture 325" descr="image"/>
+                          <pic:cNvPicPr>
+                            <a:picLocks noChangeAspect="1"/>
+                          </pic:cNvPicPr>
+                        </pic:nvPicPr>
+                        <pic:blipFill>
+                          <a:blip r:embed="rId149"/>
+                          <a:stretch>
+                            <a:fillRect/>
+                          </a:stretch>
+                        </pic:blipFill>
+                        <pic:spPr>
+                          <a:xfrm>
+                            <a:off x="0" y="0"/>
+                            <a:ext cx="2663144" cy="2005380"/>
                           </a:xfrm>
                           <a:prstGeom prst="rect">
                             <a:avLst/>
@@ -9627,23 +10774,23 @@
               </w:rPr>
               <w:drawing>
                 <wp:inline distT="0" distB="0" distL="0" distR="0">
-                  <wp:extent cx="2571750" cy="2857500"/>
+                  <wp:extent cx="217794" cy="169396"/>
                   <wp:effectExtent l="0" t="0" r="0" b="0"/>
-                  <wp:docPr id="200" name="Picture 200" descr="image"/>
+                  <wp:docPr id="326" name="Picture 326" descr="image"/>
                   <wp:cNvGraphicFramePr>
-                    <a:graphicFrameLocks xmlns:a="http://schemas.openxmlformats.org/drawingml/2006/main" noChangeAspect="1"/>
+                    <a:graphicFrameLocks noChangeAspect="1"/>
                   </wp:cNvGraphicFramePr>
-                  <a:graphic xmlns:a="http://schemas.openxmlformats.org/drawingml/2006/main">
+                  <a:graphic>
                     <a:graphicData uri="http://schemas.openxmlformats.org/drawingml/2006/picture">
-                      <pic:pic xmlns:pic="http://schemas.openxmlformats.org/drawingml/2006/picture">
+                      <pic:pic>
                         <pic:nvPicPr>
-                          <pic:cNvPr id="200" name="Picture 200" descr="image"/>
+                          <pic:cNvPr id="326" name="Picture 326" descr="image"/>
                           <pic:cNvPicPr>
                             <a:picLocks noChangeAspect="1"/>
                           </pic:cNvPicPr>
                         </pic:nvPicPr>
                         <pic:blipFill>
-                          <a:blip r:embed="rId10|rId151"/>
+                          <a:blip r:embed="rId10"/>
                           <a:stretch>
                             <a:fillRect/>
                           </a:stretch>
@@ -9651,7 +10798,44 @@
                         <pic:spPr>
                           <a:xfrm>
                             <a:off x="0" y="0"/>
-                            <a:ext cx="2571750" cy="2857500"/>
+                            <a:ext cx="217794" cy="169396"/>
+                          </a:xfrm>
+                          <a:prstGeom prst="rect">
+                            <a:avLst/>
+                          </a:prstGeom>
+                        </pic:spPr>
+                      </pic:pic>
+                    </a:graphicData>
+                  </a:graphic>
+                </wp:inline>
+              </w:drawing>
+              <w:drawing>
+                <wp:inline distT="0" distB="0" distL="0" distR="0">
+                  <wp:extent cx="2661931" cy="2016614"/>
+                  <wp:effectExtent l="0" t="0" r="0" b="0"/>
+                  <wp:docPr id="327" name="Picture 327" descr="image"/>
+                  <wp:cNvGraphicFramePr>
+                    <a:graphicFrameLocks noChangeAspect="1"/>
+                  </wp:cNvGraphicFramePr>
+                  <a:graphic>
+                    <a:graphicData uri="http://schemas.openxmlformats.org/drawingml/2006/picture">
+                      <pic:pic>
+                        <pic:nvPicPr>
+                          <pic:cNvPr id="327" name="Picture 327" descr="image"/>
+                          <pic:cNvPicPr>
+                            <a:picLocks noChangeAspect="1"/>
+                          </pic:cNvPicPr>
+                        </pic:nvPicPr>
+                        <pic:blipFill>
+                          <a:blip r:embed="rId151"/>
+                          <a:stretch>
+                            <a:fillRect/>
+                          </a:stretch>
+                        </pic:blipFill>
+                        <pic:spPr>
+                          <a:xfrm>
+                            <a:off x="0" y="0"/>
+                            <a:ext cx="2661931" cy="2016614"/>
                           </a:xfrm>
                           <a:prstGeom prst="rect">
                             <a:avLst/>
@@ -9720,23 +10904,23 @@
               </w:rPr>
               <w:drawing>
                 <wp:inline distT="0" distB="0" distL="0" distR="0">
-                  <wp:extent cx="2571750" cy="2857500"/>
+                  <wp:extent cx="217186" cy="168922"/>
                   <wp:effectExtent l="0" t="0" r="0" b="0"/>
-                  <wp:docPr id="201" name="Picture 201" descr="image"/>
+                  <wp:docPr id="328" name="Picture 328" descr="image"/>
                   <wp:cNvGraphicFramePr>
-                    <a:graphicFrameLocks xmlns:a="http://schemas.openxmlformats.org/drawingml/2006/main" noChangeAspect="1"/>
+                    <a:graphicFrameLocks noChangeAspect="1"/>
                   </wp:cNvGraphicFramePr>
-                  <a:graphic xmlns:a="http://schemas.openxmlformats.org/drawingml/2006/main">
+                  <a:graphic>
                     <a:graphicData uri="http://schemas.openxmlformats.org/drawingml/2006/picture">
-                      <pic:pic xmlns:pic="http://schemas.openxmlformats.org/drawingml/2006/picture">
+                      <pic:pic>
                         <pic:nvPicPr>
-                          <pic:cNvPr id="201" name="Picture 201" descr="image"/>
+                          <pic:cNvPr id="328" name="Picture 328" descr="image"/>
                           <pic:cNvPicPr>
                             <a:picLocks noChangeAspect="1"/>
                           </pic:cNvPicPr>
                         </pic:nvPicPr>
                         <pic:blipFill>
-                          <a:blip r:embed="rId6|rId153"/>
+                          <a:blip r:embed="rId6"/>
                           <a:stretch>
                             <a:fillRect/>
                           </a:stretch>
@@ -9744,7 +10928,44 @@
                         <pic:spPr>
                           <a:xfrm>
                             <a:off x="0" y="0"/>
-                            <a:ext cx="2571750" cy="2857500"/>
+                            <a:ext cx="217186" cy="168922"/>
+                          </a:xfrm>
+                          <a:prstGeom prst="rect">
+                            <a:avLst/>
+                          </a:prstGeom>
+                        </pic:spPr>
+                      </pic:pic>
+                    </a:graphicData>
+                  </a:graphic>
+                </wp:inline>
+              </w:drawing>
+              <w:drawing>
+                <wp:inline distT="0" distB="0" distL="0" distR="0">
+                  <wp:extent cx="2662539" cy="2010981"/>
+                  <wp:effectExtent l="0" t="0" r="0" b="0"/>
+                  <wp:docPr id="329" name="Picture 329" descr="image"/>
+                  <wp:cNvGraphicFramePr>
+                    <a:graphicFrameLocks noChangeAspect="1"/>
+                  </wp:cNvGraphicFramePr>
+                  <a:graphic>
+                    <a:graphicData uri="http://schemas.openxmlformats.org/drawingml/2006/picture">
+                      <pic:pic>
+                        <pic:nvPicPr>
+                          <pic:cNvPr id="329" name="Picture 329" descr="image"/>
+                          <pic:cNvPicPr>
+                            <a:picLocks noChangeAspect="1"/>
+                          </pic:cNvPicPr>
+                        </pic:nvPicPr>
+                        <pic:blipFill>
+                          <a:blip r:embed="rId153"/>
+                          <a:stretch>
+                            <a:fillRect/>
+                          </a:stretch>
+                        </pic:blipFill>
+                        <pic:spPr>
+                          <a:xfrm>
+                            <a:off x="0" y="0"/>
+                            <a:ext cx="2662539" cy="2010981"/>
                           </a:xfrm>
                           <a:prstGeom prst="rect">
                             <a:avLst/>
@@ -9808,23 +11029,23 @@
               </w:rPr>
               <w:drawing>
                 <wp:inline distT="0" distB="0" distL="0" distR="0">
-                  <wp:extent cx="2571750" cy="2857500"/>
+                  <wp:extent cx="217186" cy="168922"/>
                   <wp:effectExtent l="0" t="0" r="0" b="0"/>
-                  <wp:docPr id="202" name="Picture 202" descr="image"/>
+                  <wp:docPr id="330" name="Picture 330" descr="image"/>
                   <wp:cNvGraphicFramePr>
-                    <a:graphicFrameLocks xmlns:a="http://schemas.openxmlformats.org/drawingml/2006/main" noChangeAspect="1"/>
+                    <a:graphicFrameLocks noChangeAspect="1"/>
                   </wp:cNvGraphicFramePr>
-                  <a:graphic xmlns:a="http://schemas.openxmlformats.org/drawingml/2006/main">
+                  <a:graphic>
                     <a:graphicData uri="http://schemas.openxmlformats.org/drawingml/2006/picture">
-                      <pic:pic xmlns:pic="http://schemas.openxmlformats.org/drawingml/2006/picture">
+                      <pic:pic>
                         <pic:nvPicPr>
-                          <pic:cNvPr id="202" name="Picture 202" descr="image"/>
+                          <pic:cNvPr id="330" name="Picture 330" descr="image"/>
                           <pic:cNvPicPr>
                             <a:picLocks noChangeAspect="1"/>
                           </pic:cNvPicPr>
                         </pic:nvPicPr>
                         <pic:blipFill>
-                          <a:blip r:embed="rId6|rId155"/>
+                          <a:blip r:embed="rId6"/>
                           <a:stretch>
                             <a:fillRect/>
                           </a:stretch>
@@ -9832,7 +11053,44 @@
                         <pic:spPr>
                           <a:xfrm>
                             <a:off x="0" y="0"/>
-                            <a:ext cx="2571750" cy="2857500"/>
+                            <a:ext cx="217186" cy="168922"/>
+                          </a:xfrm>
+                          <a:prstGeom prst="rect">
+                            <a:avLst/>
+                          </a:prstGeom>
+                        </pic:spPr>
+                      </pic:pic>
+                    </a:graphicData>
+                  </a:graphic>
+                </wp:inline>
+              </w:drawing>
+              <w:drawing>
+                <wp:inline distT="0" distB="0" distL="0" distR="0">
+                  <wp:extent cx="2662539" cy="2010981"/>
+                  <wp:effectExtent l="0" t="0" r="0" b="0"/>
+                  <wp:docPr id="331" name="Picture 331" descr="image"/>
+                  <wp:cNvGraphicFramePr>
+                    <a:graphicFrameLocks noChangeAspect="1"/>
+                  </wp:cNvGraphicFramePr>
+                  <a:graphic>
+                    <a:graphicData uri="http://schemas.openxmlformats.org/drawingml/2006/picture">
+                      <pic:pic>
+                        <pic:nvPicPr>
+                          <pic:cNvPr id="331" name="Picture 331" descr="image"/>
+                          <pic:cNvPicPr>
+                            <a:picLocks noChangeAspect="1"/>
+                          </pic:cNvPicPr>
+                        </pic:nvPicPr>
+                        <pic:blipFill>
+                          <a:blip r:embed="rId155"/>
+                          <a:stretch>
+                            <a:fillRect/>
+                          </a:stretch>
+                        </pic:blipFill>
+                        <pic:spPr>
+                          <a:xfrm>
+                            <a:off x="0" y="0"/>
+                            <a:ext cx="2662539" cy="2010981"/>
                           </a:xfrm>
                           <a:prstGeom prst="rect">
                             <a:avLst/>
@@ -10017,23 +11275,23 @@
               </w:rPr>
               <w:drawing>
                 <wp:inline distT="0" distB="0" distL="0" distR="0">
-                  <wp:extent cx="2571750" cy="2857500"/>
+                  <wp:extent cx="257175" cy="200025"/>
                   <wp:effectExtent l="0" t="0" r="0" b="0"/>
-                  <wp:docPr id="204" name="Picture 204" descr="image"/>
+                  <wp:docPr id="332" name="Picture 332" descr="image"/>
                   <wp:cNvGraphicFramePr>
-                    <a:graphicFrameLocks xmlns:a="http://schemas.openxmlformats.org/drawingml/2006/main" noChangeAspect="1"/>
+                    <a:graphicFrameLocks noChangeAspect="1"/>
                   </wp:cNvGraphicFramePr>
-                  <a:graphic xmlns:a="http://schemas.openxmlformats.org/drawingml/2006/main">
+                  <a:graphic>
                     <a:graphicData uri="http://schemas.openxmlformats.org/drawingml/2006/picture">
-                      <pic:pic xmlns:pic="http://schemas.openxmlformats.org/drawingml/2006/picture">
+                      <pic:pic>
                         <pic:nvPicPr>
-                          <pic:cNvPr id="204" name="Picture 204" descr="image"/>
+                          <pic:cNvPr id="332" name="Picture 332" descr="image"/>
                           <pic:cNvPicPr>
                             <a:picLocks noChangeAspect="1"/>
                           </pic:cNvPicPr>
                         </pic:nvPicPr>
                         <pic:blipFill>
-                          <a:blip r:embed="rId6|rId158"/>
+                          <a:blip r:embed="rId6"/>
                           <a:stretch>
                             <a:fillRect/>
                           </a:stretch>
@@ -10041,7 +11299,44 @@
                         <pic:spPr>
                           <a:xfrm>
                             <a:off x="0" y="0"/>
-                            <a:ext cx="2571750" cy="2857500"/>
+                            <a:ext cx="257175" cy="200025"/>
+                          </a:xfrm>
+                          <a:prstGeom prst="rect">
+                            <a:avLst/>
+                          </a:prstGeom>
+                        </pic:spPr>
+                      </pic:pic>
+                    </a:graphicData>
+                  </a:graphic>
+                </wp:inline>
+              </w:drawing>
+              <w:drawing>
+                <wp:inline distT="0" distB="0" distL="0" distR="0">
+                  <wp:extent cx="1447800" cy="600075"/>
+                  <wp:effectExtent l="0" t="0" r="0" b="0"/>
+                  <wp:docPr id="333" name="Picture 333" descr="image"/>
+                  <wp:cNvGraphicFramePr>
+                    <a:graphicFrameLocks noChangeAspect="1"/>
+                  </wp:cNvGraphicFramePr>
+                  <a:graphic>
+                    <a:graphicData uri="http://schemas.openxmlformats.org/drawingml/2006/picture">
+                      <pic:pic>
+                        <pic:nvPicPr>
+                          <pic:cNvPr id="333" name="Picture 333" descr="image"/>
+                          <pic:cNvPicPr>
+                            <a:picLocks noChangeAspect="1"/>
+                          </pic:cNvPicPr>
+                        </pic:nvPicPr>
+                        <pic:blipFill>
+                          <a:blip r:embed="rId158"/>
+                          <a:stretch>
+                            <a:fillRect/>
+                          </a:stretch>
+                        </pic:blipFill>
+                        <pic:spPr>
+                          <a:xfrm>
+                            <a:off x="0" y="0"/>
+                            <a:ext cx="1447800" cy="600075"/>
                           </a:xfrm>
                           <a:prstGeom prst="rect">
                             <a:avLst/>
@@ -10105,23 +11400,23 @@
               </w:rPr>
               <w:drawing>
                 <wp:inline distT="0" distB="0" distL="0" distR="0">
-                  <wp:extent cx="2571750" cy="2857500"/>
+                  <wp:extent cx="257175" cy="200025"/>
                   <wp:effectExtent l="0" t="0" r="0" b="0"/>
-                  <wp:docPr id="205" name="Picture 205" descr="image"/>
+                  <wp:docPr id="334" name="Picture 334" descr="image"/>
                   <wp:cNvGraphicFramePr>
-                    <a:graphicFrameLocks xmlns:a="http://schemas.openxmlformats.org/drawingml/2006/main" noChangeAspect="1"/>
+                    <a:graphicFrameLocks noChangeAspect="1"/>
                   </wp:cNvGraphicFramePr>
-                  <a:graphic xmlns:a="http://schemas.openxmlformats.org/drawingml/2006/main">
+                  <a:graphic>
                     <a:graphicData uri="http://schemas.openxmlformats.org/drawingml/2006/picture">
-                      <pic:pic xmlns:pic="http://schemas.openxmlformats.org/drawingml/2006/picture">
+                      <pic:pic>
                         <pic:nvPicPr>
-                          <pic:cNvPr id="205" name="Picture 205" descr="image"/>
+                          <pic:cNvPr id="334" name="Picture 334" descr="image"/>
                           <pic:cNvPicPr>
                             <a:picLocks noChangeAspect="1"/>
                           </pic:cNvPicPr>
                         </pic:nvPicPr>
                         <pic:blipFill>
-                          <a:blip r:embed="rId10|rId160"/>
+                          <a:blip r:embed="rId10"/>
                           <a:stretch>
                             <a:fillRect/>
                           </a:stretch>
@@ -10129,7 +11424,44 @@
                         <pic:spPr>
                           <a:xfrm>
                             <a:off x="0" y="0"/>
-                            <a:ext cx="2571750" cy="2857500"/>
+                            <a:ext cx="257175" cy="200025"/>
+                          </a:xfrm>
+                          <a:prstGeom prst="rect">
+                            <a:avLst/>
+                          </a:prstGeom>
+                        </pic:spPr>
+                      </pic:pic>
+                    </a:graphicData>
+                  </a:graphic>
+                </wp:inline>
+              </w:drawing>
+              <w:drawing>
+                <wp:inline distT="0" distB="0" distL="0" distR="0">
+                  <wp:extent cx="1838325" cy="590550"/>
+                  <wp:effectExtent l="0" t="0" r="0" b="0"/>
+                  <wp:docPr id="335" name="Picture 335" descr="image"/>
+                  <wp:cNvGraphicFramePr>
+                    <a:graphicFrameLocks noChangeAspect="1"/>
+                  </wp:cNvGraphicFramePr>
+                  <a:graphic>
+                    <a:graphicData uri="http://schemas.openxmlformats.org/drawingml/2006/picture">
+                      <pic:pic>
+                        <pic:nvPicPr>
+                          <pic:cNvPr id="335" name="Picture 335" descr="image"/>
+                          <pic:cNvPicPr>
+                            <a:picLocks noChangeAspect="1"/>
+                          </pic:cNvPicPr>
+                        </pic:nvPicPr>
+                        <pic:blipFill>
+                          <a:blip r:embed="rId160"/>
+                          <a:stretch>
+                            <a:fillRect/>
+                          </a:stretch>
+                        </pic:blipFill>
+                        <pic:spPr>
+                          <a:xfrm>
+                            <a:off x="0" y="0"/>
+                            <a:ext cx="1838325" cy="590550"/>
                           </a:xfrm>
                           <a:prstGeom prst="rect">
                             <a:avLst/>
@@ -10198,23 +11530,23 @@
               </w:rPr>
               <w:drawing>
                 <wp:inline distT="0" distB="0" distL="0" distR="0">
-                  <wp:extent cx="2571750" cy="2857500"/>
+                  <wp:extent cx="257175" cy="200025"/>
                   <wp:effectExtent l="0" t="0" r="0" b="0"/>
-                  <wp:docPr id="206" name="Picture 206" descr="image"/>
+                  <wp:docPr id="336" name="Picture 336" descr="image"/>
                   <wp:cNvGraphicFramePr>
-                    <a:graphicFrameLocks xmlns:a="http://schemas.openxmlformats.org/drawingml/2006/main" noChangeAspect="1"/>
+                    <a:graphicFrameLocks noChangeAspect="1"/>
                   </wp:cNvGraphicFramePr>
-                  <a:graphic xmlns:a="http://schemas.openxmlformats.org/drawingml/2006/main">
+                  <a:graphic>
                     <a:graphicData uri="http://schemas.openxmlformats.org/drawingml/2006/picture">
-                      <pic:pic xmlns:pic="http://schemas.openxmlformats.org/drawingml/2006/picture">
+                      <pic:pic>
                         <pic:nvPicPr>
-                          <pic:cNvPr id="206" name="Picture 206" descr="image"/>
+                          <pic:cNvPr id="336" name="Picture 336" descr="image"/>
                           <pic:cNvPicPr>
                             <a:picLocks noChangeAspect="1"/>
                           </pic:cNvPicPr>
                         </pic:nvPicPr>
                         <pic:blipFill>
-                          <a:blip r:embed="rId6|rId162"/>
+                          <a:blip r:embed="rId6"/>
                           <a:stretch>
                             <a:fillRect/>
                           </a:stretch>
@@ -10222,7 +11554,44 @@
                         <pic:spPr>
                           <a:xfrm>
                             <a:off x="0" y="0"/>
-                            <a:ext cx="2571750" cy="2857500"/>
+                            <a:ext cx="257175" cy="200025"/>
+                          </a:xfrm>
+                          <a:prstGeom prst="rect">
+                            <a:avLst/>
+                          </a:prstGeom>
+                        </pic:spPr>
+                      </pic:pic>
+                    </a:graphicData>
+                  </a:graphic>
+                </wp:inline>
+              </w:drawing>
+              <w:drawing>
+                <wp:inline distT="0" distB="0" distL="0" distR="0">
+                  <wp:extent cx="1447800" cy="590550"/>
+                  <wp:effectExtent l="0" t="0" r="0" b="0"/>
+                  <wp:docPr id="337" name="Picture 337" descr="image"/>
+                  <wp:cNvGraphicFramePr>
+                    <a:graphicFrameLocks noChangeAspect="1"/>
+                  </wp:cNvGraphicFramePr>
+                  <a:graphic>
+                    <a:graphicData uri="http://schemas.openxmlformats.org/drawingml/2006/picture">
+                      <pic:pic>
+                        <pic:nvPicPr>
+                          <pic:cNvPr id="337" name="Picture 337" descr="image"/>
+                          <pic:cNvPicPr>
+                            <a:picLocks noChangeAspect="1"/>
+                          </pic:cNvPicPr>
+                        </pic:nvPicPr>
+                        <pic:blipFill>
+                          <a:blip r:embed="rId162"/>
+                          <a:stretch>
+                            <a:fillRect/>
+                          </a:stretch>
+                        </pic:blipFill>
+                        <pic:spPr>
+                          <a:xfrm>
+                            <a:off x="0" y="0"/>
+                            <a:ext cx="1447800" cy="590550"/>
                           </a:xfrm>
                           <a:prstGeom prst="rect">
                             <a:avLst/>
@@ -10286,23 +11655,23 @@
               </w:rPr>
               <w:drawing>
                 <wp:inline distT="0" distB="0" distL="0" distR="0">
-                  <wp:extent cx="2571750" cy="2857500"/>
+                  <wp:extent cx="257175" cy="200025"/>
                   <wp:effectExtent l="0" t="0" r="0" b="0"/>
-                  <wp:docPr id="207" name="Picture 207" descr="image"/>
+                  <wp:docPr id="338" name="Picture 338" descr="image"/>
                   <wp:cNvGraphicFramePr>
-                    <a:graphicFrameLocks xmlns:a="http://schemas.openxmlformats.org/drawingml/2006/main" noChangeAspect="1"/>
+                    <a:graphicFrameLocks noChangeAspect="1"/>
                   </wp:cNvGraphicFramePr>
-                  <a:graphic xmlns:a="http://schemas.openxmlformats.org/drawingml/2006/main">
+                  <a:graphic>
                     <a:graphicData uri="http://schemas.openxmlformats.org/drawingml/2006/picture">
-                      <pic:pic xmlns:pic="http://schemas.openxmlformats.org/drawingml/2006/picture">
+                      <pic:pic>
                         <pic:nvPicPr>
-                          <pic:cNvPr id="207" name="Picture 207" descr="image"/>
+                          <pic:cNvPr id="338" name="Picture 338" descr="image"/>
                           <pic:cNvPicPr>
                             <a:picLocks noChangeAspect="1"/>
                           </pic:cNvPicPr>
                         </pic:nvPicPr>
                         <pic:blipFill>
-                          <a:blip r:embed="rId6|rId164"/>
+                          <a:blip r:embed="rId6"/>
                           <a:stretch>
                             <a:fillRect/>
                           </a:stretch>
@@ -10310,7 +11679,44 @@
                         <pic:spPr>
                           <a:xfrm>
                             <a:off x="0" y="0"/>
-                            <a:ext cx="2571750" cy="2857500"/>
+                            <a:ext cx="257175" cy="200025"/>
+                          </a:xfrm>
+                          <a:prstGeom prst="rect">
+                            <a:avLst/>
+                          </a:prstGeom>
+                        </pic:spPr>
+                      </pic:pic>
+                    </a:graphicData>
+                  </a:graphic>
+                </wp:inline>
+              </w:drawing>
+              <w:drawing>
+                <wp:inline distT="0" distB="0" distL="0" distR="0">
+                  <wp:extent cx="1962150" cy="590550"/>
+                  <wp:effectExtent l="0" t="0" r="0" b="0"/>
+                  <wp:docPr id="339" name="Picture 339" descr="image"/>
+                  <wp:cNvGraphicFramePr>
+                    <a:graphicFrameLocks noChangeAspect="1"/>
+                  </wp:cNvGraphicFramePr>
+                  <a:graphic>
+                    <a:graphicData uri="http://schemas.openxmlformats.org/drawingml/2006/picture">
+                      <pic:pic>
+                        <pic:nvPicPr>
+                          <pic:cNvPr id="339" name="Picture 339" descr="image"/>
+                          <pic:cNvPicPr>
+                            <a:picLocks noChangeAspect="1"/>
+                          </pic:cNvPicPr>
+                        </pic:nvPicPr>
+                        <pic:blipFill>
+                          <a:blip r:embed="rId164"/>
+                          <a:stretch>
+                            <a:fillRect/>
+                          </a:stretch>
+                        </pic:blipFill>
+                        <pic:spPr>
+                          <a:xfrm>
+                            <a:off x="0" y="0"/>
+                            <a:ext cx="1962150" cy="590550"/>
                           </a:xfrm>
                           <a:prstGeom prst="rect">
                             <a:avLst/>
@@ -10495,23 +11901,23 @@
               </w:rPr>
               <w:drawing>
                 <wp:inline distT="0" distB="0" distL="0" distR="0">
-                  <wp:extent cx="2571750" cy="2857500"/>
+                  <wp:extent cx="250008" cy="194451"/>
                   <wp:effectExtent l="0" t="0" r="0" b="0"/>
-                  <wp:docPr id="209" name="Picture 209" descr="image"/>
+                  <wp:docPr id="340" name="Picture 340" descr="image"/>
                   <wp:cNvGraphicFramePr>
-                    <a:graphicFrameLocks xmlns:a="http://schemas.openxmlformats.org/drawingml/2006/main" noChangeAspect="1"/>
+                    <a:graphicFrameLocks noChangeAspect="1"/>
                   </wp:cNvGraphicFramePr>
-                  <a:graphic xmlns:a="http://schemas.openxmlformats.org/drawingml/2006/main">
+                  <a:graphic>
                     <a:graphicData uri="http://schemas.openxmlformats.org/drawingml/2006/picture">
-                      <pic:pic xmlns:pic="http://schemas.openxmlformats.org/drawingml/2006/picture">
+                      <pic:pic>
                         <pic:nvPicPr>
-                          <pic:cNvPr id="209" name="Picture 209" descr="image"/>
+                          <pic:cNvPr id="340" name="Picture 340" descr="image"/>
                           <pic:cNvPicPr>
                             <a:picLocks noChangeAspect="1"/>
                           </pic:cNvPicPr>
                         </pic:nvPicPr>
                         <pic:blipFill>
-                          <a:blip r:embed="rId6|rId167"/>
+                          <a:blip r:embed="rId6"/>
                           <a:stretch>
                             <a:fillRect/>
                           </a:stretch>
@@ -10519,7 +11925,44 @@
                         <pic:spPr>
                           <a:xfrm>
                             <a:off x="0" y="0"/>
-                            <a:ext cx="2571750" cy="2857500"/>
+                            <a:ext cx="250008" cy="194451"/>
+                          </a:xfrm>
+                          <a:prstGeom prst="rect">
+                            <a:avLst/>
+                          </a:prstGeom>
+                        </pic:spPr>
+                      </pic:pic>
+                    </a:graphicData>
+                  </a:graphic>
+                </wp:inline>
+              </w:drawing>
+              <w:drawing>
+                <wp:inline distT="0" distB="0" distL="0" distR="0">
+                  <wp:extent cx="2629717" cy="3240848"/>
+                  <wp:effectExtent l="0" t="0" r="0" b="0"/>
+                  <wp:docPr id="341" name="Picture 341" descr="image"/>
+                  <wp:cNvGraphicFramePr>
+                    <a:graphicFrameLocks noChangeAspect="1"/>
+                  </wp:cNvGraphicFramePr>
+                  <a:graphic>
+                    <a:graphicData uri="http://schemas.openxmlformats.org/drawingml/2006/picture">
+                      <pic:pic>
+                        <pic:nvPicPr>
+                          <pic:cNvPr id="341" name="Picture 341" descr="image"/>
+                          <pic:cNvPicPr>
+                            <a:picLocks noChangeAspect="1"/>
+                          </pic:cNvPicPr>
+                        </pic:nvPicPr>
+                        <pic:blipFill>
+                          <a:blip r:embed="rId167"/>
+                          <a:stretch>
+                            <a:fillRect/>
+                          </a:stretch>
+                        </pic:blipFill>
+                        <pic:spPr>
+                          <a:xfrm>
+                            <a:off x="0" y="0"/>
+                            <a:ext cx="2629717" cy="3240848"/>
                           </a:xfrm>
                           <a:prstGeom prst="rect">
                             <a:avLst/>
@@ -10583,23 +12026,23 @@
               </w:rPr>
               <w:drawing>
                 <wp:inline distT="0" distB="0" distL="0" distR="0">
-                  <wp:extent cx="2571750" cy="2857500"/>
+                  <wp:extent cx="243738" cy="189574"/>
                   <wp:effectExtent l="0" t="0" r="0" b="0"/>
-                  <wp:docPr id="210" name="Picture 210" descr="image"/>
+                  <wp:docPr id="342" name="Picture 342" descr="image"/>
                   <wp:cNvGraphicFramePr>
-                    <a:graphicFrameLocks xmlns:a="http://schemas.openxmlformats.org/drawingml/2006/main" noChangeAspect="1"/>
+                    <a:graphicFrameLocks noChangeAspect="1"/>
                   </wp:cNvGraphicFramePr>
-                  <a:graphic xmlns:a="http://schemas.openxmlformats.org/drawingml/2006/main">
+                  <a:graphic>
                     <a:graphicData uri="http://schemas.openxmlformats.org/drawingml/2006/picture">
-                      <pic:pic xmlns:pic="http://schemas.openxmlformats.org/drawingml/2006/picture">
+                      <pic:pic>
                         <pic:nvPicPr>
-                          <pic:cNvPr id="210" name="Picture 210" descr="image"/>
+                          <pic:cNvPr id="342" name="Picture 342" descr="image"/>
                           <pic:cNvPicPr>
                             <a:picLocks noChangeAspect="1"/>
                           </pic:cNvPicPr>
                         </pic:nvPicPr>
                         <pic:blipFill>
-                          <a:blip r:embed="rId6|rId169"/>
+                          <a:blip r:embed="rId6"/>
                           <a:stretch>
                             <a:fillRect/>
                           </a:stretch>
@@ -10607,7 +12050,44 @@
                         <pic:spPr>
                           <a:xfrm>
                             <a:off x="0" y="0"/>
-                            <a:ext cx="2571750" cy="2857500"/>
+                            <a:ext cx="243738" cy="189574"/>
+                          </a:xfrm>
+                          <a:prstGeom prst="rect">
+                            <a:avLst/>
+                          </a:prstGeom>
+                        </pic:spPr>
+                      </pic:pic>
+                    </a:graphicData>
+                  </a:graphic>
+                </wp:inline>
+              </w:drawing>
+              <w:drawing>
+                <wp:inline distT="0" distB="0" distL="0" distR="0">
+                  <wp:extent cx="2635987" cy="2238783"/>
+                  <wp:effectExtent l="0" t="0" r="0" b="0"/>
+                  <wp:docPr id="343" name="Picture 343" descr="image"/>
+                  <wp:cNvGraphicFramePr>
+                    <a:graphicFrameLocks noChangeAspect="1"/>
+                  </wp:cNvGraphicFramePr>
+                  <a:graphic>
+                    <a:graphicData uri="http://schemas.openxmlformats.org/drawingml/2006/picture">
+                      <pic:pic>
+                        <pic:nvPicPr>
+                          <pic:cNvPr id="343" name="Picture 343" descr="image"/>
+                          <pic:cNvPicPr>
+                            <a:picLocks noChangeAspect="1"/>
+                          </pic:cNvPicPr>
+                        </pic:nvPicPr>
+                        <pic:blipFill>
+                          <a:blip r:embed="rId169"/>
+                          <a:stretch>
+                            <a:fillRect/>
+                          </a:stretch>
+                        </pic:blipFill>
+                        <pic:spPr>
+                          <a:xfrm>
+                            <a:off x="0" y="0"/>
+                            <a:ext cx="2635987" cy="2238783"/>
                           </a:xfrm>
                           <a:prstGeom prst="rect">
                             <a:avLst/>
@@ -10676,23 +12156,23 @@
               </w:rPr>
               <w:drawing>
                 <wp:inline distT="0" distB="0" distL="0" distR="0">
-                  <wp:extent cx="2571750" cy="2857500"/>
+                  <wp:extent cx="250815" cy="195078"/>
                   <wp:effectExtent l="0" t="0" r="0" b="0"/>
-                  <wp:docPr id="211" name="Picture 211" descr="image"/>
+                  <wp:docPr id="344" name="Picture 344" descr="image"/>
                   <wp:cNvGraphicFramePr>
-                    <a:graphicFrameLocks xmlns:a="http://schemas.openxmlformats.org/drawingml/2006/main" noChangeAspect="1"/>
+                    <a:graphicFrameLocks noChangeAspect="1"/>
                   </wp:cNvGraphicFramePr>
-                  <a:graphic xmlns:a="http://schemas.openxmlformats.org/drawingml/2006/main">
+                  <a:graphic>
                     <a:graphicData uri="http://schemas.openxmlformats.org/drawingml/2006/picture">
-                      <pic:pic xmlns:pic="http://schemas.openxmlformats.org/drawingml/2006/picture">
+                      <pic:pic>
                         <pic:nvPicPr>
-                          <pic:cNvPr id="211" name="Picture 211" descr="image"/>
+                          <pic:cNvPr id="344" name="Picture 344" descr="image"/>
                           <pic:cNvPicPr>
                             <a:picLocks noChangeAspect="1"/>
                           </pic:cNvPicPr>
                         </pic:nvPicPr>
                         <pic:blipFill>
-                          <a:blip r:embed="rId6|rId171"/>
+                          <a:blip r:embed="rId6"/>
                           <a:stretch>
                             <a:fillRect/>
                           </a:stretch>
@@ -10700,7 +12180,44 @@
                         <pic:spPr>
                           <a:xfrm>
                             <a:off x="0" y="0"/>
-                            <a:ext cx="2571750" cy="2857500"/>
+                            <a:ext cx="250815" cy="195078"/>
+                          </a:xfrm>
+                          <a:prstGeom prst="rect">
+                            <a:avLst/>
+                          </a:prstGeom>
+                        </pic:spPr>
+                      </pic:pic>
+                    </a:graphicData>
+                  </a:graphic>
+                </wp:inline>
+              </w:drawing>
+              <w:drawing>
+                <wp:inline distT="0" distB="0" distL="0" distR="0">
+                  <wp:extent cx="2628910" cy="2963330"/>
+                  <wp:effectExtent l="0" t="0" r="0" b="0"/>
+                  <wp:docPr id="345" name="Picture 345" descr="image"/>
+                  <wp:cNvGraphicFramePr>
+                    <a:graphicFrameLocks noChangeAspect="1"/>
+                  </wp:cNvGraphicFramePr>
+                  <a:graphic>
+                    <a:graphicData uri="http://schemas.openxmlformats.org/drawingml/2006/picture">
+                      <pic:pic>
+                        <pic:nvPicPr>
+                          <pic:cNvPr id="345" name="Picture 345" descr="image"/>
+                          <pic:cNvPicPr>
+                            <a:picLocks noChangeAspect="1"/>
+                          </pic:cNvPicPr>
+                        </pic:nvPicPr>
+                        <pic:blipFill>
+                          <a:blip r:embed="rId171"/>
+                          <a:stretch>
+                            <a:fillRect/>
+                          </a:stretch>
+                        </pic:blipFill>
+                        <pic:spPr>
+                          <a:xfrm>
+                            <a:off x="0" y="0"/>
+                            <a:ext cx="2628910" cy="2963330"/>
                           </a:xfrm>
                           <a:prstGeom prst="rect">
                             <a:avLst/>
@@ -10764,23 +12281,23 @@
               </w:rPr>
               <w:drawing>
                 <wp:inline distT="0" distB="0" distL="0" distR="0">
-                  <wp:extent cx="2571750" cy="2857500"/>
+                  <wp:extent cx="195850" cy="152328"/>
                   <wp:effectExtent l="0" t="0" r="0" b="0"/>
-                  <wp:docPr id="212" name="Picture 212" descr="image"/>
+                  <wp:docPr id="346" name="Picture 346" descr="image"/>
                   <wp:cNvGraphicFramePr>
-                    <a:graphicFrameLocks xmlns:a="http://schemas.openxmlformats.org/drawingml/2006/main" noChangeAspect="1"/>
+                    <a:graphicFrameLocks noChangeAspect="1"/>
                   </wp:cNvGraphicFramePr>
-                  <a:graphic xmlns:a="http://schemas.openxmlformats.org/drawingml/2006/main">
+                  <a:graphic>
                     <a:graphicData uri="http://schemas.openxmlformats.org/drawingml/2006/picture">
-                      <pic:pic xmlns:pic="http://schemas.openxmlformats.org/drawingml/2006/picture">
+                      <pic:pic>
                         <pic:nvPicPr>
-                          <pic:cNvPr id="212" name="Picture 212" descr="image"/>
+                          <pic:cNvPr id="346" name="Picture 346" descr="image"/>
                           <pic:cNvPicPr>
                             <a:picLocks noChangeAspect="1"/>
                           </pic:cNvPicPr>
                         </pic:nvPicPr>
                         <pic:blipFill>
-                          <a:blip r:embed="rId10|rId173"/>
+                          <a:blip r:embed="rId10"/>
                           <a:stretch>
                             <a:fillRect/>
                           </a:stretch>
@@ -10788,7 +12305,44 @@
                         <pic:spPr>
                           <a:xfrm>
                             <a:off x="0" y="0"/>
-                            <a:ext cx="2571750" cy="2857500"/>
+                            <a:ext cx="195850" cy="152328"/>
+                          </a:xfrm>
+                          <a:prstGeom prst="rect">
+                            <a:avLst/>
+                          </a:prstGeom>
+                        </pic:spPr>
+                      </pic:pic>
+                    </a:graphicData>
+                  </a:graphic>
+                </wp:inline>
+              </w:drawing>
+              <w:drawing>
+                <wp:inline distT="0" distB="0" distL="0" distR="0">
+                  <wp:extent cx="2683875" cy="2596830"/>
+                  <wp:effectExtent l="0" t="0" r="0" b="0"/>
+                  <wp:docPr id="347" name="Picture 347" descr="image"/>
+                  <wp:cNvGraphicFramePr>
+                    <a:graphicFrameLocks noChangeAspect="1"/>
+                  </wp:cNvGraphicFramePr>
+                  <a:graphic>
+                    <a:graphicData uri="http://schemas.openxmlformats.org/drawingml/2006/picture">
+                      <pic:pic>
+                        <pic:nvPicPr>
+                          <pic:cNvPr id="347" name="Picture 347" descr="image"/>
+                          <pic:cNvPicPr>
+                            <a:picLocks noChangeAspect="1"/>
+                          </pic:cNvPicPr>
+                        </pic:nvPicPr>
+                        <pic:blipFill>
+                          <a:blip r:embed="rId173"/>
+                          <a:stretch>
+                            <a:fillRect/>
+                          </a:stretch>
+                        </pic:blipFill>
+                        <pic:spPr>
+                          <a:xfrm>
+                            <a:off x="0" y="0"/>
+                            <a:ext cx="2683875" cy="2596830"/>
                           </a:xfrm>
                           <a:prstGeom prst="rect">
                             <a:avLst/>
@@ -10916,23 +12470,23 @@
               </w:rPr>
               <w:drawing>
                 <wp:inline distT="0" distB="0" distL="0" distR="0">
-                  <wp:extent cx="2571750" cy="2857500"/>
+                  <wp:extent cx="257175" cy="200025"/>
                   <wp:effectExtent l="0" t="0" r="0" b="0"/>
-                  <wp:docPr id="213" name="Picture 213" descr="image"/>
+                  <wp:docPr id="348" name="Picture 348" descr="image"/>
                   <wp:cNvGraphicFramePr>
-                    <a:graphicFrameLocks xmlns:a="http://schemas.openxmlformats.org/drawingml/2006/main" noChangeAspect="1"/>
+                    <a:graphicFrameLocks noChangeAspect="1"/>
                   </wp:cNvGraphicFramePr>
-                  <a:graphic xmlns:a="http://schemas.openxmlformats.org/drawingml/2006/main">
+                  <a:graphic>
                     <a:graphicData uri="http://schemas.openxmlformats.org/drawingml/2006/picture">
-                      <pic:pic xmlns:pic="http://schemas.openxmlformats.org/drawingml/2006/picture">
+                      <pic:pic>
                         <pic:nvPicPr>
-                          <pic:cNvPr id="213" name="Picture 213" descr="image"/>
+                          <pic:cNvPr id="348" name="Picture 348" descr="image"/>
                           <pic:cNvPicPr>
                             <a:picLocks noChangeAspect="1"/>
                           </pic:cNvPicPr>
                         </pic:nvPicPr>
                         <pic:blipFill>
-                          <a:blip r:embed="rId6|rId175"/>
+                          <a:blip r:embed="rId6"/>
                           <a:stretch>
                             <a:fillRect/>
                           </a:stretch>
@@ -10940,7 +12494,44 @@
                         <pic:spPr>
                           <a:xfrm>
                             <a:off x="0" y="0"/>
-                            <a:ext cx="2571750" cy="2857500"/>
+                            <a:ext cx="257175" cy="200025"/>
+                          </a:xfrm>
+                          <a:prstGeom prst="rect">
+                            <a:avLst/>
+                          </a:prstGeom>
+                        </pic:spPr>
+                      </pic:pic>
+                    </a:graphicData>
+                  </a:graphic>
+                </wp:inline>
+              </w:drawing>
+              <w:drawing>
+                <wp:inline distT="0" distB="0" distL="0" distR="0">
+                  <wp:extent cx="1685925" cy="1162050"/>
+                  <wp:effectExtent l="0" t="0" r="0" b="0"/>
+                  <wp:docPr id="349" name="Picture 349" descr="image"/>
+                  <wp:cNvGraphicFramePr>
+                    <a:graphicFrameLocks noChangeAspect="1"/>
+                  </wp:cNvGraphicFramePr>
+                  <a:graphic>
+                    <a:graphicData uri="http://schemas.openxmlformats.org/drawingml/2006/picture">
+                      <pic:pic>
+                        <pic:nvPicPr>
+                          <pic:cNvPr id="349" name="Picture 349" descr="image"/>
+                          <pic:cNvPicPr>
+                            <a:picLocks noChangeAspect="1"/>
+                          </pic:cNvPicPr>
+                        </pic:nvPicPr>
+                        <pic:blipFill>
+                          <a:blip r:embed="rId175"/>
+                          <a:stretch>
+                            <a:fillRect/>
+                          </a:stretch>
+                        </pic:blipFill>
+                        <pic:spPr>
+                          <a:xfrm>
+                            <a:off x="0" y="0"/>
+                            <a:ext cx="1685925" cy="1162050"/>
                           </a:xfrm>
                           <a:prstGeom prst="rect">
                             <a:avLst/>
@@ -11004,23 +12595,23 @@
               </w:rPr>
               <w:drawing>
                 <wp:inline distT="0" distB="0" distL="0" distR="0">
-                  <wp:extent cx="2571750" cy="2857500"/>
+                  <wp:extent cx="257175" cy="200025"/>
                   <wp:effectExtent l="0" t="0" r="0" b="0"/>
-                  <wp:docPr id="214" name="Picture 214" descr="image"/>
+                  <wp:docPr id="350" name="Picture 350" descr="image"/>
                   <wp:cNvGraphicFramePr>
-                    <a:graphicFrameLocks xmlns:a="http://schemas.openxmlformats.org/drawingml/2006/main" noChangeAspect="1"/>
+                    <a:graphicFrameLocks noChangeAspect="1"/>
                   </wp:cNvGraphicFramePr>
-                  <a:graphic xmlns:a="http://schemas.openxmlformats.org/drawingml/2006/main">
+                  <a:graphic>
                     <a:graphicData uri="http://schemas.openxmlformats.org/drawingml/2006/picture">
-                      <pic:pic xmlns:pic="http://schemas.openxmlformats.org/drawingml/2006/picture">
+                      <pic:pic>
                         <pic:nvPicPr>
-                          <pic:cNvPr id="214" name="Picture 214" descr="image"/>
+                          <pic:cNvPr id="350" name="Picture 350" descr="image"/>
                           <pic:cNvPicPr>
                             <a:picLocks noChangeAspect="1"/>
                           </pic:cNvPicPr>
                         </pic:nvPicPr>
                         <pic:blipFill>
-                          <a:blip r:embed="rId6|rId177"/>
+                          <a:blip r:embed="rId6"/>
                           <a:stretch>
                             <a:fillRect/>
                           </a:stretch>
@@ -11028,7 +12619,44 @@
                         <pic:spPr>
                           <a:xfrm>
                             <a:off x="0" y="0"/>
-                            <a:ext cx="2571750" cy="2857500"/>
+                            <a:ext cx="257175" cy="200025"/>
+                          </a:xfrm>
+                          <a:prstGeom prst="rect">
+                            <a:avLst/>
+                          </a:prstGeom>
+                        </pic:spPr>
+                      </pic:pic>
+                    </a:graphicData>
+                  </a:graphic>
+                </wp:inline>
+              </w:drawing>
+              <w:drawing>
+                <wp:inline distT="0" distB="0" distL="0" distR="0">
+                  <wp:extent cx="1581150" cy="1047750"/>
+                  <wp:effectExtent l="0" t="0" r="0" b="0"/>
+                  <wp:docPr id="351" name="Picture 351" descr="image"/>
+                  <wp:cNvGraphicFramePr>
+                    <a:graphicFrameLocks noChangeAspect="1"/>
+                  </wp:cNvGraphicFramePr>
+                  <a:graphic>
+                    <a:graphicData uri="http://schemas.openxmlformats.org/drawingml/2006/picture">
+                      <pic:pic>
+                        <pic:nvPicPr>
+                          <pic:cNvPr id="351" name="Picture 351" descr="image"/>
+                          <pic:cNvPicPr>
+                            <a:picLocks noChangeAspect="1"/>
+                          </pic:cNvPicPr>
+                        </pic:nvPicPr>
+                        <pic:blipFill>
+                          <a:blip r:embed="rId177"/>
+                          <a:stretch>
+                            <a:fillRect/>
+                          </a:stretch>
+                        </pic:blipFill>
+                        <pic:spPr>
+                          <a:xfrm>
+                            <a:off x="0" y="0"/>
+                            <a:ext cx="1581150" cy="1047750"/>
                           </a:xfrm>
                           <a:prstGeom prst="rect">
                             <a:avLst/>
@@ -11097,23 +12725,23 @@
               </w:rPr>
               <w:drawing>
                 <wp:inline distT="0" distB="0" distL="0" distR="0">
-                  <wp:extent cx="2571750" cy="2857500"/>
+                  <wp:extent cx="257175" cy="200025"/>
                   <wp:effectExtent l="0" t="0" r="0" b="0"/>
-                  <wp:docPr id="215" name="Picture 215" descr="image"/>
+                  <wp:docPr id="352" name="Picture 352" descr="image"/>
                   <wp:cNvGraphicFramePr>
-                    <a:graphicFrameLocks xmlns:a="http://schemas.openxmlformats.org/drawingml/2006/main" noChangeAspect="1"/>
+                    <a:graphicFrameLocks noChangeAspect="1"/>
                   </wp:cNvGraphicFramePr>
-                  <a:graphic xmlns:a="http://schemas.openxmlformats.org/drawingml/2006/main">
+                  <a:graphic>
                     <a:graphicData uri="http://schemas.openxmlformats.org/drawingml/2006/picture">
-                      <pic:pic xmlns:pic="http://schemas.openxmlformats.org/drawingml/2006/picture">
+                      <pic:pic>
                         <pic:nvPicPr>
-                          <pic:cNvPr id="215" name="Picture 215" descr="image"/>
+                          <pic:cNvPr id="352" name="Picture 352" descr="image"/>
                           <pic:cNvPicPr>
                             <a:picLocks noChangeAspect="1"/>
                           </pic:cNvPicPr>
                         </pic:nvPicPr>
                         <pic:blipFill>
-                          <a:blip r:embed="rId10|rId179"/>
+                          <a:blip r:embed="rId10"/>
                           <a:stretch>
                             <a:fillRect/>
                           </a:stretch>
@@ -11121,7 +12749,44 @@
                         <pic:spPr>
                           <a:xfrm>
                             <a:off x="0" y="0"/>
-                            <a:ext cx="2571750" cy="2857500"/>
+                            <a:ext cx="257175" cy="200025"/>
+                          </a:xfrm>
+                          <a:prstGeom prst="rect">
+                            <a:avLst/>
+                          </a:prstGeom>
+                        </pic:spPr>
+                      </pic:pic>
+                    </a:graphicData>
+                  </a:graphic>
+                </wp:inline>
+              </w:drawing>
+              <w:drawing>
+                <wp:inline distT="0" distB="0" distL="0" distR="0">
+                  <wp:extent cx="1571625" cy="1638300"/>
+                  <wp:effectExtent l="0" t="0" r="0" b="0"/>
+                  <wp:docPr id="353" name="Picture 353" descr="image"/>
+                  <wp:cNvGraphicFramePr>
+                    <a:graphicFrameLocks noChangeAspect="1"/>
+                  </wp:cNvGraphicFramePr>
+                  <a:graphic>
+                    <a:graphicData uri="http://schemas.openxmlformats.org/drawingml/2006/picture">
+                      <pic:pic>
+                        <pic:nvPicPr>
+                          <pic:cNvPr id="353" name="Picture 353" descr="image"/>
+                          <pic:cNvPicPr>
+                            <a:picLocks noChangeAspect="1"/>
+                          </pic:cNvPicPr>
+                        </pic:nvPicPr>
+                        <pic:blipFill>
+                          <a:blip r:embed="rId179"/>
+                          <a:stretch>
+                            <a:fillRect/>
+                          </a:stretch>
+                        </pic:blipFill>
+                        <pic:spPr>
+                          <a:xfrm>
+                            <a:off x="0" y="0"/>
+                            <a:ext cx="1571625" cy="1638300"/>
                           </a:xfrm>
                           <a:prstGeom prst="rect">
                             <a:avLst/>
@@ -11185,23 +12850,23 @@
               </w:rPr>
               <w:drawing>
                 <wp:inline distT="0" distB="0" distL="0" distR="0">
-                  <wp:extent cx="2571750" cy="2857500"/>
+                  <wp:extent cx="257175" cy="200025"/>
                   <wp:effectExtent l="0" t="0" r="0" b="0"/>
-                  <wp:docPr id="216" name="Picture 216" descr="image"/>
+                  <wp:docPr id="354" name="Picture 354" descr="image"/>
                   <wp:cNvGraphicFramePr>
-                    <a:graphicFrameLocks xmlns:a="http://schemas.openxmlformats.org/drawingml/2006/main" noChangeAspect="1"/>
+                    <a:graphicFrameLocks noChangeAspect="1"/>
                   </wp:cNvGraphicFramePr>
-                  <a:graphic xmlns:a="http://schemas.openxmlformats.org/drawingml/2006/main">
+                  <a:graphic>
                     <a:graphicData uri="http://schemas.openxmlformats.org/drawingml/2006/picture">
-                      <pic:pic xmlns:pic="http://schemas.openxmlformats.org/drawingml/2006/picture">
+                      <pic:pic>
                         <pic:nvPicPr>
-                          <pic:cNvPr id="216" name="Picture 216" descr="image"/>
+                          <pic:cNvPr id="354" name="Picture 354" descr="image"/>
                           <pic:cNvPicPr>
                             <a:picLocks noChangeAspect="1"/>
                           </pic:cNvPicPr>
                         </pic:nvPicPr>
                         <pic:blipFill>
-                          <a:blip r:embed="rId6|rId181"/>
+                          <a:blip r:embed="rId6"/>
                           <a:stretch>
                             <a:fillRect/>
                           </a:stretch>
@@ -11209,7 +12874,44 @@
                         <pic:spPr>
                           <a:xfrm>
                             <a:off x="0" y="0"/>
-                            <a:ext cx="2571750" cy="2857500"/>
+                            <a:ext cx="257175" cy="200025"/>
+                          </a:xfrm>
+                          <a:prstGeom prst="rect">
+                            <a:avLst/>
+                          </a:prstGeom>
+                        </pic:spPr>
+                      </pic:pic>
+                    </a:graphicData>
+                  </a:graphic>
+                </wp:inline>
+              </w:drawing>
+              <w:drawing>
+                <wp:inline distT="0" distB="0" distL="0" distR="0">
+                  <wp:extent cx="1609725" cy="1143000"/>
+                  <wp:effectExtent l="0" t="0" r="0" b="0"/>
+                  <wp:docPr id="355" name="Picture 355" descr="image"/>
+                  <wp:cNvGraphicFramePr>
+                    <a:graphicFrameLocks noChangeAspect="1"/>
+                  </wp:cNvGraphicFramePr>
+                  <a:graphic>
+                    <a:graphicData uri="http://schemas.openxmlformats.org/drawingml/2006/picture">
+                      <pic:pic>
+                        <pic:nvPicPr>
+                          <pic:cNvPr id="355" name="Picture 355" descr="image"/>
+                          <pic:cNvPicPr>
+                            <a:picLocks noChangeAspect="1"/>
+                          </pic:cNvPicPr>
+                        </pic:nvPicPr>
+                        <pic:blipFill>
+                          <a:blip r:embed="rId181"/>
+                          <a:stretch>
+                            <a:fillRect/>
+                          </a:stretch>
+                        </pic:blipFill>
+                        <pic:spPr>
+                          <a:xfrm>
+                            <a:off x="0" y="0"/>
+                            <a:ext cx="1609725" cy="1143000"/>
                           </a:xfrm>
                           <a:prstGeom prst="rect">
                             <a:avLst/>
@@ -11394,23 +13096,23 @@
               </w:rPr>
               <w:drawing>
                 <wp:inline distT="0" distB="0" distL="0" distR="0">
-                  <wp:extent cx="2571750" cy="2857500"/>
+                  <wp:extent cx="257175" cy="200025"/>
                   <wp:effectExtent l="0" t="0" r="0" b="0"/>
-                  <wp:docPr id="218" name="Picture 218" descr="image"/>
+                  <wp:docPr id="356" name="Picture 356" descr="image"/>
                   <wp:cNvGraphicFramePr>
-                    <a:graphicFrameLocks xmlns:a="http://schemas.openxmlformats.org/drawingml/2006/main" noChangeAspect="1"/>
+                    <a:graphicFrameLocks noChangeAspect="1"/>
                   </wp:cNvGraphicFramePr>
-                  <a:graphic xmlns:a="http://schemas.openxmlformats.org/drawingml/2006/main">
+                  <a:graphic>
                     <a:graphicData uri="http://schemas.openxmlformats.org/drawingml/2006/picture">
-                      <pic:pic xmlns:pic="http://schemas.openxmlformats.org/drawingml/2006/picture">
+                      <pic:pic>
                         <pic:nvPicPr>
-                          <pic:cNvPr id="218" name="Picture 218" descr="image"/>
+                          <pic:cNvPr id="356" name="Picture 356" descr="image"/>
                           <pic:cNvPicPr>
                             <a:picLocks noChangeAspect="1"/>
                           </pic:cNvPicPr>
                         </pic:nvPicPr>
                         <pic:blipFill>
-                          <a:blip r:embed="rId6|rId184"/>
+                          <a:blip r:embed="rId6"/>
                           <a:stretch>
                             <a:fillRect/>
                           </a:stretch>
@@ -11418,7 +13120,44 @@
                         <pic:spPr>
                           <a:xfrm>
                             <a:off x="0" y="0"/>
-                            <a:ext cx="2571750" cy="2857500"/>
+                            <a:ext cx="257175" cy="200025"/>
+                          </a:xfrm>
+                          <a:prstGeom prst="rect">
+                            <a:avLst/>
+                          </a:prstGeom>
+                        </pic:spPr>
+                      </pic:pic>
+                    </a:graphicData>
+                  </a:graphic>
+                </wp:inline>
+              </w:drawing>
+              <w:drawing>
+                <wp:inline distT="0" distB="0" distL="0" distR="0">
+                  <wp:extent cx="1343025" cy="2124075"/>
+                  <wp:effectExtent l="0" t="0" r="0" b="0"/>
+                  <wp:docPr id="357" name="Picture 357" descr="image"/>
+                  <wp:cNvGraphicFramePr>
+                    <a:graphicFrameLocks noChangeAspect="1"/>
+                  </wp:cNvGraphicFramePr>
+                  <a:graphic>
+                    <a:graphicData uri="http://schemas.openxmlformats.org/drawingml/2006/picture">
+                      <pic:pic>
+                        <pic:nvPicPr>
+                          <pic:cNvPr id="357" name="Picture 357" descr="image"/>
+                          <pic:cNvPicPr>
+                            <a:picLocks noChangeAspect="1"/>
+                          </pic:cNvPicPr>
+                        </pic:nvPicPr>
+                        <pic:blipFill>
+                          <a:blip r:embed="rId184"/>
+                          <a:stretch>
+                            <a:fillRect/>
+                          </a:stretch>
+                        </pic:blipFill>
+                        <pic:spPr>
+                          <a:xfrm>
+                            <a:off x="0" y="0"/>
+                            <a:ext cx="1343025" cy="2124075"/>
                           </a:xfrm>
                           <a:prstGeom prst="rect">
                             <a:avLst/>
@@ -11482,23 +13221,23 @@
               </w:rPr>
               <w:drawing>
                 <wp:inline distT="0" distB="0" distL="0" distR="0">
-                  <wp:extent cx="2571750" cy="2857500"/>
+                  <wp:extent cx="257175" cy="200025"/>
                   <wp:effectExtent l="0" t="0" r="0" b="0"/>
-                  <wp:docPr id="219" name="Picture 219" descr="image"/>
+                  <wp:docPr id="358" name="Picture 358" descr="image"/>
                   <wp:cNvGraphicFramePr>
-                    <a:graphicFrameLocks xmlns:a="http://schemas.openxmlformats.org/drawingml/2006/main" noChangeAspect="1"/>
+                    <a:graphicFrameLocks noChangeAspect="1"/>
                   </wp:cNvGraphicFramePr>
-                  <a:graphic xmlns:a="http://schemas.openxmlformats.org/drawingml/2006/main">
+                  <a:graphic>
                     <a:graphicData uri="http://schemas.openxmlformats.org/drawingml/2006/picture">
-                      <pic:pic xmlns:pic="http://schemas.openxmlformats.org/drawingml/2006/picture">
+                      <pic:pic>
                         <pic:nvPicPr>
-                          <pic:cNvPr id="219" name="Picture 219" descr="image"/>
+                          <pic:cNvPr id="358" name="Picture 358" descr="image"/>
                           <pic:cNvPicPr>
                             <a:picLocks noChangeAspect="1"/>
                           </pic:cNvPicPr>
                         </pic:nvPicPr>
                         <pic:blipFill>
-                          <a:blip r:embed="rId6|rId186"/>
+                          <a:blip r:embed="rId6"/>
                           <a:stretch>
                             <a:fillRect/>
                           </a:stretch>
@@ -11506,7 +13245,44 @@
                         <pic:spPr>
                           <a:xfrm>
                             <a:off x="0" y="0"/>
-                            <a:ext cx="2571750" cy="2857500"/>
+                            <a:ext cx="257175" cy="200025"/>
+                          </a:xfrm>
+                          <a:prstGeom prst="rect">
+                            <a:avLst/>
+                          </a:prstGeom>
+                        </pic:spPr>
+                      </pic:pic>
+                    </a:graphicData>
+                  </a:graphic>
+                </wp:inline>
+              </w:drawing>
+              <w:drawing>
+                <wp:inline distT="0" distB="0" distL="0" distR="0">
+                  <wp:extent cx="2581275" cy="1181100"/>
+                  <wp:effectExtent l="0" t="0" r="0" b="0"/>
+                  <wp:docPr id="359" name="Picture 359" descr="image"/>
+                  <wp:cNvGraphicFramePr>
+                    <a:graphicFrameLocks noChangeAspect="1"/>
+                  </wp:cNvGraphicFramePr>
+                  <a:graphic>
+                    <a:graphicData uri="http://schemas.openxmlformats.org/drawingml/2006/picture">
+                      <pic:pic>
+                        <pic:nvPicPr>
+                          <pic:cNvPr id="359" name="Picture 359" descr="image"/>
+                          <pic:cNvPicPr>
+                            <a:picLocks noChangeAspect="1"/>
+                          </pic:cNvPicPr>
+                        </pic:nvPicPr>
+                        <pic:blipFill>
+                          <a:blip r:embed="rId186"/>
+                          <a:stretch>
+                            <a:fillRect/>
+                          </a:stretch>
+                        </pic:blipFill>
+                        <pic:spPr>
+                          <a:xfrm>
+                            <a:off x="0" y="0"/>
+                            <a:ext cx="2581275" cy="1181100"/>
                           </a:xfrm>
                           <a:prstGeom prst="rect">
                             <a:avLst/>
@@ -11575,23 +13351,23 @@
               </w:rPr>
               <w:drawing>
                 <wp:inline distT="0" distB="0" distL="0" distR="0">
-                  <wp:extent cx="2571750" cy="2857500"/>
+                  <wp:extent cx="257175" cy="200025"/>
                   <wp:effectExtent l="0" t="0" r="0" b="0"/>
-                  <wp:docPr id="220" name="Picture 220" descr="image"/>
+                  <wp:docPr id="360" name="Picture 360" descr="image"/>
                   <wp:cNvGraphicFramePr>
-                    <a:graphicFrameLocks xmlns:a="http://schemas.openxmlformats.org/drawingml/2006/main" noChangeAspect="1"/>
+                    <a:graphicFrameLocks noChangeAspect="1"/>
                   </wp:cNvGraphicFramePr>
-                  <a:graphic xmlns:a="http://schemas.openxmlformats.org/drawingml/2006/main">
+                  <a:graphic>
                     <a:graphicData uri="http://schemas.openxmlformats.org/drawingml/2006/picture">
-                      <pic:pic xmlns:pic="http://schemas.openxmlformats.org/drawingml/2006/picture">
+                      <pic:pic>
                         <pic:nvPicPr>
-                          <pic:cNvPr id="220" name="Picture 220" descr="image"/>
+                          <pic:cNvPr id="360" name="Picture 360" descr="image"/>
                           <pic:cNvPicPr>
                             <a:picLocks noChangeAspect="1"/>
                           </pic:cNvPicPr>
                         </pic:nvPicPr>
                         <pic:blipFill>
-                          <a:blip r:embed="rId6|rId188"/>
+                          <a:blip r:embed="rId6"/>
                           <a:stretch>
                             <a:fillRect/>
                           </a:stretch>
@@ -11599,7 +13375,44 @@
                         <pic:spPr>
                           <a:xfrm>
                             <a:off x="0" y="0"/>
-                            <a:ext cx="2571750" cy="2857500"/>
+                            <a:ext cx="257175" cy="200025"/>
+                          </a:xfrm>
+                          <a:prstGeom prst="rect">
+                            <a:avLst/>
+                          </a:prstGeom>
+                        </pic:spPr>
+                      </pic:pic>
+                    </a:graphicData>
+                  </a:graphic>
+                </wp:inline>
+              </w:drawing>
+              <w:drawing>
+                <wp:inline distT="0" distB="0" distL="0" distR="0">
+                  <wp:extent cx="1609725" cy="2381250"/>
+                  <wp:effectExtent l="0" t="0" r="0" b="0"/>
+                  <wp:docPr id="361" name="Picture 361" descr="image"/>
+                  <wp:cNvGraphicFramePr>
+                    <a:graphicFrameLocks noChangeAspect="1"/>
+                  </wp:cNvGraphicFramePr>
+                  <a:graphic>
+                    <a:graphicData uri="http://schemas.openxmlformats.org/drawingml/2006/picture">
+                      <pic:pic>
+                        <pic:nvPicPr>
+                          <pic:cNvPr id="361" name="Picture 361" descr="image"/>
+                          <pic:cNvPicPr>
+                            <a:picLocks noChangeAspect="1"/>
+                          </pic:cNvPicPr>
+                        </pic:nvPicPr>
+                        <pic:blipFill>
+                          <a:blip r:embed="rId188"/>
+                          <a:stretch>
+                            <a:fillRect/>
+                          </a:stretch>
+                        </pic:blipFill>
+                        <pic:spPr>
+                          <a:xfrm>
+                            <a:off x="0" y="0"/>
+                            <a:ext cx="1609725" cy="2381250"/>
                           </a:xfrm>
                           <a:prstGeom prst="rect">
                             <a:avLst/>
@@ -11663,23 +13476,23 @@
               </w:rPr>
               <w:drawing>
                 <wp:inline distT="0" distB="0" distL="0" distR="0">
-                  <wp:extent cx="2571750" cy="2857500"/>
+                  <wp:extent cx="217186" cy="168922"/>
                   <wp:effectExtent l="0" t="0" r="0" b="0"/>
-                  <wp:docPr id="221" name="Picture 221" descr="image"/>
+                  <wp:docPr id="362" name="Picture 362" descr="image"/>
                   <wp:cNvGraphicFramePr>
-                    <a:graphicFrameLocks xmlns:a="http://schemas.openxmlformats.org/drawingml/2006/main" noChangeAspect="1"/>
+                    <a:graphicFrameLocks noChangeAspect="1"/>
                   </wp:cNvGraphicFramePr>
-                  <a:graphic xmlns:a="http://schemas.openxmlformats.org/drawingml/2006/main">
+                  <a:graphic>
                     <a:graphicData uri="http://schemas.openxmlformats.org/drawingml/2006/picture">
-                      <pic:pic xmlns:pic="http://schemas.openxmlformats.org/drawingml/2006/picture">
+                      <pic:pic>
                         <pic:nvPicPr>
-                          <pic:cNvPr id="221" name="Picture 221" descr="image"/>
+                          <pic:cNvPr id="362" name="Picture 362" descr="image"/>
                           <pic:cNvPicPr>
                             <a:picLocks noChangeAspect="1"/>
                           </pic:cNvPicPr>
                         </pic:nvPicPr>
                         <pic:blipFill>
-                          <a:blip r:embed="rId10|rId190"/>
+                          <a:blip r:embed="rId10"/>
                           <a:stretch>
                             <a:fillRect/>
                           </a:stretch>
@@ -11687,7 +13500,44 @@
                         <pic:spPr>
                           <a:xfrm>
                             <a:off x="0" y="0"/>
-                            <a:ext cx="2571750" cy="2857500"/>
+                            <a:ext cx="217186" cy="168922"/>
+                          </a:xfrm>
+                          <a:prstGeom prst="rect">
+                            <a:avLst/>
+                          </a:prstGeom>
+                        </pic:spPr>
+                      </pic:pic>
+                    </a:graphicData>
+                  </a:graphic>
+                </wp:inline>
+              </w:drawing>
+              <w:drawing>
+                <wp:inline distT="0" distB="0" distL="0" distR="0">
+                  <wp:extent cx="2662539" cy="1021578"/>
+                  <wp:effectExtent l="0" t="0" r="0" b="0"/>
+                  <wp:docPr id="363" name="Picture 363" descr="image"/>
+                  <wp:cNvGraphicFramePr>
+                    <a:graphicFrameLocks noChangeAspect="1"/>
+                  </wp:cNvGraphicFramePr>
+                  <a:graphic>
+                    <a:graphicData uri="http://schemas.openxmlformats.org/drawingml/2006/picture">
+                      <pic:pic>
+                        <pic:nvPicPr>
+                          <pic:cNvPr id="363" name="Picture 363" descr="image"/>
+                          <pic:cNvPicPr>
+                            <a:picLocks noChangeAspect="1"/>
+                          </pic:cNvPicPr>
+                        </pic:nvPicPr>
+                        <pic:blipFill>
+                          <a:blip r:embed="rId190"/>
+                          <a:stretch>
+                            <a:fillRect/>
+                          </a:stretch>
+                        </pic:blipFill>
+                        <pic:spPr>
+                          <a:xfrm>
+                            <a:off x="0" y="0"/>
+                            <a:ext cx="2662539" cy="1021578"/>
                           </a:xfrm>
                           <a:prstGeom prst="rect">
                             <a:avLst/>
@@ -11920,23 +13770,23 @@
         </w:rPr>
         <w:drawing>
           <wp:inline distT="0" distB="0" distL="0" distR="0">
-            <wp:extent cx="3132000" cy="2857500"/>
+            <wp:extent cx="3333750" cy="2505075"/>
             <wp:effectExtent l="0" t="0" r="0" b="0"/>
-            <wp:docPr id="223" name="Picture 223" descr="image"/>
+            <wp:docPr id="364" name="Picture 364" descr="image"/>
             <wp:cNvGraphicFramePr>
-              <a:graphicFrameLocks xmlns:a="http://schemas.openxmlformats.org/drawingml/2006/main" noChangeAspect="1"/>
+              <a:graphicFrameLocks noChangeAspect="1"/>
             </wp:cNvGraphicFramePr>
-            <a:graphic xmlns:a="http://schemas.openxmlformats.org/drawingml/2006/main">
+            <a:graphic>
               <a:graphicData uri="http://schemas.openxmlformats.org/drawingml/2006/picture">
-                <pic:pic xmlns:pic="http://schemas.openxmlformats.org/drawingml/2006/picture">
+                <pic:pic>
                   <pic:nvPicPr>
-                    <pic:cNvPr id="223" name="Picture 223" descr="image"/>
+                    <pic:cNvPr id="364" name="Picture 364" descr="image"/>
                     <pic:cNvPicPr>
                       <a:picLocks noChangeAspect="1"/>
                     </pic:cNvPicPr>
                   </pic:nvPicPr>
                   <pic:blipFill>
-                    <a:blip r:embed="rId196|rId197"/>
+                    <a:blip r:embed="rId196"/>
                     <a:stretch>
                       <a:fillRect/>
                     </a:stretch>
@@ -11944,7 +13794,44 @@
                   <pic:spPr>
                     <a:xfrm>
                       <a:off x="0" y="0"/>
-                      <a:ext cx="3132000" cy="2857500"/>
+                      <a:ext cx="3333750" cy="2505075"/>
+                    </a:xfrm>
+                    <a:prstGeom prst="rect">
+                      <a:avLst/>
+                    </a:prstGeom>
+                  </pic:spPr>
+                </pic:pic>
+              </a:graphicData>
+            </a:graphic>
+          </wp:inline>
+        </w:drawing>
+        <w:drawing>
+          <wp:inline distT="0" distB="0" distL="0" distR="0">
+            <wp:extent cx="1781175" cy="2505075"/>
+            <wp:effectExtent l="0" t="0" r="0" b="0"/>
+            <wp:docPr id="365" name="Picture 365" descr="image"/>
+            <wp:cNvGraphicFramePr>
+              <a:graphicFrameLocks noChangeAspect="1"/>
+            </wp:cNvGraphicFramePr>
+            <a:graphic>
+              <a:graphicData uri="http://schemas.openxmlformats.org/drawingml/2006/picture">
+                <pic:pic>
+                  <pic:nvPicPr>
+                    <pic:cNvPr id="365" name="Picture 365" descr="image"/>
+                    <pic:cNvPicPr>
+                      <a:picLocks noChangeAspect="1"/>
+                    </pic:cNvPicPr>
+                  </pic:nvPicPr>
+                  <pic:blipFill>
+                    <a:blip r:embed="rId197"/>
+                    <a:stretch>
+                      <a:fillRect/>
+                    </a:stretch>
+                  </pic:blipFill>
+                  <pic:spPr>
+                    <a:xfrm>
+                      <a:off x="0" y="0"/>
+                      <a:ext cx="1781175" cy="2505075"/>
                     </a:xfrm>
                     <a:prstGeom prst="rect">
                       <a:avLst/>
@@ -12523,23 +14410,23 @@
         </w:rPr>
         <w:drawing>
           <wp:inline distT="0" distB="0" distL="0" distR="0">
-            <wp:extent cx="3132000" cy="2857500"/>
+            <wp:extent cx="3063893" cy="2302106"/>
             <wp:effectExtent l="0" t="0" r="0" b="0"/>
-            <wp:docPr id="230" name="Picture 230" descr="image"/>
+            <wp:docPr id="366" name="Picture 366" descr="image"/>
             <wp:cNvGraphicFramePr>
-              <a:graphicFrameLocks xmlns:a="http://schemas.openxmlformats.org/drawingml/2006/main" noChangeAspect="1"/>
+              <a:graphicFrameLocks noChangeAspect="1"/>
             </wp:cNvGraphicFramePr>
-            <a:graphic xmlns:a="http://schemas.openxmlformats.org/drawingml/2006/main">
+            <a:graphic>
               <a:graphicData uri="http://schemas.openxmlformats.org/drawingml/2006/picture">
-                <pic:pic xmlns:pic="http://schemas.openxmlformats.org/drawingml/2006/picture">
+                <pic:pic>
                   <pic:nvPicPr>
-                    <pic:cNvPr id="230" name="Picture 230" descr="image"/>
+                    <pic:cNvPr id="366" name="Picture 366" descr="image"/>
                     <pic:cNvPicPr>
                       <a:picLocks noChangeAspect="1"/>
                     </pic:cNvPicPr>
                   </pic:nvPicPr>
                   <pic:blipFill>
-                    <a:blip r:embed="rId216|rId217"/>
+                    <a:blip r:embed="rId216"/>
                     <a:stretch>
                       <a:fillRect/>
                     </a:stretch>
@@ -12547,7 +14434,44 @@
                   <pic:spPr>
                     <a:xfrm>
                       <a:off x="0" y="0"/>
-                      <a:ext cx="3132000" cy="2857500"/>
+                      <a:ext cx="3063893" cy="2302106"/>
+                    </a:xfrm>
+                    <a:prstGeom prst="rect">
+                      <a:avLst/>
+                    </a:prstGeom>
+                  </pic:spPr>
+                </pic:pic>
+              </a:graphicData>
+            </a:graphic>
+          </wp:inline>
+        </w:drawing>
+        <w:drawing>
+          <wp:inline distT="0" distB="0" distL="0" distR="0">
+            <wp:extent cx="2695557" cy="2302106"/>
+            <wp:effectExtent l="0" t="0" r="0" b="0"/>
+            <wp:docPr id="367" name="Picture 367" descr="image"/>
+            <wp:cNvGraphicFramePr>
+              <a:graphicFrameLocks noChangeAspect="1"/>
+            </wp:cNvGraphicFramePr>
+            <a:graphic>
+              <a:graphicData uri="http://schemas.openxmlformats.org/drawingml/2006/picture">
+                <pic:pic>
+                  <pic:nvPicPr>
+                    <pic:cNvPr id="367" name="Picture 367" descr="image"/>
+                    <pic:cNvPicPr>
+                      <a:picLocks noChangeAspect="1"/>
+                    </pic:cNvPicPr>
+                  </pic:nvPicPr>
+                  <pic:blipFill>
+                    <a:blip r:embed="rId217"/>
+                    <a:stretch>
+                      <a:fillRect/>
+                    </a:stretch>
+                  </pic:blipFill>
+                  <pic:spPr>
+                    <a:xfrm>
+                      <a:off x="0" y="0"/>
+                      <a:ext cx="2695557" cy="2302106"/>
                     </a:xfrm>
                     <a:prstGeom prst="rect">
                       <a:avLst/>
@@ -14916,68 +16840,7 @@
 </w:document>
 </file>
 
-<file path=word\fontTable.xml><?xml version="1.0" encoding="utf-8"?>
-<w:fonts xmlns:mc="http://schemas.openxmlformats.org/markup-compatibility/2006" xmlns:r="http://schemas.openxmlformats.org/officeDocument/2006/relationships" xmlns:w="http://schemas.openxmlformats.org/wordprocessingml/2006/main" xmlns:w14="http://schemas.microsoft.com/office/word/2010/wordml" mc:Ignorable="w14">
-  <w:font w:name="Times New Roman">
-    <w:panose1 w:val="02020603050405020304"/>
-    <w:charset w:val="00"/>
-    <w:family w:val="roman"/>
-    <w:pitch w:val="variable"/>
-    <w:sig w:usb0="20007A87" w:usb1="80000000" w:usb2="00000008" w:usb3="00000000" w:csb0="000001FF" w:csb1="00000000"/>
-  </w:font>
-  <w:font w:name="宋体">
-    <w:panose1 w:val="02010600030101010101"/>
-    <w:charset w:val="86"/>
-    <w:family w:val="auto"/>
-    <w:pitch w:val="default"/>
-    <w:sig w:usb0="00000003" w:usb1="288F0000" w:usb2="00000006" w:usb3="00000000" w:csb0="00040001" w:csb1="00000000"/>
-  </w:font>
-  <w:font w:name="Wingdings">
-    <w:panose1 w:val="05000000000000000000"/>
-    <w:charset w:val="02"/>
-    <w:family w:val="auto"/>
-    <w:pitch w:val="default"/>
-    <w:sig w:usb0="00000000" w:usb1="00000000" w:usb2="00000000" w:usb3="00000000" w:csb0="80000000" w:csb1="00000000"/>
-  </w:font>
-  <w:font w:name="Arial">
-    <w:panose1 w:val="020B0604020202020204"/>
-    <w:charset w:val="01"/>
-    <w:family w:val="swiss"/>
-    <w:pitch w:val="default"/>
-    <w:sig w:usb0="E0002AFF" w:usb1="C0007843" w:usb2="00000009" w:usb3="00000000" w:csb0="400001FF" w:csb1="FFFF0000"/>
-  </w:font>
-  <w:font w:name="黑体">
-    <w:panose1 w:val="02010609060101010101"/>
-    <w:charset w:val="86"/>
-    <w:family w:val="auto"/>
-    <w:pitch w:val="default"/>
-    <w:sig w:usb0="800002BF" w:usb1="38CF7CFA" w:usb2="00000016" w:usb3="00000000" w:csb0="00040001" w:csb1="00000000"/>
-  </w:font>
-  <w:font w:name="Courier New">
-    <w:panose1 w:val="02070309020205020404"/>
-    <w:charset w:val="01"/>
-    <w:family w:val="modern"/>
-    <w:pitch w:val="default"/>
-    <w:sig w:usb0="E0002AFF" w:usb1="C0007843" w:usb2="00000009" w:usb3="00000000" w:csb0="400001FF" w:csb1="FFFF0000"/>
-  </w:font>
-  <w:font w:name="Symbol">
-    <w:panose1 w:val="05050102010706020507"/>
-    <w:charset w:val="02"/>
-    <w:family w:val="roman"/>
-    <w:pitch w:val="default"/>
-    <w:sig w:usb0="00000000" w:usb1="00000000" w:usb2="00000000" w:usb3="00000000" w:csb0="80000000" w:csb1="00000000"/>
-  </w:font>
-  <w:font w:name="Calibri">
-    <w:panose1 w:val="020F0502020204030204"/>
-    <w:charset w:val="00"/>
-    <w:family w:val="swiss"/>
-    <w:pitch w:val="default"/>
-    <w:sig w:usb0="E10002FF" w:usb1="4000ACFF" w:usb2="00000009" w:usb3="00000000" w:csb0="2000019F" w:csb1="00000000"/>
-  </w:font>
-</w:fonts>
-</file>
-
-<file path=word\footer1.xml><?xml version="1.0" encoding="utf-8"?>
+<file path=word/footer1.xml><?xml version="1.0" encoding="utf-8"?>
 <w:ftr xmlns:w="http://schemas.openxmlformats.org/wordprocessingml/2006/main">
   <w:p>
     <w:pPr>
@@ -15057,63 +16920,7 @@
 </w:ftr>
 </file>
 
-<file path=word\settings.xml><?xml version="1.0" encoding="utf-8"?>
-<w:settings xmlns:mc="http://schemas.openxmlformats.org/markup-compatibility/2006" xmlns:o="urn:schemas-microsoft-com:office:office" xmlns:r="http://schemas.openxmlformats.org/officeDocument/2006/relationships" xmlns:m="http://schemas.openxmlformats.org/officeDocument/2006/math" xmlns:v="urn:schemas-microsoft-com:vml" xmlns:w10="urn:schemas-microsoft-com:office:word" xmlns:w="http://schemas.openxmlformats.org/wordprocessingml/2006/main" xmlns:w14="http://schemas.microsoft.com/office/word/2010/wordml" xmlns:sl="http://schemas.openxmlformats.org/schemaLibrary/2006/main" xmlns:wpsCustomData="http://www.wps.cn/officeDocument/2013/wpsCustomData" mc:Ignorable="w14">
-  <w:zoom w:percent="140"/>
-  <w:embedSystemFonts/>
-  <w:bordersDoNotSurroundHeader w:val="0"/>
-  <w:bordersDoNotSurroundFooter w:val="0"/>
-  <w:documentProtection w:enforcement="0"/>
-  <w:defaultTabStop w:val="420"/>
-  <w:drawingGridVerticalSpacing w:val="156"/>
-  <w:displayHorizontalDrawingGridEvery w:val="1"/>
-  <w:displayVerticalDrawingGridEvery w:val="1"/>
-  <w:noPunctuationKerning w:val="1"/>
-  <w:characterSpacingControl w:val="compressPunctuation"/>
-  <w:compat>
-    <w:spaceForUL/>
-    <w:balanceSingleByteDoubleByteWidth/>
-    <w:doNotLeaveBackslashAlone/>
-    <w:ulTrailSpace/>
-    <w:doNotExpandShiftReturn/>
-    <w:adjustLineHeightInTable/>
-    <w:doNotWrapTextWithPunct/>
-    <w:doNotUseEastAsianBreakRules/>
-    <w:useFELayout/>
-    <w:doNotUseIndentAsNumberingTabStop/>
-    <w:compatSetting w:name="compatibilityMode" w:uri="http://schemas.microsoft.com/office/word" w:val="14"/>
-    <w:compatSetting w:name="overrideTableStyleFontSizeAndJustification" w:uri="http://schemas.microsoft.com/office/word" w:val="1"/>
-    <w:compatSetting w:name="enableOpenTypeFeatures" w:uri="http://schemas.microsoft.com/office/word" w:val="1"/>
-    <w:compatSetting w:name="doNotFlipMirrorIndents" w:uri="http://schemas.microsoft.com/office/word" w:val="1"/>
-  </w:compat>
-  <w:docVars>
-    <w:docVar w:name="commondata" w:val="eyJoZGlkIjoiYjNlNGMwODc5NGZhN2IzZjQ2YTBmMjBiZGE0Njg2NzkifQ=="/>
-  </w:docVars>
-  <w:rsids>
-    <w:rsidRoot w:val="151D400B"/>
-    <w:rsid w:val="151D400B"/>
-    <w:rsid w:val="6FDE3B35"/>
-  </w:rsids>
-  <m:mathPr>
-    <m:mathFont m:val="Cambria Math"/>
-    <m:brkBin m:val="before"/>
-    <m:brkBinSub m:val="--"/>
-    <m:smallFrac m:val="0"/>
-    <m:dispDef/>
-    <m:lMargin m:val="0"/>
-    <m:rMargin m:val="0"/>
-    <m:defJc m:val="centerGroup"/>
-    <m:wrapIndent m:val="1440"/>
-    <m:intLim m:val="subSup"/>
-    <m:naryLim m:val="undOvr"/>
-  </m:mathPr>
-  <w:themeFontLang w:val="en-US" w:eastAsia="zh-CN"/>
-  <w:clrSchemeMapping w:bg1="light1" w:t1="dark1" w:bg2="light2" w:t2="dark2" w:accent1="accent1" w:accent2="accent2" w:accent3="accent3" w:accent4="accent4" w:accent5="accent5" w:accent6="accent6" w:hyperlink="hyperlink" w:followedHyperlink="followedHyperlink"/>
-  <w:doNotIncludeSubdocsInStats/>
-</w:settings>
-</file>
-
-<file path=word\styles.xml><?xml version="1.0" encoding="utf-8"?>
+<file path=word/styles.xml><?xml version="1.0" encoding="utf-8"?>
 <w:styles xmlns:mc="http://schemas.openxmlformats.org/markup-compatibility/2006" xmlns:o="urn:schemas-microsoft-com:office:office" xmlns:r="http://schemas.openxmlformats.org/officeDocument/2006/relationships" xmlns:m="http://schemas.openxmlformats.org/officeDocument/2006/math" xmlns:v="urn:schemas-microsoft-com:vml" xmlns:w="http://schemas.openxmlformats.org/wordprocessingml/2006/main" xmlns:w14="http://schemas.microsoft.com/office/word/2010/wordml" xmlns:w10="urn:schemas-microsoft-com:office:word" xmlns:sl="http://schemas.openxmlformats.org/schemaLibrary/2006/main" xmlns:wpsCustomData="http://www.wps.cn/officeDocument/2013/wpsCustomData" mc:Ignorable="w14">
   <w:docDefaults>
     <w:rPrDefault>
@@ -15444,7 +17251,487 @@
 </w:styles>
 </file>
 
-<file path=word\theme\theme1.xml><?xml version="1.0" encoding="utf-8"?>
+<file path=word/activeX/activeX1.xml><?xml version="1.0" encoding="utf-8"?>
+<ax:ocx xmlns:ax="http://schemas.microsoft.com/office/2006/activeX" xmlns:r="http://schemas.openxmlformats.org/officeDocument/2006/relationships" ax:classid="{5512D118-5CC6-11CF-8D67-00AA00BDCE1D}" r:id="rId1" ax:persistence="persistStorage"/>
+</file>
+
+<file path=word/activeX/activeX10.xml><?xml version="1.0" encoding="utf-8"?>
+<ax:ocx xmlns:ax="http://schemas.microsoft.com/office/2006/activeX" xmlns:r="http://schemas.openxmlformats.org/officeDocument/2006/relationships" ax:classid="{5512D118-5CC6-11CF-8D67-00AA00BDCE1D}" r:id="rId1" ax:persistence="persistStorage"/>
+</file>
+
+<file path=word/activeX/activeX100.xml><?xml version="1.0" encoding="utf-8"?>
+<ax:ocx xmlns:ax="http://schemas.microsoft.com/office/2006/activeX" xmlns:r="http://schemas.openxmlformats.org/officeDocument/2006/relationships" ax:classid="{5512D118-5CC6-11CF-8D67-00AA00BDCE1D}" r:id="rId1" ax:persistence="persistStorage"/>
+</file>
+
+<file path=word/activeX/activeX101.xml><?xml version="1.0" encoding="utf-8"?>
+<ax:ocx xmlns:ax="http://schemas.microsoft.com/office/2006/activeX" xmlns:r="http://schemas.openxmlformats.org/officeDocument/2006/relationships" ax:classid="{5512D118-5CC6-11CF-8D67-00AA00BDCE1D}" r:id="rId1" ax:persistence="persistStorage"/>
+</file>
+
+<file path=word/activeX/activeX102.xml><?xml version="1.0" encoding="utf-8"?>
+<ax:ocx xmlns:ax="http://schemas.microsoft.com/office/2006/activeX" xmlns:r="http://schemas.openxmlformats.org/officeDocument/2006/relationships" ax:classid="{5512D118-5CC6-11CF-8D67-00AA00BDCE1D}" r:id="rId1" ax:persistence="persistStorage"/>
+</file>
+
+<file path=word/activeX/activeX103.xml><?xml version="1.0" encoding="utf-8"?>
+<ax:ocx xmlns:ax="http://schemas.microsoft.com/office/2006/activeX" xmlns:r="http://schemas.openxmlformats.org/officeDocument/2006/relationships" ax:classid="{5512D118-5CC6-11CF-8D67-00AA00BDCE1D}" r:id="rId1" ax:persistence="persistStorage"/>
+</file>
+
+<file path=word/activeX/activeX104.xml><?xml version="1.0" encoding="utf-8"?>
+<ax:ocx xmlns:ax="http://schemas.microsoft.com/office/2006/activeX" xmlns:r="http://schemas.openxmlformats.org/officeDocument/2006/relationships" ax:classid="{5512D118-5CC6-11CF-8D67-00AA00BDCE1D}" r:id="rId1" ax:persistence="persistStorage"/>
+</file>
+
+<file path=word/activeX/activeX105.xml><?xml version="1.0" encoding="utf-8"?>
+<ax:ocx xmlns:ax="http://schemas.microsoft.com/office/2006/activeX" xmlns:r="http://schemas.openxmlformats.org/officeDocument/2006/relationships" ax:classid="{5512D118-5CC6-11CF-8D67-00AA00BDCE1D}" r:id="rId1" ax:persistence="persistStorage"/>
+</file>
+
+<file path=word/activeX/activeX106.xml><?xml version="1.0" encoding="utf-8"?>
+<ax:ocx xmlns:ax="http://schemas.microsoft.com/office/2006/activeX" xmlns:r="http://schemas.openxmlformats.org/officeDocument/2006/relationships" ax:classid="{5512D118-5CC6-11CF-8D67-00AA00BDCE1D}" r:id="rId1" ax:persistence="persistStorage"/>
+</file>
+
+<file path=word/activeX/activeX107.xml><?xml version="1.0" encoding="utf-8"?>
+<ax:ocx xmlns:ax="http://schemas.microsoft.com/office/2006/activeX" xmlns:r="http://schemas.openxmlformats.org/officeDocument/2006/relationships" ax:classid="{5512D118-5CC6-11CF-8D67-00AA00BDCE1D}" r:id="rId1" ax:persistence="persistStorage"/>
+</file>
+
+<file path=word/activeX/activeX108.xml><?xml version="1.0" encoding="utf-8"?>
+<ax:ocx xmlns:ax="http://schemas.microsoft.com/office/2006/activeX" xmlns:r="http://schemas.openxmlformats.org/officeDocument/2006/relationships" ax:classid="{5512D118-5CC6-11CF-8D67-00AA00BDCE1D}" r:id="rId1" ax:persistence="persistStorage"/>
+</file>
+
+<file path=word/activeX/activeX109.xml><?xml version="1.0" encoding="utf-8"?>
+<ax:ocx xmlns:ax="http://schemas.microsoft.com/office/2006/activeX" xmlns:r="http://schemas.openxmlformats.org/officeDocument/2006/relationships" ax:classid="{5512D118-5CC6-11CF-8D67-00AA00BDCE1D}" r:id="rId1" ax:persistence="persistStorage"/>
+</file>
+
+<file path=word/activeX/activeX11.xml><?xml version="1.0" encoding="utf-8"?>
+<ax:ocx xmlns:ax="http://schemas.microsoft.com/office/2006/activeX" xmlns:r="http://schemas.openxmlformats.org/officeDocument/2006/relationships" ax:classid="{5512D118-5CC6-11CF-8D67-00AA00BDCE1D}" r:id="rId1" ax:persistence="persistStorage"/>
+</file>
+
+<file path=word/activeX/activeX110.xml><?xml version="1.0" encoding="utf-8"?>
+<ax:ocx xmlns:ax="http://schemas.microsoft.com/office/2006/activeX" xmlns:r="http://schemas.openxmlformats.org/officeDocument/2006/relationships" ax:classid="{5512D118-5CC6-11CF-8D67-00AA00BDCE1D}" r:id="rId1" ax:persistence="persistStorage"/>
+</file>
+
+<file path=word/activeX/activeX111.xml><?xml version="1.0" encoding="utf-8"?>
+<ax:ocx xmlns:ax="http://schemas.microsoft.com/office/2006/activeX" xmlns:r="http://schemas.openxmlformats.org/officeDocument/2006/relationships" ax:classid="{5512D118-5CC6-11CF-8D67-00AA00BDCE1D}" r:id="rId1" ax:persistence="persistStorage"/>
+</file>
+
+<file path=word/activeX/activeX112.xml><?xml version="1.0" encoding="utf-8"?>
+<ax:ocx xmlns:ax="http://schemas.microsoft.com/office/2006/activeX" xmlns:r="http://schemas.openxmlformats.org/officeDocument/2006/relationships" ax:classid="{5512D118-5CC6-11CF-8D67-00AA00BDCE1D}" r:id="rId1" ax:persistence="persistStorage"/>
+</file>
+
+<file path=word/activeX/activeX113.xml><?xml version="1.0" encoding="utf-8"?>
+<ax:ocx xmlns:ax="http://schemas.microsoft.com/office/2006/activeX" xmlns:r="http://schemas.openxmlformats.org/officeDocument/2006/relationships" ax:classid="{5512D118-5CC6-11CF-8D67-00AA00BDCE1D}" r:id="rId1" ax:persistence="persistStorage"/>
+</file>
+
+<file path=word/activeX/activeX114.xml><?xml version="1.0" encoding="utf-8"?>
+<ax:ocx xmlns:ax="http://schemas.microsoft.com/office/2006/activeX" xmlns:r="http://schemas.openxmlformats.org/officeDocument/2006/relationships" ax:classid="{5512D118-5CC6-11CF-8D67-00AA00BDCE1D}" r:id="rId1" ax:persistence="persistStorage"/>
+</file>
+
+<file path=word/activeX/activeX115.xml><?xml version="1.0" encoding="utf-8"?>
+<ax:ocx xmlns:ax="http://schemas.microsoft.com/office/2006/activeX" xmlns:r="http://schemas.openxmlformats.org/officeDocument/2006/relationships" ax:classid="{5512D118-5CC6-11CF-8D67-00AA00BDCE1D}" r:id="rId1" ax:persistence="persistStorage"/>
+</file>
+
+<file path=word/activeX/activeX116.xml><?xml version="1.0" encoding="utf-8"?>
+<ax:ocx xmlns:ax="http://schemas.microsoft.com/office/2006/activeX" xmlns:r="http://schemas.openxmlformats.org/officeDocument/2006/relationships" ax:classid="{5512D118-5CC6-11CF-8D67-00AA00BDCE1D}" r:id="rId1" ax:persistence="persistStorage"/>
+</file>
+
+<file path=word/activeX/activeX117.xml><?xml version="1.0" encoding="utf-8"?>
+<ax:ocx xmlns:ax="http://schemas.microsoft.com/office/2006/activeX" xmlns:r="http://schemas.openxmlformats.org/officeDocument/2006/relationships" ax:classid="{5512D118-5CC6-11CF-8D67-00AA00BDCE1D}" r:id="rId1" ax:persistence="persistStorage"/>
+</file>
+
+<file path=word/activeX/activeX118.xml><?xml version="1.0" encoding="utf-8"?>
+<ax:ocx xmlns:ax="http://schemas.microsoft.com/office/2006/activeX" xmlns:r="http://schemas.openxmlformats.org/officeDocument/2006/relationships" ax:classid="{5512D118-5CC6-11CF-8D67-00AA00BDCE1D}" r:id="rId1" ax:persistence="persistStorage"/>
+</file>
+
+<file path=word/activeX/activeX119.xml><?xml version="1.0" encoding="utf-8"?>
+<ax:ocx xmlns:ax="http://schemas.microsoft.com/office/2006/activeX" xmlns:r="http://schemas.openxmlformats.org/officeDocument/2006/relationships" ax:classid="{5512D118-5CC6-11CF-8D67-00AA00BDCE1D}" r:id="rId1" ax:persistence="persistStorage"/>
+</file>
+
+<file path=word/activeX/activeX12.xml><?xml version="1.0" encoding="utf-8"?>
+<ax:ocx xmlns:ax="http://schemas.microsoft.com/office/2006/activeX" xmlns:r="http://schemas.openxmlformats.org/officeDocument/2006/relationships" ax:classid="{5512D118-5CC6-11CF-8D67-00AA00BDCE1D}" r:id="rId1" ax:persistence="persistStorage"/>
+</file>
+
+<file path=word/activeX/activeX120.xml><?xml version="1.0" encoding="utf-8"?>
+<ax:ocx xmlns:ax="http://schemas.microsoft.com/office/2006/activeX" xmlns:r="http://schemas.openxmlformats.org/officeDocument/2006/relationships" ax:classid="{5512D118-5CC6-11CF-8D67-00AA00BDCE1D}" r:id="rId1" ax:persistence="persistStorage"/>
+</file>
+
+<file path=word/activeX/activeX13.xml><?xml version="1.0" encoding="utf-8"?>
+<ax:ocx xmlns:ax="http://schemas.microsoft.com/office/2006/activeX" xmlns:r="http://schemas.openxmlformats.org/officeDocument/2006/relationships" ax:classid="{5512D118-5CC6-11CF-8D67-00AA00BDCE1D}" r:id="rId1" ax:persistence="persistStorage"/>
+</file>
+
+<file path=word/activeX/activeX14.xml><?xml version="1.0" encoding="utf-8"?>
+<ax:ocx xmlns:ax="http://schemas.microsoft.com/office/2006/activeX" xmlns:r="http://schemas.openxmlformats.org/officeDocument/2006/relationships" ax:classid="{5512D118-5CC6-11CF-8D67-00AA00BDCE1D}" r:id="rId1" ax:persistence="persistStorage"/>
+</file>
+
+<file path=word/activeX/activeX15.xml><?xml version="1.0" encoding="utf-8"?>
+<ax:ocx xmlns:ax="http://schemas.microsoft.com/office/2006/activeX" xmlns:r="http://schemas.openxmlformats.org/officeDocument/2006/relationships" ax:classid="{5512D118-5CC6-11CF-8D67-00AA00BDCE1D}" r:id="rId1" ax:persistence="persistStorage"/>
+</file>
+
+<file path=word/activeX/activeX16.xml><?xml version="1.0" encoding="utf-8"?>
+<ax:ocx xmlns:ax="http://schemas.microsoft.com/office/2006/activeX" xmlns:r="http://schemas.openxmlformats.org/officeDocument/2006/relationships" ax:classid="{5512D118-5CC6-11CF-8D67-00AA00BDCE1D}" r:id="rId1" ax:persistence="persistStorage"/>
+</file>
+
+<file path=word/activeX/activeX17.xml><?xml version="1.0" encoding="utf-8"?>
+<ax:ocx xmlns:ax="http://schemas.microsoft.com/office/2006/activeX" xmlns:r="http://schemas.openxmlformats.org/officeDocument/2006/relationships" ax:classid="{5512D118-5CC6-11CF-8D67-00AA00BDCE1D}" r:id="rId1" ax:persistence="persistStorage"/>
+</file>
+
+<file path=word/activeX/activeX18.xml><?xml version="1.0" encoding="utf-8"?>
+<ax:ocx xmlns:ax="http://schemas.microsoft.com/office/2006/activeX" xmlns:r="http://schemas.openxmlformats.org/officeDocument/2006/relationships" ax:classid="{5512D118-5CC6-11CF-8D67-00AA00BDCE1D}" r:id="rId1" ax:persistence="persistStorage"/>
+</file>
+
+<file path=word/activeX/activeX19.xml><?xml version="1.0" encoding="utf-8"?>
+<ax:ocx xmlns:ax="http://schemas.microsoft.com/office/2006/activeX" xmlns:r="http://schemas.openxmlformats.org/officeDocument/2006/relationships" ax:classid="{5512D118-5CC6-11CF-8D67-00AA00BDCE1D}" r:id="rId1" ax:persistence="persistStorage"/>
+</file>
+
+<file path=word/activeX/activeX2.xml><?xml version="1.0" encoding="utf-8"?>
+<ax:ocx xmlns:ax="http://schemas.microsoft.com/office/2006/activeX" xmlns:r="http://schemas.openxmlformats.org/officeDocument/2006/relationships" ax:classid="{5512D118-5CC6-11CF-8D67-00AA00BDCE1D}" r:id="rId1" ax:persistence="persistStorage"/>
+</file>
+
+<file path=word/activeX/activeX20.xml><?xml version="1.0" encoding="utf-8"?>
+<ax:ocx xmlns:ax="http://schemas.microsoft.com/office/2006/activeX" xmlns:r="http://schemas.openxmlformats.org/officeDocument/2006/relationships" ax:classid="{5512D118-5CC6-11CF-8D67-00AA00BDCE1D}" r:id="rId1" ax:persistence="persistStorage"/>
+</file>
+
+<file path=word/activeX/activeX21.xml><?xml version="1.0" encoding="utf-8"?>
+<ax:ocx xmlns:ax="http://schemas.microsoft.com/office/2006/activeX" xmlns:r="http://schemas.openxmlformats.org/officeDocument/2006/relationships" ax:classid="{5512D118-5CC6-11CF-8D67-00AA00BDCE1D}" r:id="rId1" ax:persistence="persistStorage"/>
+</file>
+
+<file path=word/activeX/activeX22.xml><?xml version="1.0" encoding="utf-8"?>
+<ax:ocx xmlns:ax="http://schemas.microsoft.com/office/2006/activeX" xmlns:r="http://schemas.openxmlformats.org/officeDocument/2006/relationships" ax:classid="{5512D118-5CC6-11CF-8D67-00AA00BDCE1D}" r:id="rId1" ax:persistence="persistStorage"/>
+</file>
+
+<file path=word/activeX/activeX23.xml><?xml version="1.0" encoding="utf-8"?>
+<ax:ocx xmlns:ax="http://schemas.microsoft.com/office/2006/activeX" xmlns:r="http://schemas.openxmlformats.org/officeDocument/2006/relationships" ax:classid="{5512D118-5CC6-11CF-8D67-00AA00BDCE1D}" r:id="rId1" ax:persistence="persistStorage"/>
+</file>
+
+<file path=word/activeX/activeX24.xml><?xml version="1.0" encoding="utf-8"?>
+<ax:ocx xmlns:ax="http://schemas.microsoft.com/office/2006/activeX" xmlns:r="http://schemas.openxmlformats.org/officeDocument/2006/relationships" ax:classid="{5512D118-5CC6-11CF-8D67-00AA00BDCE1D}" r:id="rId1" ax:persistence="persistStorage"/>
+</file>
+
+<file path=word/activeX/activeX25.xml><?xml version="1.0" encoding="utf-8"?>
+<ax:ocx xmlns:ax="http://schemas.microsoft.com/office/2006/activeX" xmlns:r="http://schemas.openxmlformats.org/officeDocument/2006/relationships" ax:classid="{5512D118-5CC6-11CF-8D67-00AA00BDCE1D}" r:id="rId1" ax:persistence="persistStorage"/>
+</file>
+
+<file path=word/activeX/activeX26.xml><?xml version="1.0" encoding="utf-8"?>
+<ax:ocx xmlns:ax="http://schemas.microsoft.com/office/2006/activeX" xmlns:r="http://schemas.openxmlformats.org/officeDocument/2006/relationships" ax:classid="{5512D118-5CC6-11CF-8D67-00AA00BDCE1D}" r:id="rId1" ax:persistence="persistStorage"/>
+</file>
+
+<file path=word/activeX/activeX27.xml><?xml version="1.0" encoding="utf-8"?>
+<ax:ocx xmlns:ax="http://schemas.microsoft.com/office/2006/activeX" xmlns:r="http://schemas.openxmlformats.org/officeDocument/2006/relationships" ax:classid="{5512D118-5CC6-11CF-8D67-00AA00BDCE1D}" r:id="rId1" ax:persistence="persistStorage"/>
+</file>
+
+<file path=word/activeX/activeX28.xml><?xml version="1.0" encoding="utf-8"?>
+<ax:ocx xmlns:ax="http://schemas.microsoft.com/office/2006/activeX" xmlns:r="http://schemas.openxmlformats.org/officeDocument/2006/relationships" ax:classid="{5512D118-5CC6-11CF-8D67-00AA00BDCE1D}" r:id="rId1" ax:persistence="persistStorage"/>
+</file>
+
+<file path=word/activeX/activeX29.xml><?xml version="1.0" encoding="utf-8"?>
+<ax:ocx xmlns:ax="http://schemas.microsoft.com/office/2006/activeX" xmlns:r="http://schemas.openxmlformats.org/officeDocument/2006/relationships" ax:classid="{5512D118-5CC6-11CF-8D67-00AA00BDCE1D}" r:id="rId1" ax:persistence="persistStorage"/>
+</file>
+
+<file path=word/activeX/activeX3.xml><?xml version="1.0" encoding="utf-8"?>
+<ax:ocx xmlns:ax="http://schemas.microsoft.com/office/2006/activeX" xmlns:r="http://schemas.openxmlformats.org/officeDocument/2006/relationships" ax:classid="{5512D118-5CC6-11CF-8D67-00AA00BDCE1D}" r:id="rId1" ax:persistence="persistStorage"/>
+</file>
+
+<file path=word/activeX/activeX30.xml><?xml version="1.0" encoding="utf-8"?>
+<ax:ocx xmlns:ax="http://schemas.microsoft.com/office/2006/activeX" xmlns:r="http://schemas.openxmlformats.org/officeDocument/2006/relationships" ax:classid="{5512D118-5CC6-11CF-8D67-00AA00BDCE1D}" r:id="rId1" ax:persistence="persistStorage"/>
+</file>
+
+<file path=word/activeX/activeX31.xml><?xml version="1.0" encoding="utf-8"?>
+<ax:ocx xmlns:ax="http://schemas.microsoft.com/office/2006/activeX" xmlns:r="http://schemas.openxmlformats.org/officeDocument/2006/relationships" ax:classid="{5512D118-5CC6-11CF-8D67-00AA00BDCE1D}" r:id="rId1" ax:persistence="persistStorage"/>
+</file>
+
+<file path=word/activeX/activeX32.xml><?xml version="1.0" encoding="utf-8"?>
+<ax:ocx xmlns:ax="http://schemas.microsoft.com/office/2006/activeX" xmlns:r="http://schemas.openxmlformats.org/officeDocument/2006/relationships" ax:classid="{5512D118-5CC6-11CF-8D67-00AA00BDCE1D}" r:id="rId1" ax:persistence="persistStorage"/>
+</file>
+
+<file path=word/activeX/activeX33.xml><?xml version="1.0" encoding="utf-8"?>
+<ax:ocx xmlns:ax="http://schemas.microsoft.com/office/2006/activeX" xmlns:r="http://schemas.openxmlformats.org/officeDocument/2006/relationships" ax:classid="{5512D118-5CC6-11CF-8D67-00AA00BDCE1D}" r:id="rId1" ax:persistence="persistStorage"/>
+</file>
+
+<file path=word/activeX/activeX34.xml><?xml version="1.0" encoding="utf-8"?>
+<ax:ocx xmlns:ax="http://schemas.microsoft.com/office/2006/activeX" xmlns:r="http://schemas.openxmlformats.org/officeDocument/2006/relationships" ax:classid="{5512D118-5CC6-11CF-8D67-00AA00BDCE1D}" r:id="rId1" ax:persistence="persistStorage"/>
+</file>
+
+<file path=word/activeX/activeX35.xml><?xml version="1.0" encoding="utf-8"?>
+<ax:ocx xmlns:ax="http://schemas.microsoft.com/office/2006/activeX" xmlns:r="http://schemas.openxmlformats.org/officeDocument/2006/relationships" ax:classid="{5512D118-5CC6-11CF-8D67-00AA00BDCE1D}" r:id="rId1" ax:persistence="persistStorage"/>
+</file>
+
+<file path=word/activeX/activeX36.xml><?xml version="1.0" encoding="utf-8"?>
+<ax:ocx xmlns:ax="http://schemas.microsoft.com/office/2006/activeX" xmlns:r="http://schemas.openxmlformats.org/officeDocument/2006/relationships" ax:classid="{5512D118-5CC6-11CF-8D67-00AA00BDCE1D}" r:id="rId1" ax:persistence="persistStorage"/>
+</file>
+
+<file path=word/activeX/activeX37.xml><?xml version="1.0" encoding="utf-8"?>
+<ax:ocx xmlns:ax="http://schemas.microsoft.com/office/2006/activeX" xmlns:r="http://schemas.openxmlformats.org/officeDocument/2006/relationships" ax:classid="{5512D118-5CC6-11CF-8D67-00AA00BDCE1D}" r:id="rId1" ax:persistence="persistStorage"/>
+</file>
+
+<file path=word/activeX/activeX38.xml><?xml version="1.0" encoding="utf-8"?>
+<ax:ocx xmlns:ax="http://schemas.microsoft.com/office/2006/activeX" xmlns:r="http://schemas.openxmlformats.org/officeDocument/2006/relationships" ax:classid="{5512D118-5CC6-11CF-8D67-00AA00BDCE1D}" r:id="rId1" ax:persistence="persistStorage"/>
+</file>
+
+<file path=word/activeX/activeX39.xml><?xml version="1.0" encoding="utf-8"?>
+<ax:ocx xmlns:ax="http://schemas.microsoft.com/office/2006/activeX" xmlns:r="http://schemas.openxmlformats.org/officeDocument/2006/relationships" ax:classid="{5512D118-5CC6-11CF-8D67-00AA00BDCE1D}" r:id="rId1" ax:persistence="persistStorage"/>
+</file>
+
+<file path=word/activeX/activeX4.xml><?xml version="1.0" encoding="utf-8"?>
+<ax:ocx xmlns:ax="http://schemas.microsoft.com/office/2006/activeX" xmlns:r="http://schemas.openxmlformats.org/officeDocument/2006/relationships" ax:classid="{5512D118-5CC6-11CF-8D67-00AA00BDCE1D}" r:id="rId1" ax:persistence="persistStorage"/>
+</file>
+
+<file path=word/activeX/activeX40.xml><?xml version="1.0" encoding="utf-8"?>
+<ax:ocx xmlns:ax="http://schemas.microsoft.com/office/2006/activeX" xmlns:r="http://schemas.openxmlformats.org/officeDocument/2006/relationships" ax:classid="{5512D118-5CC6-11CF-8D67-00AA00BDCE1D}" r:id="rId1" ax:persistence="persistStorage"/>
+</file>
+
+<file path=word/activeX/activeX41.xml><?xml version="1.0" encoding="utf-8"?>
+<ax:ocx xmlns:ax="http://schemas.microsoft.com/office/2006/activeX" xmlns:r="http://schemas.openxmlformats.org/officeDocument/2006/relationships" ax:classid="{5512D118-5CC6-11CF-8D67-00AA00BDCE1D}" r:id="rId1" ax:persistence="persistStorage"/>
+</file>
+
+<file path=word/activeX/activeX42.xml><?xml version="1.0" encoding="utf-8"?>
+<ax:ocx xmlns:ax="http://schemas.microsoft.com/office/2006/activeX" xmlns:r="http://schemas.openxmlformats.org/officeDocument/2006/relationships" ax:classid="{5512D118-5CC6-11CF-8D67-00AA00BDCE1D}" r:id="rId1" ax:persistence="persistStorage"/>
+</file>
+
+<file path=word/activeX/activeX43.xml><?xml version="1.0" encoding="utf-8"?>
+<ax:ocx xmlns:ax="http://schemas.microsoft.com/office/2006/activeX" xmlns:r="http://schemas.openxmlformats.org/officeDocument/2006/relationships" ax:classid="{5512D118-5CC6-11CF-8D67-00AA00BDCE1D}" r:id="rId1" ax:persistence="persistStorage"/>
+</file>
+
+<file path=word/activeX/activeX44.xml><?xml version="1.0" encoding="utf-8"?>
+<ax:ocx xmlns:ax="http://schemas.microsoft.com/office/2006/activeX" xmlns:r="http://schemas.openxmlformats.org/officeDocument/2006/relationships" ax:classid="{5512D118-5CC6-11CF-8D67-00AA00BDCE1D}" r:id="rId1" ax:persistence="persistStorage"/>
+</file>
+
+<file path=word/activeX/activeX45.xml><?xml version="1.0" encoding="utf-8"?>
+<ax:ocx xmlns:ax="http://schemas.microsoft.com/office/2006/activeX" xmlns:r="http://schemas.openxmlformats.org/officeDocument/2006/relationships" ax:classid="{5512D118-5CC6-11CF-8D67-00AA00BDCE1D}" r:id="rId1" ax:persistence="persistStorage"/>
+</file>
+
+<file path=word/activeX/activeX46.xml><?xml version="1.0" encoding="utf-8"?>
+<ax:ocx xmlns:ax="http://schemas.microsoft.com/office/2006/activeX" xmlns:r="http://schemas.openxmlformats.org/officeDocument/2006/relationships" ax:classid="{5512D118-5CC6-11CF-8D67-00AA00BDCE1D}" r:id="rId1" ax:persistence="persistStorage"/>
+</file>
+
+<file path=word/activeX/activeX47.xml><?xml version="1.0" encoding="utf-8"?>
+<ax:ocx xmlns:ax="http://schemas.microsoft.com/office/2006/activeX" xmlns:r="http://schemas.openxmlformats.org/officeDocument/2006/relationships" ax:classid="{5512D118-5CC6-11CF-8D67-00AA00BDCE1D}" r:id="rId1" ax:persistence="persistStorage"/>
+</file>
+
+<file path=word/activeX/activeX48.xml><?xml version="1.0" encoding="utf-8"?>
+<ax:ocx xmlns:ax="http://schemas.microsoft.com/office/2006/activeX" xmlns:r="http://schemas.openxmlformats.org/officeDocument/2006/relationships" ax:classid="{5512D118-5CC6-11CF-8D67-00AA00BDCE1D}" r:id="rId1" ax:persistence="persistStorage"/>
+</file>
+
+<file path=word/activeX/activeX49.xml><?xml version="1.0" encoding="utf-8"?>
+<ax:ocx xmlns:ax="http://schemas.microsoft.com/office/2006/activeX" xmlns:r="http://schemas.openxmlformats.org/officeDocument/2006/relationships" ax:classid="{5512D118-5CC6-11CF-8D67-00AA00BDCE1D}" r:id="rId1" ax:persistence="persistStorage"/>
+</file>
+
+<file path=word/activeX/activeX5.xml><?xml version="1.0" encoding="utf-8"?>
+<ax:ocx xmlns:ax="http://schemas.microsoft.com/office/2006/activeX" xmlns:r="http://schemas.openxmlformats.org/officeDocument/2006/relationships" ax:classid="{5512D118-5CC6-11CF-8D67-00AA00BDCE1D}" r:id="rId1" ax:persistence="persistStorage"/>
+</file>
+
+<file path=word/activeX/activeX50.xml><?xml version="1.0" encoding="utf-8"?>
+<ax:ocx xmlns:ax="http://schemas.microsoft.com/office/2006/activeX" xmlns:r="http://schemas.openxmlformats.org/officeDocument/2006/relationships" ax:classid="{5512D118-5CC6-11CF-8D67-00AA00BDCE1D}" r:id="rId1" ax:persistence="persistStorage"/>
+</file>
+
+<file path=word/activeX/activeX51.xml><?xml version="1.0" encoding="utf-8"?>
+<ax:ocx xmlns:ax="http://schemas.microsoft.com/office/2006/activeX" xmlns:r="http://schemas.openxmlformats.org/officeDocument/2006/relationships" ax:classid="{5512D118-5CC6-11CF-8D67-00AA00BDCE1D}" r:id="rId1" ax:persistence="persistStorage"/>
+</file>
+
+<file path=word/activeX/activeX52.xml><?xml version="1.0" encoding="utf-8"?>
+<ax:ocx xmlns:ax="http://schemas.microsoft.com/office/2006/activeX" xmlns:r="http://schemas.openxmlformats.org/officeDocument/2006/relationships" ax:classid="{5512D118-5CC6-11CF-8D67-00AA00BDCE1D}" r:id="rId1" ax:persistence="persistStorage"/>
+</file>
+
+<file path=word/activeX/activeX53.xml><?xml version="1.0" encoding="utf-8"?>
+<ax:ocx xmlns:ax="http://schemas.microsoft.com/office/2006/activeX" xmlns:r="http://schemas.openxmlformats.org/officeDocument/2006/relationships" ax:classid="{5512D118-5CC6-11CF-8D67-00AA00BDCE1D}" r:id="rId1" ax:persistence="persistStorage"/>
+</file>
+
+<file path=word/activeX/activeX54.xml><?xml version="1.0" encoding="utf-8"?>
+<ax:ocx xmlns:ax="http://schemas.microsoft.com/office/2006/activeX" xmlns:r="http://schemas.openxmlformats.org/officeDocument/2006/relationships" ax:classid="{5512D118-5CC6-11CF-8D67-00AA00BDCE1D}" r:id="rId1" ax:persistence="persistStorage"/>
+</file>
+
+<file path=word/activeX/activeX55.xml><?xml version="1.0" encoding="utf-8"?>
+<ax:ocx xmlns:ax="http://schemas.microsoft.com/office/2006/activeX" xmlns:r="http://schemas.openxmlformats.org/officeDocument/2006/relationships" ax:classid="{5512D118-5CC6-11CF-8D67-00AA00BDCE1D}" r:id="rId1" ax:persistence="persistStorage"/>
+</file>
+
+<file path=word/activeX/activeX56.xml><?xml version="1.0" encoding="utf-8"?>
+<ax:ocx xmlns:ax="http://schemas.microsoft.com/office/2006/activeX" xmlns:r="http://schemas.openxmlformats.org/officeDocument/2006/relationships" ax:classid="{5512D118-5CC6-11CF-8D67-00AA00BDCE1D}" r:id="rId1" ax:persistence="persistStorage"/>
+</file>
+
+<file path=word/activeX/activeX57.xml><?xml version="1.0" encoding="utf-8"?>
+<ax:ocx xmlns:ax="http://schemas.microsoft.com/office/2006/activeX" xmlns:r="http://schemas.openxmlformats.org/officeDocument/2006/relationships" ax:classid="{5512D118-5CC6-11CF-8D67-00AA00BDCE1D}" r:id="rId1" ax:persistence="persistStorage"/>
+</file>
+
+<file path=word/activeX/activeX58.xml><?xml version="1.0" encoding="utf-8"?>
+<ax:ocx xmlns:ax="http://schemas.microsoft.com/office/2006/activeX" xmlns:r="http://schemas.openxmlformats.org/officeDocument/2006/relationships" ax:classid="{5512D118-5CC6-11CF-8D67-00AA00BDCE1D}" r:id="rId1" ax:persistence="persistStorage"/>
+</file>
+
+<file path=word/activeX/activeX59.xml><?xml version="1.0" encoding="utf-8"?>
+<ax:ocx xmlns:ax="http://schemas.microsoft.com/office/2006/activeX" xmlns:r="http://schemas.openxmlformats.org/officeDocument/2006/relationships" ax:classid="{5512D118-5CC6-11CF-8D67-00AA00BDCE1D}" r:id="rId1" ax:persistence="persistStorage"/>
+</file>
+
+<file path=word/activeX/activeX6.xml><?xml version="1.0" encoding="utf-8"?>
+<ax:ocx xmlns:ax="http://schemas.microsoft.com/office/2006/activeX" xmlns:r="http://schemas.openxmlformats.org/officeDocument/2006/relationships" ax:classid="{5512D118-5CC6-11CF-8D67-00AA00BDCE1D}" r:id="rId1" ax:persistence="persistStorage"/>
+</file>
+
+<file path=word/activeX/activeX60.xml><?xml version="1.0" encoding="utf-8"?>
+<ax:ocx xmlns:ax="http://schemas.microsoft.com/office/2006/activeX" xmlns:r="http://schemas.openxmlformats.org/officeDocument/2006/relationships" ax:classid="{5512D118-5CC6-11CF-8D67-00AA00BDCE1D}" r:id="rId1" ax:persistence="persistStorage"/>
+</file>
+
+<file path=word/activeX/activeX61.xml><?xml version="1.0" encoding="utf-8"?>
+<ax:ocx xmlns:ax="http://schemas.microsoft.com/office/2006/activeX" xmlns:r="http://schemas.openxmlformats.org/officeDocument/2006/relationships" ax:classid="{5512D118-5CC6-11CF-8D67-00AA00BDCE1D}" r:id="rId1" ax:persistence="persistStorage"/>
+</file>
+
+<file path=word/activeX/activeX62.xml><?xml version="1.0" encoding="utf-8"?>
+<ax:ocx xmlns:ax="http://schemas.microsoft.com/office/2006/activeX" xmlns:r="http://schemas.openxmlformats.org/officeDocument/2006/relationships" ax:classid="{5512D118-5CC6-11CF-8D67-00AA00BDCE1D}" r:id="rId1" ax:persistence="persistStorage"/>
+</file>
+
+<file path=word/activeX/activeX63.xml><?xml version="1.0" encoding="utf-8"?>
+<ax:ocx xmlns:ax="http://schemas.microsoft.com/office/2006/activeX" xmlns:r="http://schemas.openxmlformats.org/officeDocument/2006/relationships" ax:classid="{5512D118-5CC6-11CF-8D67-00AA00BDCE1D}" r:id="rId1" ax:persistence="persistStorage"/>
+</file>
+
+<file path=word/activeX/activeX64.xml><?xml version="1.0" encoding="utf-8"?>
+<ax:ocx xmlns:ax="http://schemas.microsoft.com/office/2006/activeX" xmlns:r="http://schemas.openxmlformats.org/officeDocument/2006/relationships" ax:classid="{5512D118-5CC6-11CF-8D67-00AA00BDCE1D}" r:id="rId1" ax:persistence="persistStorage"/>
+</file>
+
+<file path=word/activeX/activeX65.xml><?xml version="1.0" encoding="utf-8"?>
+<ax:ocx xmlns:ax="http://schemas.microsoft.com/office/2006/activeX" xmlns:r="http://schemas.openxmlformats.org/officeDocument/2006/relationships" ax:classid="{5512D118-5CC6-11CF-8D67-00AA00BDCE1D}" r:id="rId1" ax:persistence="persistStorage"/>
+</file>
+
+<file path=word/activeX/activeX66.xml><?xml version="1.0" encoding="utf-8"?>
+<ax:ocx xmlns:ax="http://schemas.microsoft.com/office/2006/activeX" xmlns:r="http://schemas.openxmlformats.org/officeDocument/2006/relationships" ax:classid="{5512D118-5CC6-11CF-8D67-00AA00BDCE1D}" r:id="rId1" ax:persistence="persistStorage"/>
+</file>
+
+<file path=word/activeX/activeX67.xml><?xml version="1.0" encoding="utf-8"?>
+<ax:ocx xmlns:ax="http://schemas.microsoft.com/office/2006/activeX" xmlns:r="http://schemas.openxmlformats.org/officeDocument/2006/relationships" ax:classid="{5512D118-5CC6-11CF-8D67-00AA00BDCE1D}" r:id="rId1" ax:persistence="persistStorage"/>
+</file>
+
+<file path=word/activeX/activeX68.xml><?xml version="1.0" encoding="utf-8"?>
+<ax:ocx xmlns:ax="http://schemas.microsoft.com/office/2006/activeX" xmlns:r="http://schemas.openxmlformats.org/officeDocument/2006/relationships" ax:classid="{5512D118-5CC6-11CF-8D67-00AA00BDCE1D}" r:id="rId1" ax:persistence="persistStorage"/>
+</file>
+
+<file path=word/activeX/activeX69.xml><?xml version="1.0" encoding="utf-8"?>
+<ax:ocx xmlns:ax="http://schemas.microsoft.com/office/2006/activeX" xmlns:r="http://schemas.openxmlformats.org/officeDocument/2006/relationships" ax:classid="{5512D118-5CC6-11CF-8D67-00AA00BDCE1D}" r:id="rId1" ax:persistence="persistStorage"/>
+</file>
+
+<file path=word/activeX/activeX7.xml><?xml version="1.0" encoding="utf-8"?>
+<ax:ocx xmlns:ax="http://schemas.microsoft.com/office/2006/activeX" xmlns:r="http://schemas.openxmlformats.org/officeDocument/2006/relationships" ax:classid="{5512D118-5CC6-11CF-8D67-00AA00BDCE1D}" r:id="rId1" ax:persistence="persistStorage"/>
+</file>
+
+<file path=word/activeX/activeX70.xml><?xml version="1.0" encoding="utf-8"?>
+<ax:ocx xmlns:ax="http://schemas.microsoft.com/office/2006/activeX" xmlns:r="http://schemas.openxmlformats.org/officeDocument/2006/relationships" ax:classid="{5512D118-5CC6-11CF-8D67-00AA00BDCE1D}" r:id="rId1" ax:persistence="persistStorage"/>
+</file>
+
+<file path=word/activeX/activeX71.xml><?xml version="1.0" encoding="utf-8"?>
+<ax:ocx xmlns:ax="http://schemas.microsoft.com/office/2006/activeX" xmlns:r="http://schemas.openxmlformats.org/officeDocument/2006/relationships" ax:classid="{5512D118-5CC6-11CF-8D67-00AA00BDCE1D}" r:id="rId1" ax:persistence="persistStorage"/>
+</file>
+
+<file path=word/activeX/activeX72.xml><?xml version="1.0" encoding="utf-8"?>
+<ax:ocx xmlns:ax="http://schemas.microsoft.com/office/2006/activeX" xmlns:r="http://schemas.openxmlformats.org/officeDocument/2006/relationships" ax:classid="{5512D118-5CC6-11CF-8D67-00AA00BDCE1D}" r:id="rId1" ax:persistence="persistStorage"/>
+</file>
+
+<file path=word/activeX/activeX73.xml><?xml version="1.0" encoding="utf-8"?>
+<ax:ocx xmlns:ax="http://schemas.microsoft.com/office/2006/activeX" xmlns:r="http://schemas.openxmlformats.org/officeDocument/2006/relationships" ax:classid="{5512D118-5CC6-11CF-8D67-00AA00BDCE1D}" r:id="rId1" ax:persistence="persistStorage"/>
+</file>
+
+<file path=word/activeX/activeX74.xml><?xml version="1.0" encoding="utf-8"?>
+<ax:ocx xmlns:ax="http://schemas.microsoft.com/office/2006/activeX" xmlns:r="http://schemas.openxmlformats.org/officeDocument/2006/relationships" ax:classid="{5512D118-5CC6-11CF-8D67-00AA00BDCE1D}" r:id="rId1" ax:persistence="persistStorage"/>
+</file>
+
+<file path=word/activeX/activeX75.xml><?xml version="1.0" encoding="utf-8"?>
+<ax:ocx xmlns:ax="http://schemas.microsoft.com/office/2006/activeX" xmlns:r="http://schemas.openxmlformats.org/officeDocument/2006/relationships" ax:classid="{5512D118-5CC6-11CF-8D67-00AA00BDCE1D}" r:id="rId1" ax:persistence="persistStorage"/>
+</file>
+
+<file path=word/activeX/activeX76.xml><?xml version="1.0" encoding="utf-8"?>
+<ax:ocx xmlns:ax="http://schemas.microsoft.com/office/2006/activeX" xmlns:r="http://schemas.openxmlformats.org/officeDocument/2006/relationships" ax:classid="{5512D118-5CC6-11CF-8D67-00AA00BDCE1D}" r:id="rId1" ax:persistence="persistStorage"/>
+</file>
+
+<file path=word/activeX/activeX77.xml><?xml version="1.0" encoding="utf-8"?>
+<ax:ocx xmlns:ax="http://schemas.microsoft.com/office/2006/activeX" xmlns:r="http://schemas.openxmlformats.org/officeDocument/2006/relationships" ax:classid="{5512D118-5CC6-11CF-8D67-00AA00BDCE1D}" r:id="rId1" ax:persistence="persistStorage"/>
+</file>
+
+<file path=word/activeX/activeX78.xml><?xml version="1.0" encoding="utf-8"?>
+<ax:ocx xmlns:ax="http://schemas.microsoft.com/office/2006/activeX" xmlns:r="http://schemas.openxmlformats.org/officeDocument/2006/relationships" ax:classid="{5512D118-5CC6-11CF-8D67-00AA00BDCE1D}" r:id="rId1" ax:persistence="persistStorage"/>
+</file>
+
+<file path=word/activeX/activeX79.xml><?xml version="1.0" encoding="utf-8"?>
+<ax:ocx xmlns:ax="http://schemas.microsoft.com/office/2006/activeX" xmlns:r="http://schemas.openxmlformats.org/officeDocument/2006/relationships" ax:classid="{5512D118-5CC6-11CF-8D67-00AA00BDCE1D}" r:id="rId1" ax:persistence="persistStorage"/>
+</file>
+
+<file path=word/activeX/activeX8.xml><?xml version="1.0" encoding="utf-8"?>
+<ax:ocx xmlns:ax="http://schemas.microsoft.com/office/2006/activeX" xmlns:r="http://schemas.openxmlformats.org/officeDocument/2006/relationships" ax:classid="{5512D118-5CC6-11CF-8D67-00AA00BDCE1D}" r:id="rId1" ax:persistence="persistStorage"/>
+</file>
+
+<file path=word/activeX/activeX80.xml><?xml version="1.0" encoding="utf-8"?>
+<ax:ocx xmlns:ax="http://schemas.microsoft.com/office/2006/activeX" xmlns:r="http://schemas.openxmlformats.org/officeDocument/2006/relationships" ax:classid="{5512D118-5CC6-11CF-8D67-00AA00BDCE1D}" r:id="rId1" ax:persistence="persistStorage"/>
+</file>
+
+<file path=word/activeX/activeX81.xml><?xml version="1.0" encoding="utf-8"?>
+<ax:ocx xmlns:ax="http://schemas.microsoft.com/office/2006/activeX" xmlns:r="http://schemas.openxmlformats.org/officeDocument/2006/relationships" ax:classid="{5512D118-5CC6-11CF-8D67-00AA00BDCE1D}" r:id="rId1" ax:persistence="persistStorage"/>
+</file>
+
+<file path=word/activeX/activeX82.xml><?xml version="1.0" encoding="utf-8"?>
+<ax:ocx xmlns:ax="http://schemas.microsoft.com/office/2006/activeX" xmlns:r="http://schemas.openxmlformats.org/officeDocument/2006/relationships" ax:classid="{5512D118-5CC6-11CF-8D67-00AA00BDCE1D}" r:id="rId1" ax:persistence="persistStorage"/>
+</file>
+
+<file path=word/activeX/activeX83.xml><?xml version="1.0" encoding="utf-8"?>
+<ax:ocx xmlns:ax="http://schemas.microsoft.com/office/2006/activeX" xmlns:r="http://schemas.openxmlformats.org/officeDocument/2006/relationships" ax:classid="{5512D118-5CC6-11CF-8D67-00AA00BDCE1D}" r:id="rId1" ax:persistence="persistStorage"/>
+</file>
+
+<file path=word/activeX/activeX84.xml><?xml version="1.0" encoding="utf-8"?>
+<ax:ocx xmlns:ax="http://schemas.microsoft.com/office/2006/activeX" xmlns:r="http://schemas.openxmlformats.org/officeDocument/2006/relationships" ax:classid="{5512D118-5CC6-11CF-8D67-00AA00BDCE1D}" r:id="rId1" ax:persistence="persistStorage"/>
+</file>
+
+<file path=word/activeX/activeX85.xml><?xml version="1.0" encoding="utf-8"?>
+<ax:ocx xmlns:ax="http://schemas.microsoft.com/office/2006/activeX" xmlns:r="http://schemas.openxmlformats.org/officeDocument/2006/relationships" ax:classid="{5512D118-5CC6-11CF-8D67-00AA00BDCE1D}" r:id="rId1" ax:persistence="persistStorage"/>
+</file>
+
+<file path=word/activeX/activeX86.xml><?xml version="1.0" encoding="utf-8"?>
+<ax:ocx xmlns:ax="http://schemas.microsoft.com/office/2006/activeX" xmlns:r="http://schemas.openxmlformats.org/officeDocument/2006/relationships" ax:classid="{5512D118-5CC6-11CF-8D67-00AA00BDCE1D}" r:id="rId1" ax:persistence="persistStorage"/>
+</file>
+
+<file path=word/activeX/activeX87.xml><?xml version="1.0" encoding="utf-8"?>
+<ax:ocx xmlns:ax="http://schemas.microsoft.com/office/2006/activeX" xmlns:r="http://schemas.openxmlformats.org/officeDocument/2006/relationships" ax:classid="{5512D118-5CC6-11CF-8D67-00AA00BDCE1D}" r:id="rId1" ax:persistence="persistStorage"/>
+</file>
+
+<file path=word/activeX/activeX88.xml><?xml version="1.0" encoding="utf-8"?>
+<ax:ocx xmlns:ax="http://schemas.microsoft.com/office/2006/activeX" xmlns:r="http://schemas.openxmlformats.org/officeDocument/2006/relationships" ax:classid="{5512D118-5CC6-11CF-8D67-00AA00BDCE1D}" r:id="rId1" ax:persistence="persistStorage"/>
+</file>
+
+<file path=word/activeX/activeX89.xml><?xml version="1.0" encoding="utf-8"?>
+<ax:ocx xmlns:ax="http://schemas.microsoft.com/office/2006/activeX" xmlns:r="http://schemas.openxmlformats.org/officeDocument/2006/relationships" ax:classid="{5512D118-5CC6-11CF-8D67-00AA00BDCE1D}" r:id="rId1" ax:persistence="persistStorage"/>
+</file>
+
+<file path=word/activeX/activeX9.xml><?xml version="1.0" encoding="utf-8"?>
+<ax:ocx xmlns:ax="http://schemas.microsoft.com/office/2006/activeX" xmlns:r="http://schemas.openxmlformats.org/officeDocument/2006/relationships" ax:classid="{5512D118-5CC6-11CF-8D67-00AA00BDCE1D}" r:id="rId1" ax:persistence="persistStorage"/>
+</file>
+
+<file path=word/activeX/activeX90.xml><?xml version="1.0" encoding="utf-8"?>
+<ax:ocx xmlns:ax="http://schemas.microsoft.com/office/2006/activeX" xmlns:r="http://schemas.openxmlformats.org/officeDocument/2006/relationships" ax:classid="{5512D118-5CC6-11CF-8D67-00AA00BDCE1D}" r:id="rId1" ax:persistence="persistStorage"/>
+</file>
+
+<file path=word/activeX/activeX91.xml><?xml version="1.0" encoding="utf-8"?>
+<ax:ocx xmlns:ax="http://schemas.microsoft.com/office/2006/activeX" xmlns:r="http://schemas.openxmlformats.org/officeDocument/2006/relationships" ax:classid="{5512D118-5CC6-11CF-8D67-00AA00BDCE1D}" r:id="rId1" ax:persistence="persistStorage"/>
+</file>
+
+<file path=word/activeX/activeX92.xml><?xml version="1.0" encoding="utf-8"?>
+<ax:ocx xmlns:ax="http://schemas.microsoft.com/office/2006/activeX" xmlns:r="http://schemas.openxmlformats.org/officeDocument/2006/relationships" ax:classid="{5512D118-5CC6-11CF-8D67-00AA00BDCE1D}" r:id="rId1" ax:persistence="persistStorage"/>
+</file>
+
+<file path=word/activeX/activeX93.xml><?xml version="1.0" encoding="utf-8"?>
+<ax:ocx xmlns:ax="http://schemas.microsoft.com/office/2006/activeX" xmlns:r="http://schemas.openxmlformats.org/officeDocument/2006/relationships" ax:classid="{5512D118-5CC6-11CF-8D67-00AA00BDCE1D}" r:id="rId1" ax:persistence="persistStorage"/>
+</file>
+
+<file path=word/activeX/activeX94.xml><?xml version="1.0" encoding="utf-8"?>
+<ax:ocx xmlns:ax="http://schemas.microsoft.com/office/2006/activeX" xmlns:r="http://schemas.openxmlformats.org/officeDocument/2006/relationships" ax:classid="{5512D118-5CC6-11CF-8D67-00AA00BDCE1D}" r:id="rId1" ax:persistence="persistStorage"/>
+</file>
+
+<file path=word/activeX/activeX95.xml><?xml version="1.0" encoding="utf-8"?>
+<ax:ocx xmlns:ax="http://schemas.microsoft.com/office/2006/activeX" xmlns:r="http://schemas.openxmlformats.org/officeDocument/2006/relationships" ax:classid="{5512D118-5CC6-11CF-8D67-00AA00BDCE1D}" r:id="rId1" ax:persistence="persistStorage"/>
+</file>
+
+<file path=word/activeX/activeX96.xml><?xml version="1.0" encoding="utf-8"?>
+<ax:ocx xmlns:ax="http://schemas.microsoft.com/office/2006/activeX" xmlns:r="http://schemas.openxmlformats.org/officeDocument/2006/relationships" ax:classid="{5512D118-5CC6-11CF-8D67-00AA00BDCE1D}" r:id="rId1" ax:persistence="persistStorage"/>
+</file>
+
+<file path=word/activeX/activeX97.xml><?xml version="1.0" encoding="utf-8"?>
+<ax:ocx xmlns:ax="http://schemas.microsoft.com/office/2006/activeX" xmlns:r="http://schemas.openxmlformats.org/officeDocument/2006/relationships" ax:classid="{5512D118-5CC6-11CF-8D67-00AA00BDCE1D}" r:id="rId1" ax:persistence="persistStorage"/>
+</file>
+
+<file path=word/activeX/activeX98.xml><?xml version="1.0" encoding="utf-8"?>
+<ax:ocx xmlns:ax="http://schemas.microsoft.com/office/2006/activeX" xmlns:r="http://schemas.openxmlformats.org/officeDocument/2006/relationships" ax:classid="{5512D118-5CC6-11CF-8D67-00AA00BDCE1D}" r:id="rId1" ax:persistence="persistStorage"/>
+</file>
+
+<file path=word/activeX/activeX99.xml><?xml version="1.0" encoding="utf-8"?>
+<ax:ocx xmlns:ax="http://schemas.microsoft.com/office/2006/activeX" xmlns:r="http://schemas.openxmlformats.org/officeDocument/2006/relationships" ax:classid="{5512D118-5CC6-11CF-8D67-00AA00BDCE1D}" r:id="rId1" ax:persistence="persistStorage"/>
+</file>
+
+<file path=word/theme/theme1.xml><?xml version="1.0" encoding="utf-8"?>
 <a:theme xmlns:a="http://schemas.openxmlformats.org/drawingml/2006/main" name="Office 主题">
   <a:themeElements>
     <a:clrScheme name="Office">
